--- a/知枢_企业知识资产管理与智能检索平台_闭环落地版_修订稿.docx
+++ b/知枢_企业知识资产管理与智能检索平台_闭环落地版_修订稿.docx
@@ -2055,7 +2055,7 @@
           <w:b w:val="0"/>
           <w:sz w:val="21"/>
         </w:rPr>
-        <w:t>建议最终 ER 图拆分为 4 张子图，而不是 3 张。这样可以把“问答引用链”和“Agent/向量链”彻底分开。</w:t>
+        <w:t>本稿将概念 ER 图压缩为 2 张，只保留真正具有独立业务意义的核心实体。像阅读时间、收藏时间、文件来源、Agent 运行状态这类更适合作为属性、外键或实现层表字段的内容，不再在概念图里单独占一个实体位置。</w:t>
       </w:r>
     </w:p>
     <w:p>
@@ -2069,7 +2069,7 @@
           <w:color w:val="1F4E79"/>
           <w:sz w:val="23"/>
         </w:rPr>
-        <w:t>4.1 ER 子图拆分建议</w:t>
+        <w:t>4.1 ER 核心子图方案</w:t>
       </w:r>
     </w:p>
     <w:tbl>
@@ -2081,10 +2081,10 @@
         <w:tblLook w:firstColumn="1" w:firstRow="1" w:lastColumn="0" w:lastRow="0" w:noHBand="0" w:noVBand="1" w:val="04A0"/>
       </w:tblPr>
       <w:tblGrid>
-        <w:gridCol w:w="2016"/>
-        <w:gridCol w:w="3168"/>
-        <w:gridCol w:w="3168"/>
-        <w:gridCol w:w="2592"/>
+        <w:gridCol w:w="2160"/>
+        <w:gridCol w:w="3312"/>
+        <w:gridCol w:w="3312"/>
+        <w:gridCol w:w="2736"/>
       </w:tblGrid>
       <w:tr>
         <w:tc>
@@ -2203,7 +2203,7 @@
       <w:tr>
         <w:tc>
           <w:tcPr>
-            <w:tcW w:type="dxa" w:w="2016"/>
+            <w:tcW w:type="dxa" w:w="2160"/>
             <w:vAlign w:val="center"/>
             <w:tcMar>
               <w:top w:w="70" w:type="dxa"/>
@@ -2224,13 +2224,13 @@
                 <w:b w:val="0"/>
                 <w:sz w:val="20"/>
               </w:rPr>
-              <w:t>ER-1 主数据域</w:t>
-            </w:r>
-          </w:p>
-        </w:tc>
-        <w:tc>
-          <w:tcPr>
-            <w:tcW w:type="dxa" w:w="3168"/>
+              <w:t>ER-1 基础知识管理域</w:t>
+            </w:r>
+          </w:p>
+        </w:tc>
+        <w:tc>
+          <w:tcPr>
+            <w:tcW w:type="dxa" w:w="3312"/>
             <w:vAlign w:val="center"/>
             <w:tcMar>
               <w:top w:w="70" w:type="dxa"/>
@@ -2251,13 +2251,13 @@
                 <w:b w:val="0"/>
                 <w:sz w:val="20"/>
               </w:rPr>
-              <w:t>roles / users / categories / documents</w:t>
-            </w:r>
-          </w:p>
-        </w:tc>
-        <w:tc>
-          <w:tcPr>
-            <w:tcW w:type="dxa" w:w="3168"/>
+              <w:t>角色 / 用户 / 分类 / 文档 / 标签 / 文档版本</w:t>
+            </w:r>
+          </w:p>
+        </w:tc>
+        <w:tc>
+          <w:tcPr>
+            <w:tcW w:type="dxa" w:w="3312"/>
             <w:vAlign w:val="center"/>
             <w:tcMar>
               <w:top w:w="70" w:type="dxa"/>
@@ -2278,13 +2278,13 @@
                 <w:b w:val="0"/>
                 <w:sz w:val="20"/>
               </w:rPr>
-              <w:t>角色-用户 1:N；用户-文档 1:N；分类-文档 1:N</w:t>
-            </w:r>
-          </w:p>
-        </w:tc>
-        <w:tc>
-          <w:tcPr>
-            <w:tcW w:type="dxa" w:w="2592"/>
+              <w:t>角色-用户 1:N；用户-文档 1:N；分类-文档 1:N；文档-标签 N:N；文档-版本 1:N</w:t>
+            </w:r>
+          </w:p>
+        </w:tc>
+        <w:tc>
+          <w:tcPr>
+            <w:tcW w:type="dxa" w:w="2736"/>
             <w:vAlign w:val="center"/>
             <w:tcMar>
               <w:top w:w="70" w:type="dxa"/>
@@ -2305,7 +2305,7 @@
                 <w:b w:val="0"/>
                 <w:sz w:val="20"/>
               </w:rPr>
-              <w:t>说明组织、权限与文档主档归属，供老师快速理解主业务</w:t>
+              <w:t>保留知识管理主干，去掉阅读记录、收藏记录等实现层行为实体</w:t>
             </w:r>
           </w:p>
         </w:tc>
@@ -2313,327 +2313,306 @@
       <w:tr>
         <w:tc>
           <w:tcPr>
-            <w:tcW w:type="dxa" w:w="2016"/>
-            <w:vAlign w:val="center"/>
-            <w:tcMar>
-              <w:top w:w="70" w:type="dxa"/>
-              <w:start w:w="90" w:type="dxa"/>
-              <w:bottom w:w="70" w:type="dxa"/>
-              <w:end w:w="90" w:type="dxa"/>
-            </w:tcMar>
-          </w:tcPr>
-          <w:p>
-            <w:pPr>
-              <w:spacing w:before="0" w:after="40" w:line="288" w:lineRule="auto"/>
-              <w:jc w:val="left"/>
-            </w:pPr>
-            <w:r>
-              <w:rPr>
-                <w:rFonts w:ascii="Microsoft YaHei" w:hAnsi="Microsoft YaHei" w:eastAsia="Microsoft YaHei"/>
-                <w:b w:val="0"/>
-                <w:sz w:val="20"/>
-              </w:rPr>
-              <w:t>ER-2 文档增强与行为域</w:t>
-            </w:r>
-          </w:p>
-        </w:tc>
-        <w:tc>
-          <w:tcPr>
-            <w:tcW w:type="dxa" w:w="3168"/>
-            <w:vAlign w:val="center"/>
-            <w:tcMar>
-              <w:top w:w="70" w:type="dxa"/>
-              <w:start w:w="90" w:type="dxa"/>
-              <w:bottom w:w="70" w:type="dxa"/>
-              <w:end w:w="90" w:type="dxa"/>
-            </w:tcMar>
-          </w:tcPr>
-          <w:p>
-            <w:pPr>
-              <w:spacing w:before="0" w:after="40" w:line="288" w:lineRule="auto"/>
-              <w:jc w:val="left"/>
-            </w:pPr>
-            <w:r>
-              <w:rPr>
-                <w:rFonts w:ascii="Microsoft YaHei" w:hAnsi="Microsoft YaHei" w:eastAsia="Microsoft YaHei"/>
-                <w:b w:val="0"/>
-                <w:sz w:val="20"/>
-              </w:rPr>
-              <w:t>tags / document_tags / document_versions / read_records / favorite_records</w:t>
-            </w:r>
-          </w:p>
-        </w:tc>
-        <w:tc>
-          <w:tcPr>
-            <w:tcW w:type="dxa" w:w="3168"/>
-            <w:vAlign w:val="center"/>
-            <w:tcMar>
-              <w:top w:w="70" w:type="dxa"/>
-              <w:start w:w="90" w:type="dxa"/>
-              <w:bottom w:w="70" w:type="dxa"/>
-              <w:end w:w="90" w:type="dxa"/>
-            </w:tcMar>
-          </w:tcPr>
-          <w:p>
-            <w:pPr>
-              <w:spacing w:before="0" w:after="40" w:line="288" w:lineRule="auto"/>
-              <w:jc w:val="left"/>
-            </w:pPr>
-            <w:r>
-              <w:rPr>
-                <w:rFonts w:ascii="Microsoft YaHei" w:hAnsi="Microsoft YaHei" w:eastAsia="Microsoft YaHei"/>
-                <w:b w:val="0"/>
-                <w:sz w:val="20"/>
-              </w:rPr>
-              <w:t>文档-标签 N:N；文档-版本 1:N；用户-阅读 1:N；用户-收藏 1:N</w:t>
-            </w:r>
-          </w:p>
-        </w:tc>
-        <w:tc>
-          <w:tcPr>
-            <w:tcW w:type="dxa" w:w="2592"/>
-            <w:vAlign w:val="center"/>
-            <w:tcMar>
-              <w:top w:w="70" w:type="dxa"/>
-              <w:start w:w="90" w:type="dxa"/>
-              <w:bottom w:w="70" w:type="dxa"/>
-              <w:end w:w="90" w:type="dxa"/>
-            </w:tcMar>
-          </w:tcPr>
-          <w:p>
-            <w:pPr>
-              <w:spacing w:before="0" w:after="40" w:line="288" w:lineRule="auto"/>
-              <w:jc w:val="left"/>
-            </w:pPr>
-            <w:r>
-              <w:rPr>
-                <w:rFonts w:ascii="Microsoft YaHei" w:hAnsi="Microsoft YaHei" w:eastAsia="Microsoft YaHei"/>
-                <w:b w:val="0"/>
-                <w:sz w:val="20"/>
-              </w:rPr>
-              <w:t>把标签、版本、阅读、收藏从主图中拆出去，减少交叉线</w:t>
-            </w:r>
-          </w:p>
-        </w:tc>
-      </w:tr>
-      <w:tr>
-        <w:tc>
-          <w:tcPr>
-            <w:tcW w:type="dxa" w:w="2016"/>
-            <w:vAlign w:val="center"/>
-            <w:tcMar>
-              <w:top w:w="70" w:type="dxa"/>
-              <w:start w:w="90" w:type="dxa"/>
-              <w:bottom w:w="70" w:type="dxa"/>
-              <w:end w:w="90" w:type="dxa"/>
-            </w:tcMar>
-            <w:shd w:fill="EDF3F9"/>
-          </w:tcPr>
-          <w:p>
-            <w:pPr>
-              <w:spacing w:before="0" w:after="40" w:line="288" w:lineRule="auto"/>
-              <w:jc w:val="left"/>
-            </w:pPr>
-            <w:r>
-              <w:rPr>
-                <w:rFonts w:ascii="Microsoft YaHei" w:hAnsi="Microsoft YaHei" w:eastAsia="Microsoft YaHei"/>
-                <w:b w:val="0"/>
-                <w:sz w:val="20"/>
-              </w:rPr>
-              <w:t>ER-3 问答与引用域</w:t>
-            </w:r>
-          </w:p>
-        </w:tc>
-        <w:tc>
-          <w:tcPr>
-            <w:tcW w:type="dxa" w:w="3168"/>
-            <w:vAlign w:val="center"/>
-            <w:tcMar>
-              <w:top w:w="70" w:type="dxa"/>
-              <w:start w:w="90" w:type="dxa"/>
-              <w:bottom w:w="70" w:type="dxa"/>
-              <w:end w:w="90" w:type="dxa"/>
-            </w:tcMar>
-            <w:shd w:fill="EDF3F9"/>
-          </w:tcPr>
-          <w:p>
-            <w:pPr>
-              <w:spacing w:before="0" w:after="40" w:line="288" w:lineRule="auto"/>
-              <w:jc w:val="left"/>
-            </w:pPr>
-            <w:r>
-              <w:rPr>
-                <w:rFonts w:ascii="Microsoft YaHei" w:hAnsi="Microsoft YaHei" w:eastAsia="Microsoft YaHei"/>
-                <w:b w:val="0"/>
-                <w:sz w:val="20"/>
-              </w:rPr>
-              <w:t>questions / answers / answer_citations / faq_items</w:t>
-            </w:r>
-          </w:p>
-        </w:tc>
-        <w:tc>
-          <w:tcPr>
-            <w:tcW w:type="dxa" w:w="3168"/>
-            <w:vAlign w:val="center"/>
-            <w:tcMar>
-              <w:top w:w="70" w:type="dxa"/>
-              <w:start w:w="90" w:type="dxa"/>
-              <w:bottom w:w="70" w:type="dxa"/>
-              <w:end w:w="90" w:type="dxa"/>
-            </w:tcMar>
-            <w:shd w:fill="EDF3F9"/>
-          </w:tcPr>
-          <w:p>
-            <w:pPr>
-              <w:spacing w:before="0" w:after="40" w:line="288" w:lineRule="auto"/>
-              <w:jc w:val="left"/>
-            </w:pPr>
-            <w:r>
-              <w:rPr>
-                <w:rFonts w:ascii="Microsoft YaHei" w:hAnsi="Microsoft YaHei" w:eastAsia="Microsoft YaHei"/>
-                <w:b w:val="0"/>
-                <w:sz w:val="20"/>
-              </w:rPr>
-              <w:t>用户-问题 1:N；问题-回答 1:N；回答-引用 1:N；文档版本/分段-引用 1:N</w:t>
-            </w:r>
-          </w:p>
-        </w:tc>
-        <w:tc>
-          <w:tcPr>
-            <w:tcW w:type="dxa" w:w="2592"/>
-            <w:vAlign w:val="center"/>
-            <w:tcMar>
-              <w:top w:w="70" w:type="dxa"/>
-              <w:start w:w="90" w:type="dxa"/>
-              <w:bottom w:w="70" w:type="dxa"/>
-              <w:end w:w="90" w:type="dxa"/>
-            </w:tcMar>
-            <w:shd w:fill="EDF3F9"/>
-          </w:tcPr>
-          <w:p>
-            <w:pPr>
-              <w:spacing w:before="0" w:after="40" w:line="288" w:lineRule="auto"/>
-              <w:jc w:val="left"/>
-            </w:pPr>
-            <w:r>
-              <w:rPr>
-                <w:rFonts w:ascii="Microsoft YaHei" w:hAnsi="Microsoft YaHei" w:eastAsia="Microsoft YaHei"/>
-                <w:b w:val="0"/>
-                <w:sz w:val="20"/>
-              </w:rPr>
-              <w:t>完整表达一个回答可引用多个证据片段</w:t>
-            </w:r>
-          </w:p>
-        </w:tc>
-      </w:tr>
-      <w:tr>
-        <w:tc>
-          <w:tcPr>
-            <w:tcW w:type="dxa" w:w="2016"/>
-            <w:vAlign w:val="center"/>
-            <w:tcMar>
-              <w:top w:w="70" w:type="dxa"/>
-              <w:start w:w="90" w:type="dxa"/>
-              <w:bottom w:w="70" w:type="dxa"/>
-              <w:end w:w="90" w:type="dxa"/>
-            </w:tcMar>
-          </w:tcPr>
-          <w:p>
-            <w:pPr>
-              <w:spacing w:before="0" w:after="40" w:line="288" w:lineRule="auto"/>
-              <w:jc w:val="left"/>
-            </w:pPr>
-            <w:r>
-              <w:rPr>
-                <w:rFonts w:ascii="Microsoft YaHei" w:hAnsi="Microsoft YaHei" w:eastAsia="Microsoft YaHei"/>
-                <w:b w:val="0"/>
-                <w:sz w:val="20"/>
-              </w:rPr>
-              <w:t>ER-4 Agent 与向量域</w:t>
-            </w:r>
-          </w:p>
-        </w:tc>
-        <w:tc>
-          <w:tcPr>
-            <w:tcW w:type="dxa" w:w="3168"/>
-            <w:vAlign w:val="center"/>
-            <w:tcMar>
-              <w:top w:w="70" w:type="dxa"/>
-              <w:start w:w="90" w:type="dxa"/>
-              <w:bottom w:w="70" w:type="dxa"/>
-              <w:end w:w="90" w:type="dxa"/>
-            </w:tcMar>
-          </w:tcPr>
-          <w:p>
-            <w:pPr>
-              <w:spacing w:before="0" w:after="40" w:line="288" w:lineRule="auto"/>
-              <w:jc w:val="left"/>
-            </w:pPr>
-            <w:r>
-              <w:rPr>
-                <w:rFonts w:ascii="Microsoft YaHei" w:hAnsi="Microsoft YaHei" w:eastAsia="Microsoft YaHei"/>
-                <w:b w:val="0"/>
-                <w:sz w:val="20"/>
-              </w:rPr>
-              <w:t>agent_runs / document_segments / document_files</w:t>
-            </w:r>
-          </w:p>
-        </w:tc>
-        <w:tc>
-          <w:tcPr>
-            <w:tcW w:type="dxa" w:w="3168"/>
-            <w:vAlign w:val="center"/>
-            <w:tcMar>
-              <w:top w:w="70" w:type="dxa"/>
-              <w:start w:w="90" w:type="dxa"/>
-              <w:bottom w:w="70" w:type="dxa"/>
-              <w:end w:w="90" w:type="dxa"/>
-            </w:tcMar>
-          </w:tcPr>
-          <w:p>
-            <w:pPr>
-              <w:spacing w:before="0" w:after="40" w:line="288" w:lineRule="auto"/>
-              <w:jc w:val="left"/>
-            </w:pPr>
-            <w:r>
-              <w:rPr>
-                <w:rFonts w:ascii="Microsoft YaHei" w:hAnsi="Microsoft YaHei" w:eastAsia="Microsoft YaHei"/>
-                <w:b w:val="0"/>
-                <w:sz w:val="20"/>
-              </w:rPr>
-              <w:t>版本-分段 1:N；问题/文档/版本-运行 1:N；文件-文档版本 1:N</w:t>
-            </w:r>
-          </w:p>
-        </w:tc>
-        <w:tc>
-          <w:tcPr>
-            <w:tcW w:type="dxa" w:w="2592"/>
-            <w:vAlign w:val="center"/>
-            <w:tcMar>
-              <w:top w:w="70" w:type="dxa"/>
-              <w:start w:w="90" w:type="dxa"/>
-              <w:bottom w:w="70" w:type="dxa"/>
-              <w:end w:w="90" w:type="dxa"/>
-            </w:tcMar>
-          </w:tcPr>
-          <w:p>
-            <w:pPr>
-              <w:spacing w:before="0" w:after="40" w:line="288" w:lineRule="auto"/>
-              <w:jc w:val="left"/>
-            </w:pPr>
-            <w:r>
-              <w:rPr>
-                <w:rFonts w:ascii="Microsoft YaHei" w:hAnsi="Microsoft YaHei" w:eastAsia="Microsoft YaHei"/>
-                <w:b w:val="0"/>
-                <w:sz w:val="20"/>
-              </w:rPr>
-              <w:t>把上传文件、分段和 Agent 审计放到单独图中，便于解释实现闭环</w:t>
+            <w:tcW w:type="dxa" w:w="2160"/>
+            <w:vAlign w:val="center"/>
+            <w:tcMar>
+              <w:top w:w="70" w:type="dxa"/>
+              <w:start w:w="90" w:type="dxa"/>
+              <w:bottom w:w="70" w:type="dxa"/>
+              <w:end w:w="90" w:type="dxa"/>
+            </w:tcMar>
+          </w:tcPr>
+          <w:p>
+            <w:pPr>
+              <w:spacing w:before="0" w:after="40" w:line="288" w:lineRule="auto"/>
+              <w:jc w:val="left"/>
+            </w:pPr>
+            <w:r>
+              <w:rPr>
+                <w:rFonts w:ascii="Microsoft YaHei" w:hAnsi="Microsoft YaHei" w:eastAsia="Microsoft YaHei"/>
+                <w:b w:val="0"/>
+                <w:sz w:val="20"/>
+              </w:rPr>
+              <w:t>ER-2 问答与版本追溯域</w:t>
+            </w:r>
+          </w:p>
+        </w:tc>
+        <w:tc>
+          <w:tcPr>
+            <w:tcW w:type="dxa" w:w="3312"/>
+            <w:vAlign w:val="center"/>
+            <w:tcMar>
+              <w:top w:w="70" w:type="dxa"/>
+              <w:start w:w="90" w:type="dxa"/>
+              <w:bottom w:w="70" w:type="dxa"/>
+              <w:end w:w="90" w:type="dxa"/>
+            </w:tcMar>
+          </w:tcPr>
+          <w:p>
+            <w:pPr>
+              <w:spacing w:before="0" w:after="40" w:line="288" w:lineRule="auto"/>
+              <w:jc w:val="left"/>
+            </w:pPr>
+            <w:r>
+              <w:rPr>
+                <w:rFonts w:ascii="Microsoft YaHei" w:hAnsi="Microsoft YaHei" w:eastAsia="Microsoft YaHei"/>
+                <w:b w:val="0"/>
+                <w:sz w:val="20"/>
+              </w:rPr>
+              <w:t>用户 / 问题 / 回答 / 引用证据 / 文档 / 文档版本</w:t>
+            </w:r>
+          </w:p>
+        </w:tc>
+        <w:tc>
+          <w:tcPr>
+            <w:tcW w:type="dxa" w:w="3312"/>
+            <w:vAlign w:val="center"/>
+            <w:tcMar>
+              <w:top w:w="70" w:type="dxa"/>
+              <w:start w:w="90" w:type="dxa"/>
+              <w:bottom w:w="70" w:type="dxa"/>
+              <w:end w:w="90" w:type="dxa"/>
+            </w:tcMar>
+          </w:tcPr>
+          <w:p>
+            <w:pPr>
+              <w:spacing w:before="0" w:after="40" w:line="288" w:lineRule="auto"/>
+              <w:jc w:val="left"/>
+            </w:pPr>
+            <w:r>
+              <w:rPr>
+                <w:rFonts w:ascii="Microsoft YaHei" w:hAnsi="Microsoft YaHei" w:eastAsia="Microsoft YaHei"/>
+                <w:b w:val="0"/>
+                <w:sz w:val="20"/>
+              </w:rPr>
+              <w:t>用户-问题 1:N；问题-回答 1:N；回答-引用证据 1:N；文档-版本 1:N；引用证据-文档版本 N:1</w:t>
+            </w:r>
+          </w:p>
+        </w:tc>
+        <w:tc>
+          <w:tcPr>
+            <w:tcW w:type="dxa" w:w="2736"/>
+            <w:vAlign w:val="center"/>
+            <w:tcMar>
+              <w:top w:w="70" w:type="dxa"/>
+              <w:start w:w="90" w:type="dxa"/>
+              <w:bottom w:w="70" w:type="dxa"/>
+              <w:end w:w="90" w:type="dxa"/>
+            </w:tcMar>
+          </w:tcPr>
+          <w:p>
+            <w:pPr>
+              <w:spacing w:before="0" w:after="40" w:line="288" w:lineRule="auto"/>
+              <w:jc w:val="left"/>
+            </w:pPr>
+            <w:r>
+              <w:rPr>
+                <w:rFonts w:ascii="Microsoft YaHei" w:hAnsi="Microsoft YaHei" w:eastAsia="Microsoft YaHei"/>
+                <w:b w:val="0"/>
+                <w:sz w:val="20"/>
+              </w:rPr>
+              <w:t>保留问答解释链，去掉片段、文件、Agent 运行等实现层细节实体</w:t>
             </w:r>
           </w:p>
         </w:tc>
       </w:tr>
     </w:tbl>
     <w:p/>
+    <w:tbl>
+      <w:tblPr>
+        <w:tblStyle w:val="TableGrid"/>
+        <w:tblW w:type="auto" w:w="0"/>
+        <w:jc w:val="center"/>
+        <w:tblLook w:firstColumn="1" w:firstRow="1" w:lastColumn="0" w:lastRow="0" w:noHBand="0" w:noVBand="1" w:val="04A0"/>
+      </w:tblPr>
+      <w:tblGrid>
+        <w:gridCol w:w="9638"/>
+      </w:tblGrid>
+      <w:tr>
+        <w:tc>
+          <w:tcPr>
+            <w:tcW w:type="dxa" w:w="9638"/>
+            <w:shd w:fill="DCE6F1"/>
+            <w:tcMar>
+              <w:top w:w="120" w:type="dxa"/>
+              <w:start w:w="120" w:type="dxa"/>
+              <w:bottom w:w="120" w:type="dxa"/>
+              <w:end w:w="120" w:type="dxa"/>
+            </w:tcMar>
+          </w:tcPr>
+          <w:p>
+            <w:pPr>
+              <w:spacing w:before="0" w:after="80" w:line="264" w:lineRule="auto"/>
+            </w:pPr>
+            <w:r/>
+            <w:r>
+              <w:rPr>
+                <w:rFonts w:ascii="Microsoft YaHei" w:hAnsi="Microsoft YaHei" w:eastAsia="Microsoft YaHei"/>
+                <w:b/>
+                <w:color w:val="1F4E79"/>
+                <w:sz w:val="22"/>
+              </w:rPr>
+              <w:t>绘图原则</w:t>
+            </w:r>
+          </w:p>
+          <w:p>
+            <w:pPr>
+              <w:spacing w:before="0" w:after="0" w:line="300" w:lineRule="auto"/>
+            </w:pPr>
+            <w:r>
+              <w:rPr>
+                <w:rFonts w:ascii="Microsoft YaHei" w:hAnsi="Microsoft YaHei" w:eastAsia="Microsoft YaHei"/>
+                <w:b w:val="0"/>
+                <w:color w:val="202020"/>
+                <w:sz w:val="21"/>
+              </w:rPr>
+              <w:t>概念 ER 图只回答“系统里有哪些核心对象、它们之间是什么关系”。实现层的日志、对象存储、向量分段等内容可以在关系模式或实现设计里体现，但不再占用概念实体位置。</w:t>
+            </w:r>
+          </w:p>
+        </w:tc>
+      </w:tr>
+    </w:tbl>
+    <w:p/>
+    <w:p>
+      <w:pPr>
+        <w:spacing w:before="80" w:after="80" w:line="240" w:lineRule="auto"/>
+        <w:jc w:val="center"/>
+      </w:pPr>
+      <w:r>
+        <w:drawing>
+          <wp:inline xmlns:a="http://schemas.openxmlformats.org/drawingml/2006/main" xmlns:pic="http://schemas.openxmlformats.org/drawingml/2006/picture">
+            <wp:extent cx="5940000" cy="3512903"/>
+            <wp:docPr id="1" name="Picture 1"/>
+            <wp:cNvGraphicFramePr>
+              <a:graphicFrameLocks noChangeAspect="1"/>
+            </wp:cNvGraphicFramePr>
+            <a:graphic>
+              <a:graphicData uri="http://schemas.openxmlformats.org/drawingml/2006/picture">
+                <pic:pic>
+                  <pic:nvPicPr>
+                    <pic:cNvPr id="0" name="er-1-core-knowledge.png"/>
+                    <pic:cNvPicPr/>
+                  </pic:nvPicPr>
+                  <pic:blipFill>
+                    <a:blip r:embed="rId10"/>
+                    <a:stretch>
+                      <a:fillRect/>
+                    </a:stretch>
+                  </pic:blipFill>
+                  <pic:spPr>
+                    <a:xfrm>
+                      <a:off x="0" y="0"/>
+                      <a:ext cx="5940000" cy="3512903"/>
+                    </a:xfrm>
+                    <a:prstGeom prst="rect"/>
+                  </pic:spPr>
+                </pic:pic>
+              </a:graphicData>
+            </a:graphic>
+          </wp:inline>
+        </w:drawing>
+      </w:r>
+    </w:p>
+    <w:p>
+      <w:pPr>
+        <w:spacing w:before="0" w:after="40" w:line="264" w:lineRule="auto"/>
+        <w:jc w:val="center"/>
+      </w:pPr>
+      <w:r>
+        <w:rPr>
+          <w:rFonts w:ascii="Microsoft YaHei" w:hAnsi="Microsoft YaHei" w:eastAsia="Microsoft YaHei"/>
+          <w:b/>
+          <w:color w:val="1F4E79"/>
+          <w:sz w:val="20"/>
+        </w:rPr>
+        <w:t>图 4-1  基础知识管理域 ER 图</w:t>
+      </w:r>
+    </w:p>
+    <w:p>
+      <w:pPr>
+        <w:spacing w:before="0" w:after="160" w:line="300" w:lineRule="auto"/>
+        <w:jc w:val="left"/>
+      </w:pPr>
+      <w:r>
+        <w:rPr>
+          <w:rFonts w:ascii="Microsoft YaHei" w:hAnsi="Microsoft YaHei" w:eastAsia="Microsoft YaHei"/>
+          <w:b w:val="0"/>
+          <w:color w:val="606060"/>
+          <w:sz w:val="19"/>
+        </w:rPr>
+        <w:t>讲解顺序建议从角色、用户、分类、文档讲起，再补标签和文档版本，先把知识库主干讲清楚。</w:t>
+      </w:r>
+    </w:p>
+    <w:p>
+      <w:pPr>
+        <w:spacing w:before="80" w:after="80" w:line="240" w:lineRule="auto"/>
+        <w:jc w:val="center"/>
+      </w:pPr>
+      <w:r>
+        <w:drawing>
+          <wp:inline xmlns:a="http://schemas.openxmlformats.org/drawingml/2006/main" xmlns:pic="http://schemas.openxmlformats.org/drawingml/2006/picture">
+            <wp:extent cx="5940000" cy="3512903"/>
+            <wp:docPr id="2" name="Picture 2"/>
+            <wp:cNvGraphicFramePr>
+              <a:graphicFrameLocks noChangeAspect="1"/>
+            </wp:cNvGraphicFramePr>
+            <a:graphic>
+              <a:graphicData uri="http://schemas.openxmlformats.org/drawingml/2006/picture">
+                <pic:pic>
+                  <pic:nvPicPr>
+                    <pic:cNvPr id="0" name="er-2-qa-traceability.png"/>
+                    <pic:cNvPicPr/>
+                  </pic:nvPicPr>
+                  <pic:blipFill>
+                    <a:blip r:embed="rId11"/>
+                    <a:stretch>
+                      <a:fillRect/>
+                    </a:stretch>
+                  </pic:blipFill>
+                  <pic:spPr>
+                    <a:xfrm>
+                      <a:off x="0" y="0"/>
+                      <a:ext cx="5940000" cy="3512903"/>
+                    </a:xfrm>
+                    <a:prstGeom prst="rect"/>
+                  </pic:spPr>
+                </pic:pic>
+              </a:graphicData>
+            </a:graphic>
+          </wp:inline>
+        </w:drawing>
+      </w:r>
+    </w:p>
+    <w:p>
+      <w:pPr>
+        <w:spacing w:before="0" w:after="40" w:line="264" w:lineRule="auto"/>
+        <w:jc w:val="center"/>
+      </w:pPr>
+      <w:r>
+        <w:rPr>
+          <w:rFonts w:ascii="Microsoft YaHei" w:hAnsi="Microsoft YaHei" w:eastAsia="Microsoft YaHei"/>
+          <w:b/>
+          <w:color w:val="1F4E79"/>
+          <w:sz w:val="20"/>
+        </w:rPr>
+        <w:t>图 4-2  问答与版本追溯域 ER 图</w:t>
+      </w:r>
+    </w:p>
+    <w:p>
+      <w:pPr>
+        <w:spacing w:before="0" w:after="160" w:line="300" w:lineRule="auto"/>
+        <w:jc w:val="left"/>
+      </w:pPr>
+      <w:r>
+        <w:rPr>
+          <w:rFonts w:ascii="Microsoft YaHei" w:hAnsi="Microsoft YaHei" w:eastAsia="Microsoft YaHei"/>
+          <w:b w:val="0"/>
+          <w:color w:val="606060"/>
+          <w:sz w:val="19"/>
+        </w:rPr>
+        <w:t>该图强调回答不是直接挂在文档上，而是通过引用证据回溯到具体文档版本，从而体现答案可解释性。</w:t>
+      </w:r>
+    </w:p>
     <w:p>
       <w:pPr>
         <w:spacing w:before="120" w:after="120" w:line="324" w:lineRule="auto"/>
@@ -2827,7 +2806,7 @@
                 <w:b w:val="0"/>
                 <w:sz w:val="20"/>
               </w:rPr>
-              <w:t>roles - users</w:t>
+              <w:t>角色 - 用户</w:t>
             </w:r>
           </w:p>
         </w:tc>
@@ -2881,7 +2860,7 @@
                 <w:b w:val="0"/>
                 <w:sz w:val="20"/>
               </w:rPr>
-              <w:t>users.role_id -&gt; roles.role_id</w:t>
+              <w:t>用户.角色编号 -&gt; 角色.角色编号</w:t>
             </w:r>
           </w:p>
         </w:tc>
@@ -2935,7 +2914,7 @@
                 <w:b w:val="0"/>
                 <w:sz w:val="20"/>
               </w:rPr>
-              <w:t>users - documents</w:t>
+              <w:t>用户 - 文档</w:t>
             </w:r>
           </w:p>
         </w:tc>
@@ -2987,7 +2966,7 @@
                 <w:b w:val="0"/>
                 <w:sz w:val="20"/>
               </w:rPr>
-              <w:t>documents.creator_id -&gt; users.user_id</w:t>
+              <w:t>文档.创建者编号 -&gt; 用户.用户编号</w:t>
             </w:r>
           </w:p>
         </w:tc>
@@ -3043,7 +3022,7 @@
                 <w:b w:val="0"/>
                 <w:sz w:val="20"/>
               </w:rPr>
-              <w:t>categories - documents</w:t>
+              <w:t>分类 - 文档</w:t>
             </w:r>
           </w:p>
         </w:tc>
@@ -3097,7 +3076,7 @@
                 <w:b w:val="0"/>
                 <w:sz w:val="20"/>
               </w:rPr>
-              <w:t>documents.category_id -&gt; categories.category_id</w:t>
+              <w:t>文档.分类编号 -&gt; 分类.分类编号</w:t>
             </w:r>
           </w:p>
         </w:tc>
@@ -3151,7 +3130,7 @@
                 <w:b w:val="0"/>
                 <w:sz w:val="20"/>
               </w:rPr>
-              <w:t>documents - tags</w:t>
+              <w:t>文档 - 标签</w:t>
             </w:r>
           </w:p>
         </w:tc>
@@ -3203,7 +3182,7 @@
                 <w:b w:val="0"/>
                 <w:sz w:val="20"/>
               </w:rPr>
-              <w:t>document_tags(document_id, tag_id) 唯一</w:t>
+              <w:t>通过 文档标签(文档编号, 标签编号) 转换</w:t>
             </w:r>
           </w:p>
         </w:tc>
@@ -3232,7 +3211,7 @@
                 <w:b w:val="0"/>
                 <w:sz w:val="20"/>
               </w:rPr>
-              <w:t>派生</w:t>
+              <w:t>形成版本</w:t>
             </w:r>
           </w:p>
         </w:tc>
@@ -3259,7 +3238,7 @@
                 <w:b w:val="0"/>
                 <w:sz w:val="20"/>
               </w:rPr>
-              <w:t>documents - document_versions</w:t>
+              <w:t>文档 - 文档版本</w:t>
             </w:r>
           </w:p>
         </w:tc>
@@ -3313,7 +3292,7 @@
                 <w:b w:val="0"/>
                 <w:sz w:val="20"/>
               </w:rPr>
-              <w:t>document_versions.document_id -&gt; documents.document_id</w:t>
+              <w:t>文档版本.文档编号 -&gt; 文档.文档编号</w:t>
             </w:r>
           </w:p>
         </w:tc>
@@ -3341,7 +3320,7 @@
                 <w:b w:val="0"/>
                 <w:sz w:val="20"/>
               </w:rPr>
-              <w:t>形成阅读</w:t>
+              <w:t>提出</w:t>
             </w:r>
           </w:p>
         </w:tc>
@@ -3367,7 +3346,7 @@
                 <w:b w:val="0"/>
                 <w:sz w:val="20"/>
               </w:rPr>
-              <w:t>users - read_records</w:t>
+              <w:t>用户 - 问题</w:t>
             </w:r>
           </w:p>
         </w:tc>
@@ -3419,7 +3398,7 @@
                 <w:b w:val="0"/>
                 <w:sz w:val="20"/>
               </w:rPr>
-              <w:t>read_records.user_id -&gt; users.user_id</w:t>
+              <w:t>问题.用户编号 -&gt; 用户.用户编号</w:t>
             </w:r>
           </w:p>
         </w:tc>
@@ -3448,7 +3427,7 @@
                 <w:b w:val="0"/>
                 <w:sz w:val="20"/>
               </w:rPr>
-              <w:t>形成收藏</w:t>
+              <w:t>生成回答</w:t>
             </w:r>
           </w:p>
         </w:tc>
@@ -3475,7 +3454,7 @@
                 <w:b w:val="0"/>
                 <w:sz w:val="20"/>
               </w:rPr>
-              <w:t>users - favorite_records</w:t>
+              <w:t>问题 - 回答</w:t>
             </w:r>
           </w:p>
         </w:tc>
@@ -3529,7 +3508,7 @@
                 <w:b w:val="0"/>
                 <w:sz w:val="20"/>
               </w:rPr>
-              <w:t>favorite_records.user_id -&gt; users.user_id</w:t>
+              <w:t>回答.问题编号 -&gt; 问题.问题编号</w:t>
             </w:r>
           </w:p>
         </w:tc>
@@ -3557,7 +3536,7 @@
                 <w:b w:val="0"/>
                 <w:sz w:val="20"/>
               </w:rPr>
-              <w:t>提出</w:t>
+              <w:t>引用证据</w:t>
             </w:r>
           </w:p>
         </w:tc>
@@ -3583,7 +3562,7 @@
                 <w:b w:val="0"/>
                 <w:sz w:val="20"/>
               </w:rPr>
-              <w:t>users - questions</w:t>
+              <w:t>回答 - 引用证据</w:t>
             </w:r>
           </w:p>
         </w:tc>
@@ -3635,7 +3614,7 @@
                 <w:b w:val="0"/>
                 <w:sz w:val="20"/>
               </w:rPr>
-              <w:t>questions.user_id -&gt; users.user_id</w:t>
+              <w:t>引用证据.回答编号 -&gt; 回答.回答编号</w:t>
             </w:r>
           </w:p>
         </w:tc>
@@ -3664,7 +3643,7 @@
                 <w:b w:val="0"/>
                 <w:sz w:val="20"/>
               </w:rPr>
-              <w:t>生成答案</w:t>
+              <w:t>定位版本</w:t>
             </w:r>
           </w:p>
         </w:tc>
@@ -3691,7 +3670,7 @@
                 <w:b w:val="0"/>
                 <w:sz w:val="20"/>
               </w:rPr>
-              <w:t>questions - answers</w:t>
+              <w:t>引用证据 - 文档版本</w:t>
             </w:r>
           </w:p>
         </w:tc>
@@ -3718,7 +3697,7 @@
                 <w:b w:val="0"/>
                 <w:sz w:val="20"/>
               </w:rPr>
-              <w:t>1:N</w:t>
+              <w:t>N:1</w:t>
             </w:r>
           </w:p>
         </w:tc>
@@ -3745,439 +3724,7 @@
                 <w:b w:val="0"/>
                 <w:sz w:val="20"/>
               </w:rPr>
-              <w:t>answers.question_id -&gt; questions.question_id</w:t>
-            </w:r>
-          </w:p>
-        </w:tc>
-      </w:tr>
-      <w:tr>
-        <w:tc>
-          <w:tcPr>
-            <w:tcW w:type="dxa" w:w="1584"/>
-            <w:vAlign w:val="center"/>
-            <w:tcMar>
-              <w:top w:w="70" w:type="dxa"/>
-              <w:start w:w="90" w:type="dxa"/>
-              <w:bottom w:w="70" w:type="dxa"/>
-              <w:end w:w="90" w:type="dxa"/>
-            </w:tcMar>
-          </w:tcPr>
-          <w:p>
-            <w:pPr>
-              <w:spacing w:before="0" w:after="40" w:line="288" w:lineRule="auto"/>
-              <w:jc w:val="left"/>
-            </w:pPr>
-            <w:r>
-              <w:rPr>
-                <w:rFonts w:ascii="Microsoft YaHei" w:hAnsi="Microsoft YaHei" w:eastAsia="Microsoft YaHei"/>
-                <w:b w:val="0"/>
-                <w:sz w:val="20"/>
-              </w:rPr>
-              <w:t>引用证据</w:t>
-            </w:r>
-          </w:p>
-        </w:tc>
-        <w:tc>
-          <w:tcPr>
-            <w:tcW w:type="dxa" w:w="2592"/>
-            <w:vAlign w:val="center"/>
-            <w:tcMar>
-              <w:top w:w="70" w:type="dxa"/>
-              <w:start w:w="90" w:type="dxa"/>
-              <w:bottom w:w="70" w:type="dxa"/>
-              <w:end w:w="90" w:type="dxa"/>
-            </w:tcMar>
-          </w:tcPr>
-          <w:p>
-            <w:pPr>
-              <w:spacing w:before="0" w:after="40" w:line="288" w:lineRule="auto"/>
-              <w:jc w:val="left"/>
-            </w:pPr>
-            <w:r>
-              <w:rPr>
-                <w:rFonts w:ascii="Microsoft YaHei" w:hAnsi="Microsoft YaHei" w:eastAsia="Microsoft YaHei"/>
-                <w:b w:val="0"/>
-                <w:sz w:val="20"/>
-              </w:rPr>
-              <w:t>answers - answer_citations</w:t>
-            </w:r>
-          </w:p>
-        </w:tc>
-        <w:tc>
-          <w:tcPr>
-            <w:tcW w:type="dxa" w:w="1152"/>
-            <w:vAlign w:val="center"/>
-            <w:tcMar>
-              <w:top w:w="70" w:type="dxa"/>
-              <w:start w:w="90" w:type="dxa"/>
-              <w:bottom w:w="70" w:type="dxa"/>
-              <w:end w:w="90" w:type="dxa"/>
-            </w:tcMar>
-          </w:tcPr>
-          <w:p>
-            <w:pPr>
-              <w:spacing w:before="0" w:after="40" w:line="288" w:lineRule="auto"/>
-              <w:jc w:val="left"/>
-            </w:pPr>
-            <w:r>
-              <w:rPr>
-                <w:rFonts w:ascii="Microsoft YaHei" w:hAnsi="Microsoft YaHei" w:eastAsia="Microsoft YaHei"/>
-                <w:b w:val="0"/>
-                <w:sz w:val="20"/>
-              </w:rPr>
-              <w:t>1:N</w:t>
-            </w:r>
-          </w:p>
-        </w:tc>
-        <w:tc>
-          <w:tcPr>
-            <w:tcW w:type="dxa" w:w="4320"/>
-            <w:vAlign w:val="center"/>
-            <w:tcMar>
-              <w:top w:w="70" w:type="dxa"/>
-              <w:start w:w="90" w:type="dxa"/>
-              <w:bottom w:w="70" w:type="dxa"/>
-              <w:end w:w="90" w:type="dxa"/>
-            </w:tcMar>
-          </w:tcPr>
-          <w:p>
-            <w:pPr>
-              <w:spacing w:before="0" w:after="40" w:line="288" w:lineRule="auto"/>
-              <w:jc w:val="left"/>
-            </w:pPr>
-            <w:r>
-              <w:rPr>
-                <w:rFonts w:ascii="Microsoft YaHei" w:hAnsi="Microsoft YaHei" w:eastAsia="Microsoft YaHei"/>
-                <w:b w:val="0"/>
-                <w:sz w:val="20"/>
-              </w:rPr>
-              <w:t>answer_citations.answer_id -&gt; answers.answer_id</w:t>
-            </w:r>
-          </w:p>
-        </w:tc>
-      </w:tr>
-      <w:tr>
-        <w:tc>
-          <w:tcPr>
-            <w:tcW w:type="dxa" w:w="1584"/>
-            <w:vAlign w:val="center"/>
-            <w:tcMar>
-              <w:top w:w="70" w:type="dxa"/>
-              <w:start w:w="90" w:type="dxa"/>
-              <w:bottom w:w="70" w:type="dxa"/>
-              <w:end w:w="90" w:type="dxa"/>
-            </w:tcMar>
-            <w:shd w:fill="EDF3F9"/>
-          </w:tcPr>
-          <w:p>
-            <w:pPr>
-              <w:spacing w:before="0" w:after="40" w:line="288" w:lineRule="auto"/>
-              <w:jc w:val="left"/>
-            </w:pPr>
-            <w:r>
-              <w:rPr>
-                <w:rFonts w:ascii="Microsoft YaHei" w:hAnsi="Microsoft YaHei" w:eastAsia="Microsoft YaHei"/>
-                <w:b w:val="0"/>
-                <w:sz w:val="20"/>
-              </w:rPr>
-              <w:t>来源 FAQ</w:t>
-            </w:r>
-          </w:p>
-        </w:tc>
-        <w:tc>
-          <w:tcPr>
-            <w:tcW w:type="dxa" w:w="2592"/>
-            <w:vAlign w:val="center"/>
-            <w:tcMar>
-              <w:top w:w="70" w:type="dxa"/>
-              <w:start w:w="90" w:type="dxa"/>
-              <w:bottom w:w="70" w:type="dxa"/>
-              <w:end w:w="90" w:type="dxa"/>
-            </w:tcMar>
-            <w:shd w:fill="EDF3F9"/>
-          </w:tcPr>
-          <w:p>
-            <w:pPr>
-              <w:spacing w:before="0" w:after="40" w:line="288" w:lineRule="auto"/>
-              <w:jc w:val="left"/>
-            </w:pPr>
-            <w:r>
-              <w:rPr>
-                <w:rFonts w:ascii="Microsoft YaHei" w:hAnsi="Microsoft YaHei" w:eastAsia="Microsoft YaHei"/>
-                <w:b w:val="0"/>
-                <w:sz w:val="20"/>
-              </w:rPr>
-              <w:t>documents - faq_items</w:t>
-            </w:r>
-          </w:p>
-        </w:tc>
-        <w:tc>
-          <w:tcPr>
-            <w:tcW w:type="dxa" w:w="1152"/>
-            <w:vAlign w:val="center"/>
-            <w:tcMar>
-              <w:top w:w="70" w:type="dxa"/>
-              <w:start w:w="90" w:type="dxa"/>
-              <w:bottom w:w="70" w:type="dxa"/>
-              <w:end w:w="90" w:type="dxa"/>
-            </w:tcMar>
-            <w:shd w:fill="EDF3F9"/>
-          </w:tcPr>
-          <w:p>
-            <w:pPr>
-              <w:spacing w:before="0" w:after="40" w:line="288" w:lineRule="auto"/>
-              <w:jc w:val="left"/>
-            </w:pPr>
-            <w:r>
-              <w:rPr>
-                <w:rFonts w:ascii="Microsoft YaHei" w:hAnsi="Microsoft YaHei" w:eastAsia="Microsoft YaHei"/>
-                <w:b w:val="0"/>
-                <w:sz w:val="20"/>
-              </w:rPr>
-              <w:t>1:N</w:t>
-            </w:r>
-          </w:p>
-        </w:tc>
-        <w:tc>
-          <w:tcPr>
-            <w:tcW w:type="dxa" w:w="4320"/>
-            <w:vAlign w:val="center"/>
-            <w:tcMar>
-              <w:top w:w="70" w:type="dxa"/>
-              <w:start w:w="90" w:type="dxa"/>
-              <w:bottom w:w="70" w:type="dxa"/>
-              <w:end w:w="90" w:type="dxa"/>
-            </w:tcMar>
-            <w:shd w:fill="EDF3F9"/>
-          </w:tcPr>
-          <w:p>
-            <w:pPr>
-              <w:spacing w:before="0" w:after="40" w:line="288" w:lineRule="auto"/>
-              <w:jc w:val="left"/>
-            </w:pPr>
-            <w:r>
-              <w:rPr>
-                <w:rFonts w:ascii="Microsoft YaHei" w:hAnsi="Microsoft YaHei" w:eastAsia="Microsoft YaHei"/>
-                <w:b w:val="0"/>
-                <w:sz w:val="20"/>
-              </w:rPr>
-              <w:t>faq_items.document_id -&gt; documents.document_id</w:t>
-            </w:r>
-          </w:p>
-        </w:tc>
-      </w:tr>
-      <w:tr>
-        <w:tc>
-          <w:tcPr>
-            <w:tcW w:type="dxa" w:w="1584"/>
-            <w:vAlign w:val="center"/>
-            <w:tcMar>
-              <w:top w:w="70" w:type="dxa"/>
-              <w:start w:w="90" w:type="dxa"/>
-              <w:bottom w:w="70" w:type="dxa"/>
-              <w:end w:w="90" w:type="dxa"/>
-            </w:tcMar>
-          </w:tcPr>
-          <w:p>
-            <w:pPr>
-              <w:spacing w:before="0" w:after="40" w:line="288" w:lineRule="auto"/>
-              <w:jc w:val="left"/>
-            </w:pPr>
-            <w:r>
-              <w:rPr>
-                <w:rFonts w:ascii="Microsoft YaHei" w:hAnsi="Microsoft YaHei" w:eastAsia="Microsoft YaHei"/>
-                <w:b w:val="0"/>
-                <w:sz w:val="20"/>
-              </w:rPr>
-              <w:t>切分为</w:t>
-            </w:r>
-          </w:p>
-        </w:tc>
-        <w:tc>
-          <w:tcPr>
-            <w:tcW w:type="dxa" w:w="2592"/>
-            <w:vAlign w:val="center"/>
-            <w:tcMar>
-              <w:top w:w="70" w:type="dxa"/>
-              <w:start w:w="90" w:type="dxa"/>
-              <w:bottom w:w="70" w:type="dxa"/>
-              <w:end w:w="90" w:type="dxa"/>
-            </w:tcMar>
-          </w:tcPr>
-          <w:p>
-            <w:pPr>
-              <w:spacing w:before="0" w:after="40" w:line="288" w:lineRule="auto"/>
-              <w:jc w:val="left"/>
-            </w:pPr>
-            <w:r>
-              <w:rPr>
-                <w:rFonts w:ascii="Microsoft YaHei" w:hAnsi="Microsoft YaHei" w:eastAsia="Microsoft YaHei"/>
-                <w:b w:val="0"/>
-                <w:sz w:val="20"/>
-              </w:rPr>
-              <w:t>document_versions - document_segments</w:t>
-            </w:r>
-          </w:p>
-        </w:tc>
-        <w:tc>
-          <w:tcPr>
-            <w:tcW w:type="dxa" w:w="1152"/>
-            <w:vAlign w:val="center"/>
-            <w:tcMar>
-              <w:top w:w="70" w:type="dxa"/>
-              <w:start w:w="90" w:type="dxa"/>
-              <w:bottom w:w="70" w:type="dxa"/>
-              <w:end w:w="90" w:type="dxa"/>
-            </w:tcMar>
-          </w:tcPr>
-          <w:p>
-            <w:pPr>
-              <w:spacing w:before="0" w:after="40" w:line="288" w:lineRule="auto"/>
-              <w:jc w:val="left"/>
-            </w:pPr>
-            <w:r>
-              <w:rPr>
-                <w:rFonts w:ascii="Microsoft YaHei" w:hAnsi="Microsoft YaHei" w:eastAsia="Microsoft YaHei"/>
-                <w:b w:val="0"/>
-                <w:sz w:val="20"/>
-              </w:rPr>
-              <w:t>1:N</w:t>
-            </w:r>
-          </w:p>
-        </w:tc>
-        <w:tc>
-          <w:tcPr>
-            <w:tcW w:type="dxa" w:w="4320"/>
-            <w:vAlign w:val="center"/>
-            <w:tcMar>
-              <w:top w:w="70" w:type="dxa"/>
-              <w:start w:w="90" w:type="dxa"/>
-              <w:bottom w:w="70" w:type="dxa"/>
-              <w:end w:w="90" w:type="dxa"/>
-            </w:tcMar>
-          </w:tcPr>
-          <w:p>
-            <w:pPr>
-              <w:spacing w:before="0" w:after="40" w:line="288" w:lineRule="auto"/>
-              <w:jc w:val="left"/>
-            </w:pPr>
-            <w:r>
-              <w:rPr>
-                <w:rFonts w:ascii="Microsoft YaHei" w:hAnsi="Microsoft YaHei" w:eastAsia="Microsoft YaHei"/>
-                <w:b w:val="0"/>
-                <w:sz w:val="20"/>
-              </w:rPr>
-              <w:t>document_segments.version_id -&gt; document_versions.version_id</w:t>
-            </w:r>
-          </w:p>
-        </w:tc>
-      </w:tr>
-      <w:tr>
-        <w:tc>
-          <w:tcPr>
-            <w:tcW w:type="dxa" w:w="1584"/>
-            <w:vAlign w:val="center"/>
-            <w:tcMar>
-              <w:top w:w="70" w:type="dxa"/>
-              <w:start w:w="90" w:type="dxa"/>
-              <w:bottom w:w="70" w:type="dxa"/>
-              <w:end w:w="90" w:type="dxa"/>
-            </w:tcMar>
-            <w:shd w:fill="EDF3F9"/>
-          </w:tcPr>
-          <w:p>
-            <w:pPr>
-              <w:spacing w:before="0" w:after="40" w:line="288" w:lineRule="auto"/>
-              <w:jc w:val="left"/>
-            </w:pPr>
-            <w:r>
-              <w:rPr>
-                <w:rFonts w:ascii="Microsoft YaHei" w:hAnsi="Microsoft YaHei" w:eastAsia="Microsoft YaHei"/>
-                <w:b w:val="0"/>
-                <w:sz w:val="20"/>
-              </w:rPr>
-              <w:t>触发执行</w:t>
-            </w:r>
-          </w:p>
-        </w:tc>
-        <w:tc>
-          <w:tcPr>
-            <w:tcW w:type="dxa" w:w="2592"/>
-            <w:vAlign w:val="center"/>
-            <w:tcMar>
-              <w:top w:w="70" w:type="dxa"/>
-              <w:start w:w="90" w:type="dxa"/>
-              <w:bottom w:w="70" w:type="dxa"/>
-              <w:end w:w="90" w:type="dxa"/>
-            </w:tcMar>
-            <w:shd w:fill="EDF3F9"/>
-          </w:tcPr>
-          <w:p>
-            <w:pPr>
-              <w:spacing w:before="0" w:after="40" w:line="288" w:lineRule="auto"/>
-              <w:jc w:val="left"/>
-            </w:pPr>
-            <w:r>
-              <w:rPr>
-                <w:rFonts w:ascii="Microsoft YaHei" w:hAnsi="Microsoft YaHei" w:eastAsia="Microsoft YaHei"/>
-                <w:b w:val="0"/>
-                <w:sz w:val="20"/>
-              </w:rPr>
-              <w:t>users/questions/documents - agent_runs</w:t>
-            </w:r>
-          </w:p>
-        </w:tc>
-        <w:tc>
-          <w:tcPr>
-            <w:tcW w:type="dxa" w:w="1152"/>
-            <w:vAlign w:val="center"/>
-            <w:tcMar>
-              <w:top w:w="70" w:type="dxa"/>
-              <w:start w:w="90" w:type="dxa"/>
-              <w:bottom w:w="70" w:type="dxa"/>
-              <w:end w:w="90" w:type="dxa"/>
-            </w:tcMar>
-            <w:shd w:fill="EDF3F9"/>
-          </w:tcPr>
-          <w:p>
-            <w:pPr>
-              <w:spacing w:before="0" w:after="40" w:line="288" w:lineRule="auto"/>
-              <w:jc w:val="left"/>
-            </w:pPr>
-            <w:r>
-              <w:rPr>
-                <w:rFonts w:ascii="Microsoft YaHei" w:hAnsi="Microsoft YaHei" w:eastAsia="Microsoft YaHei"/>
-                <w:b w:val="0"/>
-                <w:sz w:val="20"/>
-              </w:rPr>
-              <w:t>1:N</w:t>
-            </w:r>
-          </w:p>
-        </w:tc>
-        <w:tc>
-          <w:tcPr>
-            <w:tcW w:type="dxa" w:w="4320"/>
-            <w:vAlign w:val="center"/>
-            <w:tcMar>
-              <w:top w:w="70" w:type="dxa"/>
-              <w:start w:w="90" w:type="dxa"/>
-              <w:bottom w:w="70" w:type="dxa"/>
-              <w:end w:w="90" w:type="dxa"/>
-            </w:tcMar>
-            <w:shd w:fill="EDF3F9"/>
-          </w:tcPr>
-          <w:p>
-            <w:pPr>
-              <w:spacing w:before="0" w:after="40" w:line="288" w:lineRule="auto"/>
-              <w:jc w:val="left"/>
-            </w:pPr>
-            <w:r>
-              <w:rPr>
-                <w:rFonts w:ascii="Microsoft YaHei" w:hAnsi="Microsoft YaHei" w:eastAsia="Microsoft YaHei"/>
-                <w:b w:val="0"/>
-                <w:sz w:val="20"/>
-              </w:rPr>
-              <w:t>agent_runs 中以可空 FK 表示运行上下文</w:t>
+              <w:t>引用证据.版本编号 -&gt; 文档版本.版本编号</w:t>
             </w:r>
           </w:p>
         </w:tc>
@@ -4200,6 +3747,19 @@
     </w:p>
     <w:p>
       <w:pPr>
+        <w:spacing w:before="0" w:after="160" w:line="324" w:lineRule="auto"/>
+      </w:pPr>
+      <w:r>
+        <w:rPr>
+          <w:rFonts w:ascii="Microsoft YaHei" w:hAnsi="Microsoft YaHei" w:eastAsia="Microsoft YaHei"/>
+          <w:b w:val="0"/>
+          <w:sz w:val="21"/>
+        </w:rPr>
+        <w:t>本节先给出与 ER 图完全对应的中文关系模式，再给出落地到物理表后的关键表设计。转换原则是：`1..1 / 1..N` 联系并入 `N` 端实体；`1..N / 1..N` 联系单独转换为中间关系模式。</w:t>
+      </w:r>
+    </w:p>
+    <w:p>
+      <w:pPr>
         <w:spacing w:before="120" w:after="120" w:line="324" w:lineRule="auto"/>
       </w:pPr>
       <w:r>
@@ -4209,7 +3769,937 @@
           <w:color w:val="1F4E79"/>
           <w:sz w:val="23"/>
         </w:rPr>
-        <w:t>5.1 关系模型汇总表</w:t>
+        <w:t>5.1 中文关系模式表</w:t>
+      </w:r>
+    </w:p>
+    <w:tbl>
+      <w:tblPr>
+        <w:tblStyle w:val="TableGrid"/>
+        <w:tblW w:type="auto" w:w="0"/>
+        <w:jc w:val="center"/>
+        <w:tblLayout w:type="autofit"/>
+        <w:tblLook w:firstColumn="1" w:firstRow="1" w:lastColumn="0" w:lastRow="0" w:noHBand="0" w:noVBand="1" w:val="04A0"/>
+      </w:tblPr>
+      <w:tblGrid>
+        <w:gridCol w:w="1152"/>
+        <w:gridCol w:w="6192"/>
+        <w:gridCol w:w="2736"/>
+      </w:tblGrid>
+      <w:tr>
+        <w:tc>
+          <w:tcPr>
+            <w:tcW w:type="dxa" w:w="3213"/>
+            <w:vAlign w:val="center"/>
+            <w:tcMar>
+              <w:top w:w="70" w:type="dxa"/>
+              <w:start w:w="90" w:type="dxa"/>
+              <w:bottom w:w="70" w:type="dxa"/>
+              <w:end w:w="90" w:type="dxa"/>
+            </w:tcMar>
+            <w:shd w:fill="4F81BD"/>
+          </w:tcPr>
+          <w:p>
+            <w:pPr>
+              <w:spacing w:before="0" w:after="40" w:line="288" w:lineRule="auto"/>
+              <w:jc w:val="center"/>
+            </w:pPr>
+            <w:r>
+              <w:rPr>
+                <w:rFonts w:ascii="Microsoft YaHei" w:hAnsi="Microsoft YaHei" w:eastAsia="Microsoft YaHei"/>
+                <w:b/>
+                <w:color w:val="FFFFFF"/>
+                <w:sz w:val="20"/>
+              </w:rPr>
+              <w:t>类别</w:t>
+            </w:r>
+          </w:p>
+        </w:tc>
+        <w:tc>
+          <w:tcPr>
+            <w:tcW w:type="dxa" w:w="3213"/>
+            <w:vAlign w:val="center"/>
+            <w:tcMar>
+              <w:top w:w="70" w:type="dxa"/>
+              <w:start w:w="90" w:type="dxa"/>
+              <w:bottom w:w="70" w:type="dxa"/>
+              <w:end w:w="90" w:type="dxa"/>
+            </w:tcMar>
+            <w:shd w:fill="4F81BD"/>
+          </w:tcPr>
+          <w:p>
+            <w:pPr>
+              <w:spacing w:before="0" w:after="40" w:line="288" w:lineRule="auto"/>
+              <w:jc w:val="center"/>
+            </w:pPr>
+            <w:r>
+              <w:rPr>
+                <w:rFonts w:ascii="Microsoft YaHei" w:hAnsi="Microsoft YaHei" w:eastAsia="Microsoft YaHei"/>
+                <w:b/>
+                <w:color w:val="FFFFFF"/>
+                <w:sz w:val="20"/>
+              </w:rPr>
+              <w:t>中文关系模式</w:t>
+            </w:r>
+          </w:p>
+        </w:tc>
+        <w:tc>
+          <w:tcPr>
+            <w:tcW w:type="dxa" w:w="3213"/>
+            <w:vAlign w:val="center"/>
+            <w:tcMar>
+              <w:top w:w="70" w:type="dxa"/>
+              <w:start w:w="90" w:type="dxa"/>
+              <w:bottom w:w="70" w:type="dxa"/>
+              <w:end w:w="90" w:type="dxa"/>
+            </w:tcMar>
+            <w:shd w:fill="4F81BD"/>
+          </w:tcPr>
+          <w:p>
+            <w:pPr>
+              <w:spacing w:before="0" w:after="40" w:line="288" w:lineRule="auto"/>
+              <w:jc w:val="center"/>
+            </w:pPr>
+            <w:r>
+              <w:rPr>
+                <w:rFonts w:ascii="Microsoft YaHei" w:hAnsi="Microsoft YaHei" w:eastAsia="Microsoft YaHei"/>
+                <w:b/>
+                <w:color w:val="FFFFFF"/>
+                <w:sz w:val="20"/>
+              </w:rPr>
+              <w:t>说明</w:t>
+            </w:r>
+          </w:p>
+        </w:tc>
+      </w:tr>
+      <w:tr>
+        <w:tc>
+          <w:tcPr>
+            <w:tcW w:type="dxa" w:w="1152"/>
+            <w:vAlign w:val="center"/>
+            <w:tcMar>
+              <w:top w:w="70" w:type="dxa"/>
+              <w:start w:w="90" w:type="dxa"/>
+              <w:bottom w:w="70" w:type="dxa"/>
+              <w:end w:w="90" w:type="dxa"/>
+            </w:tcMar>
+            <w:shd w:fill="EDF3F9"/>
+          </w:tcPr>
+          <w:p>
+            <w:pPr>
+              <w:spacing w:before="0" w:after="40" w:line="288" w:lineRule="auto"/>
+              <w:jc w:val="left"/>
+            </w:pPr>
+            <w:r>
+              <w:rPr>
+                <w:rFonts w:ascii="Microsoft YaHei" w:hAnsi="Microsoft YaHei" w:eastAsia="Microsoft YaHei"/>
+                <w:b w:val="0"/>
+                <w:sz w:val="20"/>
+              </w:rPr>
+              <w:t>实体</w:t>
+            </w:r>
+          </w:p>
+        </w:tc>
+        <w:tc>
+          <w:tcPr>
+            <w:tcW w:type="dxa" w:w="6192"/>
+            <w:vAlign w:val="center"/>
+            <w:tcMar>
+              <w:top w:w="70" w:type="dxa"/>
+              <w:start w:w="90" w:type="dxa"/>
+              <w:bottom w:w="70" w:type="dxa"/>
+              <w:end w:w="90" w:type="dxa"/>
+            </w:tcMar>
+            <w:shd w:fill="EDF3F9"/>
+          </w:tcPr>
+          <w:p>
+            <w:pPr>
+              <w:spacing w:before="0" w:after="40" w:line="288" w:lineRule="auto"/>
+              <w:jc w:val="left"/>
+            </w:pPr>
+            <w:r>
+              <w:rPr>
+                <w:rFonts w:ascii="Microsoft YaHei" w:hAnsi="Microsoft YaHei" w:eastAsia="Microsoft YaHei"/>
+                <w:b w:val="0"/>
+                <w:sz w:val="20"/>
+              </w:rPr>
+              <w:t>角色(角色编号 PK，角色名称，角色说明)</w:t>
+            </w:r>
+          </w:p>
+        </w:tc>
+        <w:tc>
+          <w:tcPr>
+            <w:tcW w:type="dxa" w:w="2736"/>
+            <w:vAlign w:val="center"/>
+            <w:tcMar>
+              <w:top w:w="70" w:type="dxa"/>
+              <w:start w:w="90" w:type="dxa"/>
+              <w:bottom w:w="70" w:type="dxa"/>
+              <w:end w:w="90" w:type="dxa"/>
+            </w:tcMar>
+            <w:shd w:fill="EDF3F9"/>
+          </w:tcPr>
+          <w:p>
+            <w:pPr>
+              <w:spacing w:before="0" w:after="40" w:line="288" w:lineRule="auto"/>
+              <w:jc w:val="left"/>
+            </w:pPr>
+            <w:r>
+              <w:rPr>
+                <w:rFonts w:ascii="Microsoft YaHei" w:hAnsi="Microsoft YaHei" w:eastAsia="Microsoft YaHei"/>
+                <w:b w:val="0"/>
+                <w:sz w:val="20"/>
+              </w:rPr>
+              <w:t>对应 ER-1 中的角色实体</w:t>
+            </w:r>
+          </w:p>
+        </w:tc>
+      </w:tr>
+      <w:tr>
+        <w:tc>
+          <w:tcPr>
+            <w:tcW w:type="dxa" w:w="1152"/>
+            <w:vAlign w:val="center"/>
+            <w:tcMar>
+              <w:top w:w="70" w:type="dxa"/>
+              <w:start w:w="90" w:type="dxa"/>
+              <w:bottom w:w="70" w:type="dxa"/>
+              <w:end w:w="90" w:type="dxa"/>
+            </w:tcMar>
+          </w:tcPr>
+          <w:p>
+            <w:pPr>
+              <w:spacing w:before="0" w:after="40" w:line="288" w:lineRule="auto"/>
+              <w:jc w:val="left"/>
+            </w:pPr>
+            <w:r>
+              <w:rPr>
+                <w:rFonts w:ascii="Microsoft YaHei" w:hAnsi="Microsoft YaHei" w:eastAsia="Microsoft YaHei"/>
+                <w:b w:val="0"/>
+                <w:sz w:val="20"/>
+              </w:rPr>
+              <w:t>实体</w:t>
+            </w:r>
+          </w:p>
+        </w:tc>
+        <w:tc>
+          <w:tcPr>
+            <w:tcW w:type="dxa" w:w="6192"/>
+            <w:vAlign w:val="center"/>
+            <w:tcMar>
+              <w:top w:w="70" w:type="dxa"/>
+              <w:start w:w="90" w:type="dxa"/>
+              <w:bottom w:w="70" w:type="dxa"/>
+              <w:end w:w="90" w:type="dxa"/>
+            </w:tcMar>
+          </w:tcPr>
+          <w:p>
+            <w:pPr>
+              <w:spacing w:before="0" w:after="40" w:line="288" w:lineRule="auto"/>
+              <w:jc w:val="left"/>
+            </w:pPr>
+            <w:r>
+              <w:rPr>
+                <w:rFonts w:ascii="Microsoft YaHei" w:hAnsi="Microsoft YaHei" w:eastAsia="Microsoft YaHei"/>
+                <w:b w:val="0"/>
+                <w:sz w:val="20"/>
+              </w:rPr>
+              <w:t>用户(用户编号 PK，角色编号 FK，用户名，部门)</w:t>
+            </w:r>
+          </w:p>
+        </w:tc>
+        <w:tc>
+          <w:tcPr>
+            <w:tcW w:type="dxa" w:w="2736"/>
+            <w:vAlign w:val="center"/>
+            <w:tcMar>
+              <w:top w:w="70" w:type="dxa"/>
+              <w:start w:w="90" w:type="dxa"/>
+              <w:bottom w:w="70" w:type="dxa"/>
+              <w:end w:w="90" w:type="dxa"/>
+            </w:tcMar>
+          </w:tcPr>
+          <w:p>
+            <w:pPr>
+              <w:spacing w:before="0" w:after="40" w:line="288" w:lineRule="auto"/>
+              <w:jc w:val="left"/>
+            </w:pPr>
+            <w:r>
+              <w:rPr>
+                <w:rFonts w:ascii="Microsoft YaHei" w:hAnsi="Microsoft YaHei" w:eastAsia="Microsoft YaHei"/>
+                <w:b w:val="0"/>
+                <w:sz w:val="20"/>
+              </w:rPr>
+              <w:t>“拥有”联系并入用户，角色编号作为外键</w:t>
+            </w:r>
+          </w:p>
+        </w:tc>
+      </w:tr>
+      <w:tr>
+        <w:tc>
+          <w:tcPr>
+            <w:tcW w:type="dxa" w:w="1152"/>
+            <w:vAlign w:val="center"/>
+            <w:tcMar>
+              <w:top w:w="70" w:type="dxa"/>
+              <w:start w:w="90" w:type="dxa"/>
+              <w:bottom w:w="70" w:type="dxa"/>
+              <w:end w:w="90" w:type="dxa"/>
+            </w:tcMar>
+            <w:shd w:fill="EDF3F9"/>
+          </w:tcPr>
+          <w:p>
+            <w:pPr>
+              <w:spacing w:before="0" w:after="40" w:line="288" w:lineRule="auto"/>
+              <w:jc w:val="left"/>
+            </w:pPr>
+            <w:r>
+              <w:rPr>
+                <w:rFonts w:ascii="Microsoft YaHei" w:hAnsi="Microsoft YaHei" w:eastAsia="Microsoft YaHei"/>
+                <w:b w:val="0"/>
+                <w:sz w:val="20"/>
+              </w:rPr>
+              <w:t>实体</w:t>
+            </w:r>
+          </w:p>
+        </w:tc>
+        <w:tc>
+          <w:tcPr>
+            <w:tcW w:type="dxa" w:w="6192"/>
+            <w:vAlign w:val="center"/>
+            <w:tcMar>
+              <w:top w:w="70" w:type="dxa"/>
+              <w:start w:w="90" w:type="dxa"/>
+              <w:bottom w:w="70" w:type="dxa"/>
+              <w:end w:w="90" w:type="dxa"/>
+            </w:tcMar>
+            <w:shd w:fill="EDF3F9"/>
+          </w:tcPr>
+          <w:p>
+            <w:pPr>
+              <w:spacing w:before="0" w:after="40" w:line="288" w:lineRule="auto"/>
+              <w:jc w:val="left"/>
+            </w:pPr>
+            <w:r>
+              <w:rPr>
+                <w:rFonts w:ascii="Microsoft YaHei" w:hAnsi="Microsoft YaHei" w:eastAsia="Microsoft YaHei"/>
+                <w:b w:val="0"/>
+                <w:sz w:val="20"/>
+              </w:rPr>
+              <w:t>分类(分类编号 PK，分类名称，分类说明)</w:t>
+            </w:r>
+          </w:p>
+        </w:tc>
+        <w:tc>
+          <w:tcPr>
+            <w:tcW w:type="dxa" w:w="2736"/>
+            <w:vAlign w:val="center"/>
+            <w:tcMar>
+              <w:top w:w="70" w:type="dxa"/>
+              <w:start w:w="90" w:type="dxa"/>
+              <w:bottom w:w="70" w:type="dxa"/>
+              <w:end w:w="90" w:type="dxa"/>
+            </w:tcMar>
+            <w:shd w:fill="EDF3F9"/>
+          </w:tcPr>
+          <w:p>
+            <w:pPr>
+              <w:spacing w:before="0" w:after="40" w:line="288" w:lineRule="auto"/>
+              <w:jc w:val="left"/>
+            </w:pPr>
+            <w:r>
+              <w:rPr>
+                <w:rFonts w:ascii="Microsoft YaHei" w:hAnsi="Microsoft YaHei" w:eastAsia="Microsoft YaHei"/>
+                <w:b w:val="0"/>
+                <w:sz w:val="20"/>
+              </w:rPr>
+              <w:t>对应 ER-1 中的分类实体</w:t>
+            </w:r>
+          </w:p>
+        </w:tc>
+      </w:tr>
+      <w:tr>
+        <w:tc>
+          <w:tcPr>
+            <w:tcW w:type="dxa" w:w="1152"/>
+            <w:vAlign w:val="center"/>
+            <w:tcMar>
+              <w:top w:w="70" w:type="dxa"/>
+              <w:start w:w="90" w:type="dxa"/>
+              <w:bottom w:w="70" w:type="dxa"/>
+              <w:end w:w="90" w:type="dxa"/>
+            </w:tcMar>
+          </w:tcPr>
+          <w:p>
+            <w:pPr>
+              <w:spacing w:before="0" w:after="40" w:line="288" w:lineRule="auto"/>
+              <w:jc w:val="left"/>
+            </w:pPr>
+            <w:r>
+              <w:rPr>
+                <w:rFonts w:ascii="Microsoft YaHei" w:hAnsi="Microsoft YaHei" w:eastAsia="Microsoft YaHei"/>
+                <w:b w:val="0"/>
+                <w:sz w:val="20"/>
+              </w:rPr>
+              <w:t>实体</w:t>
+            </w:r>
+          </w:p>
+        </w:tc>
+        <w:tc>
+          <w:tcPr>
+            <w:tcW w:type="dxa" w:w="6192"/>
+            <w:vAlign w:val="center"/>
+            <w:tcMar>
+              <w:top w:w="70" w:type="dxa"/>
+              <w:start w:w="90" w:type="dxa"/>
+              <w:bottom w:w="70" w:type="dxa"/>
+              <w:end w:w="90" w:type="dxa"/>
+            </w:tcMar>
+          </w:tcPr>
+          <w:p>
+            <w:pPr>
+              <w:spacing w:before="0" w:after="40" w:line="288" w:lineRule="auto"/>
+              <w:jc w:val="left"/>
+            </w:pPr>
+            <w:r>
+              <w:rPr>
+                <w:rFonts w:ascii="Microsoft YaHei" w:hAnsi="Microsoft YaHei" w:eastAsia="Microsoft YaHei"/>
+                <w:b w:val="0"/>
+                <w:sz w:val="20"/>
+              </w:rPr>
+              <w:t>标签(标签编号 PK，标签名称，标签说明)</w:t>
+            </w:r>
+          </w:p>
+        </w:tc>
+        <w:tc>
+          <w:tcPr>
+            <w:tcW w:type="dxa" w:w="2736"/>
+            <w:vAlign w:val="center"/>
+            <w:tcMar>
+              <w:top w:w="70" w:type="dxa"/>
+              <w:start w:w="90" w:type="dxa"/>
+              <w:bottom w:w="70" w:type="dxa"/>
+              <w:end w:w="90" w:type="dxa"/>
+            </w:tcMar>
+          </w:tcPr>
+          <w:p>
+            <w:pPr>
+              <w:spacing w:before="0" w:after="40" w:line="288" w:lineRule="auto"/>
+              <w:jc w:val="left"/>
+            </w:pPr>
+            <w:r>
+              <w:rPr>
+                <w:rFonts w:ascii="Microsoft YaHei" w:hAnsi="Microsoft YaHei" w:eastAsia="Microsoft YaHei"/>
+                <w:b w:val="0"/>
+                <w:sz w:val="20"/>
+              </w:rPr>
+              <w:t>对应 ER-1 中的标签实体</w:t>
+            </w:r>
+          </w:p>
+        </w:tc>
+      </w:tr>
+      <w:tr>
+        <w:tc>
+          <w:tcPr>
+            <w:tcW w:type="dxa" w:w="1152"/>
+            <w:vAlign w:val="center"/>
+            <w:tcMar>
+              <w:top w:w="70" w:type="dxa"/>
+              <w:start w:w="90" w:type="dxa"/>
+              <w:bottom w:w="70" w:type="dxa"/>
+              <w:end w:w="90" w:type="dxa"/>
+            </w:tcMar>
+            <w:shd w:fill="EDF3F9"/>
+          </w:tcPr>
+          <w:p>
+            <w:pPr>
+              <w:spacing w:before="0" w:after="40" w:line="288" w:lineRule="auto"/>
+              <w:jc w:val="left"/>
+            </w:pPr>
+            <w:r>
+              <w:rPr>
+                <w:rFonts w:ascii="Microsoft YaHei" w:hAnsi="Microsoft YaHei" w:eastAsia="Microsoft YaHei"/>
+                <w:b w:val="0"/>
+                <w:sz w:val="20"/>
+              </w:rPr>
+              <w:t>实体</w:t>
+            </w:r>
+          </w:p>
+        </w:tc>
+        <w:tc>
+          <w:tcPr>
+            <w:tcW w:type="dxa" w:w="6192"/>
+            <w:vAlign w:val="center"/>
+            <w:tcMar>
+              <w:top w:w="70" w:type="dxa"/>
+              <w:start w:w="90" w:type="dxa"/>
+              <w:bottom w:w="70" w:type="dxa"/>
+              <w:end w:w="90" w:type="dxa"/>
+            </w:tcMar>
+            <w:shd w:fill="EDF3F9"/>
+          </w:tcPr>
+          <w:p>
+            <w:pPr>
+              <w:spacing w:before="0" w:after="40" w:line="288" w:lineRule="auto"/>
+              <w:jc w:val="left"/>
+            </w:pPr>
+            <w:r>
+              <w:rPr>
+                <w:rFonts w:ascii="Microsoft YaHei" w:hAnsi="Microsoft YaHei" w:eastAsia="Microsoft YaHei"/>
+                <w:b w:val="0"/>
+                <w:sz w:val="20"/>
+              </w:rPr>
+              <w:t>文档(文档编号 PK，分类编号 FK，创建者编号 FK，标题，状态)</w:t>
+            </w:r>
+          </w:p>
+        </w:tc>
+        <w:tc>
+          <w:tcPr>
+            <w:tcW w:type="dxa" w:w="2736"/>
+            <w:vAlign w:val="center"/>
+            <w:tcMar>
+              <w:top w:w="70" w:type="dxa"/>
+              <w:start w:w="90" w:type="dxa"/>
+              <w:bottom w:w="70" w:type="dxa"/>
+              <w:end w:w="90" w:type="dxa"/>
+            </w:tcMar>
+            <w:shd w:fill="EDF3F9"/>
+          </w:tcPr>
+          <w:p>
+            <w:pPr>
+              <w:spacing w:before="0" w:after="40" w:line="288" w:lineRule="auto"/>
+              <w:jc w:val="left"/>
+            </w:pPr>
+            <w:r>
+              <w:rPr>
+                <w:rFonts w:ascii="Microsoft YaHei" w:hAnsi="Microsoft YaHei" w:eastAsia="Microsoft YaHei"/>
+                <w:b w:val="0"/>
+                <w:sz w:val="20"/>
+              </w:rPr>
+              <w:t>“归属”“创建”联系并入文档</w:t>
+            </w:r>
+          </w:p>
+        </w:tc>
+      </w:tr>
+      <w:tr>
+        <w:tc>
+          <w:tcPr>
+            <w:tcW w:type="dxa" w:w="1152"/>
+            <w:vAlign w:val="center"/>
+            <w:tcMar>
+              <w:top w:w="70" w:type="dxa"/>
+              <w:start w:w="90" w:type="dxa"/>
+              <w:bottom w:w="70" w:type="dxa"/>
+              <w:end w:w="90" w:type="dxa"/>
+            </w:tcMar>
+          </w:tcPr>
+          <w:p>
+            <w:pPr>
+              <w:spacing w:before="0" w:after="40" w:line="288" w:lineRule="auto"/>
+              <w:jc w:val="left"/>
+            </w:pPr>
+            <w:r>
+              <w:rPr>
+                <w:rFonts w:ascii="Microsoft YaHei" w:hAnsi="Microsoft YaHei" w:eastAsia="Microsoft YaHei"/>
+                <w:b w:val="0"/>
+                <w:sz w:val="20"/>
+              </w:rPr>
+              <w:t>实体</w:t>
+            </w:r>
+          </w:p>
+        </w:tc>
+        <w:tc>
+          <w:tcPr>
+            <w:tcW w:type="dxa" w:w="6192"/>
+            <w:vAlign w:val="center"/>
+            <w:tcMar>
+              <w:top w:w="70" w:type="dxa"/>
+              <w:start w:w="90" w:type="dxa"/>
+              <w:bottom w:w="70" w:type="dxa"/>
+              <w:end w:w="90" w:type="dxa"/>
+            </w:tcMar>
+          </w:tcPr>
+          <w:p>
+            <w:pPr>
+              <w:spacing w:before="0" w:after="40" w:line="288" w:lineRule="auto"/>
+              <w:jc w:val="left"/>
+            </w:pPr>
+            <w:r>
+              <w:rPr>
+                <w:rFonts w:ascii="Microsoft YaHei" w:hAnsi="Microsoft YaHei" w:eastAsia="Microsoft YaHei"/>
+                <w:b w:val="0"/>
+                <w:sz w:val="20"/>
+              </w:rPr>
+              <w:t>文档版本(版本编号 PK，文档编号 FK，版本号，变更说明)</w:t>
+            </w:r>
+          </w:p>
+        </w:tc>
+        <w:tc>
+          <w:tcPr>
+            <w:tcW w:type="dxa" w:w="2736"/>
+            <w:vAlign w:val="center"/>
+            <w:tcMar>
+              <w:top w:w="70" w:type="dxa"/>
+              <w:start w:w="90" w:type="dxa"/>
+              <w:bottom w:w="70" w:type="dxa"/>
+              <w:end w:w="90" w:type="dxa"/>
+            </w:tcMar>
+          </w:tcPr>
+          <w:p>
+            <w:pPr>
+              <w:spacing w:before="0" w:after="40" w:line="288" w:lineRule="auto"/>
+              <w:jc w:val="left"/>
+            </w:pPr>
+            <w:r>
+              <w:rPr>
+                <w:rFonts w:ascii="Microsoft YaHei" w:hAnsi="Microsoft YaHei" w:eastAsia="Microsoft YaHei"/>
+                <w:b w:val="0"/>
+                <w:sz w:val="20"/>
+              </w:rPr>
+              <w:t>“形成版本”联系并入文档版本</w:t>
+            </w:r>
+          </w:p>
+        </w:tc>
+      </w:tr>
+      <w:tr>
+        <w:tc>
+          <w:tcPr>
+            <w:tcW w:type="dxa" w:w="1152"/>
+            <w:vAlign w:val="center"/>
+            <w:tcMar>
+              <w:top w:w="70" w:type="dxa"/>
+              <w:start w:w="90" w:type="dxa"/>
+              <w:bottom w:w="70" w:type="dxa"/>
+              <w:end w:w="90" w:type="dxa"/>
+            </w:tcMar>
+            <w:shd w:fill="EDF3F9"/>
+          </w:tcPr>
+          <w:p>
+            <w:pPr>
+              <w:spacing w:before="0" w:after="40" w:line="288" w:lineRule="auto"/>
+              <w:jc w:val="left"/>
+            </w:pPr>
+            <w:r>
+              <w:rPr>
+                <w:rFonts w:ascii="Microsoft YaHei" w:hAnsi="Microsoft YaHei" w:eastAsia="Microsoft YaHei"/>
+                <w:b w:val="0"/>
+                <w:sz w:val="20"/>
+              </w:rPr>
+              <w:t>实体</w:t>
+            </w:r>
+          </w:p>
+        </w:tc>
+        <w:tc>
+          <w:tcPr>
+            <w:tcW w:type="dxa" w:w="6192"/>
+            <w:vAlign w:val="center"/>
+            <w:tcMar>
+              <w:top w:w="70" w:type="dxa"/>
+              <w:start w:w="90" w:type="dxa"/>
+              <w:bottom w:w="70" w:type="dxa"/>
+              <w:end w:w="90" w:type="dxa"/>
+            </w:tcMar>
+            <w:shd w:fill="EDF3F9"/>
+          </w:tcPr>
+          <w:p>
+            <w:pPr>
+              <w:spacing w:before="0" w:after="40" w:line="288" w:lineRule="auto"/>
+              <w:jc w:val="left"/>
+            </w:pPr>
+            <w:r>
+              <w:rPr>
+                <w:rFonts w:ascii="Microsoft YaHei" w:hAnsi="Microsoft YaHei" w:eastAsia="Microsoft YaHei"/>
+                <w:b w:val="0"/>
+                <w:sz w:val="20"/>
+              </w:rPr>
+              <w:t>问题(问题编号 PK，用户编号 FK，问题内容，状态)</w:t>
+            </w:r>
+          </w:p>
+        </w:tc>
+        <w:tc>
+          <w:tcPr>
+            <w:tcW w:type="dxa" w:w="2736"/>
+            <w:vAlign w:val="center"/>
+            <w:tcMar>
+              <w:top w:w="70" w:type="dxa"/>
+              <w:start w:w="90" w:type="dxa"/>
+              <w:bottom w:w="70" w:type="dxa"/>
+              <w:end w:w="90" w:type="dxa"/>
+            </w:tcMar>
+            <w:shd w:fill="EDF3F9"/>
+          </w:tcPr>
+          <w:p>
+            <w:pPr>
+              <w:spacing w:before="0" w:after="40" w:line="288" w:lineRule="auto"/>
+              <w:jc w:val="left"/>
+            </w:pPr>
+            <w:r>
+              <w:rPr>
+                <w:rFonts w:ascii="Microsoft YaHei" w:hAnsi="Microsoft YaHei" w:eastAsia="Microsoft YaHei"/>
+                <w:b w:val="0"/>
+                <w:sz w:val="20"/>
+              </w:rPr>
+              <w:t>“提出”联系并入问题</w:t>
+            </w:r>
+          </w:p>
+        </w:tc>
+      </w:tr>
+      <w:tr>
+        <w:tc>
+          <w:tcPr>
+            <w:tcW w:type="dxa" w:w="1152"/>
+            <w:vAlign w:val="center"/>
+            <w:tcMar>
+              <w:top w:w="70" w:type="dxa"/>
+              <w:start w:w="90" w:type="dxa"/>
+              <w:bottom w:w="70" w:type="dxa"/>
+              <w:end w:w="90" w:type="dxa"/>
+            </w:tcMar>
+          </w:tcPr>
+          <w:p>
+            <w:pPr>
+              <w:spacing w:before="0" w:after="40" w:line="288" w:lineRule="auto"/>
+              <w:jc w:val="left"/>
+            </w:pPr>
+            <w:r>
+              <w:rPr>
+                <w:rFonts w:ascii="Microsoft YaHei" w:hAnsi="Microsoft YaHei" w:eastAsia="Microsoft YaHei"/>
+                <w:b w:val="0"/>
+                <w:sz w:val="20"/>
+              </w:rPr>
+              <w:t>实体</w:t>
+            </w:r>
+          </w:p>
+        </w:tc>
+        <w:tc>
+          <w:tcPr>
+            <w:tcW w:type="dxa" w:w="6192"/>
+            <w:vAlign w:val="center"/>
+            <w:tcMar>
+              <w:top w:w="70" w:type="dxa"/>
+              <w:start w:w="90" w:type="dxa"/>
+              <w:bottom w:w="70" w:type="dxa"/>
+              <w:end w:w="90" w:type="dxa"/>
+            </w:tcMar>
+          </w:tcPr>
+          <w:p>
+            <w:pPr>
+              <w:spacing w:before="0" w:after="40" w:line="288" w:lineRule="auto"/>
+              <w:jc w:val="left"/>
+            </w:pPr>
+            <w:r>
+              <w:rPr>
+                <w:rFonts w:ascii="Microsoft YaHei" w:hAnsi="Microsoft YaHei" w:eastAsia="Microsoft YaHei"/>
+                <w:b w:val="0"/>
+                <w:sz w:val="20"/>
+              </w:rPr>
+              <w:t>回答(回答编号 PK，问题编号 FK，模型，回答时间)</w:t>
+            </w:r>
+          </w:p>
+        </w:tc>
+        <w:tc>
+          <w:tcPr>
+            <w:tcW w:type="dxa" w:w="2736"/>
+            <w:vAlign w:val="center"/>
+            <w:tcMar>
+              <w:top w:w="70" w:type="dxa"/>
+              <w:start w:w="90" w:type="dxa"/>
+              <w:bottom w:w="70" w:type="dxa"/>
+              <w:end w:w="90" w:type="dxa"/>
+            </w:tcMar>
+          </w:tcPr>
+          <w:p>
+            <w:pPr>
+              <w:spacing w:before="0" w:after="40" w:line="288" w:lineRule="auto"/>
+              <w:jc w:val="left"/>
+            </w:pPr>
+            <w:r>
+              <w:rPr>
+                <w:rFonts w:ascii="Microsoft YaHei" w:hAnsi="Microsoft YaHei" w:eastAsia="Microsoft YaHei"/>
+                <w:b w:val="0"/>
+                <w:sz w:val="20"/>
+              </w:rPr>
+              <w:t>“生成回答”联系并入回答</w:t>
+            </w:r>
+          </w:p>
+        </w:tc>
+      </w:tr>
+      <w:tr>
+        <w:tc>
+          <w:tcPr>
+            <w:tcW w:type="dxa" w:w="1152"/>
+            <w:vAlign w:val="center"/>
+            <w:tcMar>
+              <w:top w:w="70" w:type="dxa"/>
+              <w:start w:w="90" w:type="dxa"/>
+              <w:bottom w:w="70" w:type="dxa"/>
+              <w:end w:w="90" w:type="dxa"/>
+            </w:tcMar>
+            <w:shd w:fill="EDF3F9"/>
+          </w:tcPr>
+          <w:p>
+            <w:pPr>
+              <w:spacing w:before="0" w:after="40" w:line="288" w:lineRule="auto"/>
+              <w:jc w:val="left"/>
+            </w:pPr>
+            <w:r>
+              <w:rPr>
+                <w:rFonts w:ascii="Microsoft YaHei" w:hAnsi="Microsoft YaHei" w:eastAsia="Microsoft YaHei"/>
+                <w:b w:val="0"/>
+                <w:sz w:val="20"/>
+              </w:rPr>
+              <w:t>实体</w:t>
+            </w:r>
+          </w:p>
+        </w:tc>
+        <w:tc>
+          <w:tcPr>
+            <w:tcW w:type="dxa" w:w="6192"/>
+            <w:vAlign w:val="center"/>
+            <w:tcMar>
+              <w:top w:w="70" w:type="dxa"/>
+              <w:start w:w="90" w:type="dxa"/>
+              <w:bottom w:w="70" w:type="dxa"/>
+              <w:end w:w="90" w:type="dxa"/>
+            </w:tcMar>
+            <w:shd w:fill="EDF3F9"/>
+          </w:tcPr>
+          <w:p>
+            <w:pPr>
+              <w:spacing w:before="0" w:after="40" w:line="288" w:lineRule="auto"/>
+              <w:jc w:val="left"/>
+            </w:pPr>
+            <w:r>
+              <w:rPr>
+                <w:rFonts w:ascii="Microsoft YaHei" w:hAnsi="Microsoft YaHei" w:eastAsia="Microsoft YaHei"/>
+                <w:b w:val="0"/>
+                <w:sz w:val="20"/>
+              </w:rPr>
+              <w:t>引用证据(引用编号 PK，回答编号 FK，版本编号 FK，证据顺序)</w:t>
+            </w:r>
+          </w:p>
+        </w:tc>
+        <w:tc>
+          <w:tcPr>
+            <w:tcW w:type="dxa" w:w="2736"/>
+            <w:vAlign w:val="center"/>
+            <w:tcMar>
+              <w:top w:w="70" w:type="dxa"/>
+              <w:start w:w="90" w:type="dxa"/>
+              <w:bottom w:w="70" w:type="dxa"/>
+              <w:end w:w="90" w:type="dxa"/>
+            </w:tcMar>
+            <w:shd w:fill="EDF3F9"/>
+          </w:tcPr>
+          <w:p>
+            <w:pPr>
+              <w:spacing w:before="0" w:after="40" w:line="288" w:lineRule="auto"/>
+              <w:jc w:val="left"/>
+            </w:pPr>
+            <w:r>
+              <w:rPr>
+                <w:rFonts w:ascii="Microsoft YaHei" w:hAnsi="Microsoft YaHei" w:eastAsia="Microsoft YaHei"/>
+                <w:b w:val="0"/>
+                <w:sz w:val="20"/>
+              </w:rPr>
+              <w:t>回答通过引用证据定位到文档版本</w:t>
+            </w:r>
+          </w:p>
+        </w:tc>
+      </w:tr>
+      <w:tr>
+        <w:tc>
+          <w:tcPr>
+            <w:tcW w:type="dxa" w:w="1152"/>
+            <w:vAlign w:val="center"/>
+            <w:tcMar>
+              <w:top w:w="70" w:type="dxa"/>
+              <w:start w:w="90" w:type="dxa"/>
+              <w:bottom w:w="70" w:type="dxa"/>
+              <w:end w:w="90" w:type="dxa"/>
+            </w:tcMar>
+          </w:tcPr>
+          <w:p>
+            <w:pPr>
+              <w:spacing w:before="0" w:after="40" w:line="288" w:lineRule="auto"/>
+              <w:jc w:val="left"/>
+            </w:pPr>
+            <w:r>
+              <w:rPr>
+                <w:rFonts w:ascii="Microsoft YaHei" w:hAnsi="Microsoft YaHei" w:eastAsia="Microsoft YaHei"/>
+                <w:b w:val="0"/>
+                <w:sz w:val="20"/>
+              </w:rPr>
+              <w:t>联系</w:t>
+            </w:r>
+          </w:p>
+        </w:tc>
+        <w:tc>
+          <w:tcPr>
+            <w:tcW w:type="dxa" w:w="6192"/>
+            <w:vAlign w:val="center"/>
+            <w:tcMar>
+              <w:top w:w="70" w:type="dxa"/>
+              <w:start w:w="90" w:type="dxa"/>
+              <w:bottom w:w="70" w:type="dxa"/>
+              <w:end w:w="90" w:type="dxa"/>
+            </w:tcMar>
+          </w:tcPr>
+          <w:p>
+            <w:pPr>
+              <w:spacing w:before="0" w:after="40" w:line="288" w:lineRule="auto"/>
+              <w:jc w:val="left"/>
+            </w:pPr>
+            <w:r>
+              <w:rPr>
+                <w:rFonts w:ascii="Microsoft YaHei" w:hAnsi="Microsoft YaHei" w:eastAsia="Microsoft YaHei"/>
+                <w:b w:val="0"/>
+                <w:sz w:val="20"/>
+              </w:rPr>
+              <w:t>文档标签(文档编号 PK/FK，标签编号 PK/FK)</w:t>
+            </w:r>
+          </w:p>
+        </w:tc>
+        <w:tc>
+          <w:tcPr>
+            <w:tcW w:type="dxa" w:w="2736"/>
+            <w:vAlign w:val="center"/>
+            <w:tcMar>
+              <w:top w:w="70" w:type="dxa"/>
+              <w:start w:w="90" w:type="dxa"/>
+              <w:bottom w:w="70" w:type="dxa"/>
+              <w:end w:w="90" w:type="dxa"/>
+            </w:tcMar>
+          </w:tcPr>
+          <w:p>
+            <w:pPr>
+              <w:spacing w:before="0" w:after="40" w:line="288" w:lineRule="auto"/>
+              <w:jc w:val="left"/>
+            </w:pPr>
+            <w:r>
+              <w:rPr>
+                <w:rFonts w:ascii="Microsoft YaHei" w:hAnsi="Microsoft YaHei" w:eastAsia="Microsoft YaHei"/>
+                <w:b w:val="0"/>
+                <w:sz w:val="20"/>
+              </w:rPr>
+              <w:t>“文档-标签”是多对多联系，需单独转换</w:t>
+            </w:r>
+          </w:p>
+        </w:tc>
+      </w:tr>
+    </w:tbl>
+    <w:p/>
+    <w:p>
+      <w:pPr>
+        <w:spacing w:before="120" w:after="120" w:line="324" w:lineRule="auto"/>
+      </w:pPr>
+      <w:r>
+        <w:rPr>
+          <w:rFonts w:ascii="Microsoft YaHei" w:hAnsi="Microsoft YaHei" w:eastAsia="Microsoft YaHei"/>
+          <w:b/>
+          <w:color w:val="1F4E79"/>
+          <w:sz w:val="23"/>
+        </w:rPr>
+        <w:t>5.2 关系模型汇总表</w:t>
       </w:r>
     </w:p>
     <w:tbl>
@@ -5628,7 +6118,7 @@
           <w:color w:val="1F4E79"/>
           <w:sz w:val="23"/>
         </w:rPr>
-        <w:t>5.2 documents（文档当前快照）</w:t>
+        <w:t>5.3 documents（文档当前快照）</w:t>
       </w:r>
     </w:p>
     <w:tbl>
@@ -6976,7 +7466,7 @@
           <w:color w:val="1F4E79"/>
           <w:sz w:val="23"/>
         </w:rPr>
-        <w:t>5.3 document_versions（文档历史版本）</w:t>
+        <w:t>5.4 document_versions（文档历史版本）</w:t>
       </w:r>
     </w:p>
     <w:tbl>
@@ -8310,7 +8800,7 @@
           <w:color w:val="1F4E79"/>
           <w:sz w:val="23"/>
         </w:rPr>
-        <w:t>5.4 answers（回答主表）</w:t>
+        <w:t>5.5 answers（回答主表）</w:t>
       </w:r>
     </w:p>
     <w:tbl>
@@ -9318,7 +9808,7 @@
           <w:color w:val="1F4E79"/>
           <w:sz w:val="23"/>
         </w:rPr>
-        <w:t>5.5 answer_citations（多证据引用表）</w:t>
+        <w:t>5.6 answer_citations（多证据引用表）</w:t>
       </w:r>
     </w:p>
     <w:tbl>
@@ -10340,7 +10830,7 @@
           <w:color w:val="1F4E79"/>
           <w:sz w:val="23"/>
         </w:rPr>
-        <w:t>5.6 document_segments（分段元数据表）</w:t>
+        <w:t>5.7 document_segments（分段元数据表）</w:t>
       </w:r>
     </w:p>
     <w:tbl>
@@ -11458,7 +11948,7 @@
           <w:color w:val="1F4E79"/>
           <w:sz w:val="23"/>
         </w:rPr>
-        <w:t>5.7 agent_runs（执行审计主表）</w:t>
+        <w:t>5.8 agent_runs（执行审计主表）</w:t>
       </w:r>
     </w:p>
     <w:tbl>
@@ -20369,6 +20859,7 @@
       <w:pStyle w:val="Footer"/>
       <w:jc w:val="right"/>
     </w:pPr>
+    <w:r/>
     <w:r>
       <w:rPr>
         <w:rFonts w:ascii="Microsoft YaHei" w:hAnsi="Microsoft YaHei" w:eastAsia="Microsoft YaHei"/>
@@ -20376,21 +20867,7 @@
         <w:color w:val="646464"/>
         <w:sz w:val="18"/>
       </w:rPr>
-      <w:t xml:space="preserve">知枢闭环落地版修订稿  |  第 </w:t>
-    </w:r>
-    <w:fldChar w:fldCharType="begin"/>
-    <w:instrText xml:space="preserve"> PAGE </w:instrText>
-    <w:fldChar w:fldCharType="separate"/>
-    <w:t>1</w:t>
-    <w:fldChar w:fldCharType="end"/>
-    <w:r>
-      <w:rPr>
-        <w:rFonts w:ascii="Microsoft YaHei" w:hAnsi="Microsoft YaHei" w:eastAsia="Microsoft YaHei"/>
-        <w:b w:val="0"/>
-        <w:color w:val="646464"/>
-        <w:sz w:val="18"/>
-      </w:rPr>
-      <w:t xml:space="preserve"> 页</w:t>
+      <w:t>知枢闭环落地版修订稿</w:t>
     </w:r>
   </w:p>
 </w:ftr>

--- a/知枢_企业知识资产管理与智能检索平台_闭环落地版_修订稿.docx
+++ b/知枢_企业知识资产管理与智能检索平台_闭环落地版_修订稿.docx
@@ -2055,7 +2055,7 @@
           <w:b w:val="0"/>
           <w:sz w:val="21"/>
         </w:rPr>
-        <w:t>本稿将概念 ER 图压缩为 2 张，只保留真正具有独立业务意义的核心实体。像阅读时间、收藏时间、文件来源、Agent 运行状态这类更适合作为属性、外键或实现层表字段的内容，不再在概念图里单独占一个实体位置。</w:t>
+        <w:t>本节统一改成数据库课程标准答题格式：先画实体，再补属性与联系，数量关系直接在线两端写 1 或 n；属性里不写外码，外码只在后面的关系模式里体现。</w:t>
       </w:r>
     </w:p>
     <w:p>
@@ -2195,7 +2195,7 @@
                 <w:color w:val="FFFFFF"/>
                 <w:sz w:val="20"/>
               </w:rPr>
-              <w:t>拆分理由</w:t>
+              <w:t>作图说明</w:t>
             </w:r>
           </w:p>
         </w:tc>
@@ -2278,7 +2278,7 @@
                 <w:b w:val="0"/>
                 <w:sz w:val="20"/>
               </w:rPr>
-              <w:t>角色-用户 1:N；用户-文档 1:N；分类-文档 1:N；文档-标签 N:N；文档-版本 1:N</w:t>
+              <w:t>角色-用户 1:n；用户-文档 1:n；分类-文档 1:n；文档-标签 n:n；文档-版本 1:n</w:t>
             </w:r>
           </w:p>
         </w:tc>
@@ -2305,7 +2305,7 @@
                 <w:b w:val="0"/>
                 <w:sz w:val="20"/>
               </w:rPr>
-              <w:t>保留知识管理主干，去掉阅读记录、收藏记录等实现层行为实体</w:t>
+              <w:t>实体画矩形，属性单独挂接，不在属性中写外码</w:t>
             </w:r>
           </w:p>
         </w:tc>
@@ -2385,7 +2385,7 @@
                 <w:b w:val="0"/>
                 <w:sz w:val="20"/>
               </w:rPr>
-              <w:t>用户-问题 1:N；问题-回答 1:N；回答-引用证据 1:N；文档-版本 1:N；引用证据-文档版本 N:1</w:t>
+              <w:t>用户-问题 1:n；问题-回答 1:n；回答-引用证据 1:n；文档-版本 1:n；引用证据-文档版本 n:1</w:t>
             </w:r>
           </w:p>
         </w:tc>
@@ -2411,7 +2411,7 @@
                 <w:b w:val="0"/>
                 <w:sz w:val="20"/>
               </w:rPr>
-              <w:t>保留问答解释链，去掉片段、文件、Agent 运行等实现层细节实体</w:t>
+              <w:t>按题意只保留核心问答追溯链，避免实现层实体混入概念图</w:t>
             </w:r>
           </w:p>
         </w:tc>
@@ -2466,7 +2466,7 @@
                 <w:color w:val="202020"/>
                 <w:sz w:val="21"/>
               </w:rPr>
-              <w:t>概念 ER 图只回答“系统里有哪些核心对象、它们之间是什么关系”。实现层的日志、对象存储、向量分段等内容可以在关系模式或实现设计里体现，但不再占用概念实体位置。</w:t>
+              <w:t>概念 E-R 图只回答“有哪些实体、有哪些联系、联系基数是多少”。像外码、日志、对象存储、向量分段这些实现层内容，不直接画进实体属性里。</w:t>
             </w:r>
           </w:p>
         </w:tc>
@@ -2540,7 +2540,7 @@
           <w:color w:val="606060"/>
           <w:sz w:val="19"/>
         </w:rPr>
-        <w:t>讲解顺序建议从角色、用户、分类、文档讲起，再补标签和文档版本，先把知识库主干讲清楚。</w:t>
+        <w:t>讲解顺序建议：先说明实体，再说明联系，最后逐条读线两端的 1 或 n。</w:t>
       </w:r>
     </w:p>
     <w:p>
@@ -2610,7 +2610,7 @@
           <w:color w:val="606060"/>
           <w:sz w:val="19"/>
         </w:rPr>
-        <w:t>该图强调回答不是直接挂在文档上，而是通过引用证据回溯到具体文档版本，从而体现答案可解释性。</w:t>
+        <w:t>该图强调回答不是直接连到文档，而是通过引用证据定位到文档版本，从而体现答案可追溯。</w:t>
       </w:r>
     </w:p>
     <w:p>
@@ -2833,7 +2833,7 @@
                 <w:b w:val="0"/>
                 <w:sz w:val="20"/>
               </w:rPr>
-              <w:t>1:N</w:t>
+              <w:t>1:n</w:t>
             </w:r>
           </w:p>
         </w:tc>
@@ -2860,7 +2860,7 @@
                 <w:b w:val="0"/>
                 <w:sz w:val="20"/>
               </w:rPr>
-              <w:t>用户.角色编号 -&gt; 角色.角色编号</w:t>
+              <w:t>一对多联系并入用户，用户表中保存角色编号(FK)</w:t>
             </w:r>
           </w:p>
         </w:tc>
@@ -2940,7 +2940,7 @@
                 <w:b w:val="0"/>
                 <w:sz w:val="20"/>
               </w:rPr>
-              <w:t>1:N</w:t>
+              <w:t>1:n</w:t>
             </w:r>
           </w:p>
         </w:tc>
@@ -2966,7 +2966,7 @@
                 <w:b w:val="0"/>
                 <w:sz w:val="20"/>
               </w:rPr>
-              <w:t>文档.创建者编号 -&gt; 用户.用户编号</w:t>
+              <w:t>一对多联系并入文档，文档表中保存创建者编号(FK)</w:t>
             </w:r>
           </w:p>
         </w:tc>
@@ -3049,7 +3049,7 @@
                 <w:b w:val="0"/>
                 <w:sz w:val="20"/>
               </w:rPr>
-              <w:t>1:N</w:t>
+              <w:t>1:n</w:t>
             </w:r>
           </w:p>
         </w:tc>
@@ -3076,7 +3076,7 @@
                 <w:b w:val="0"/>
                 <w:sz w:val="20"/>
               </w:rPr>
-              <w:t>文档.分类编号 -&gt; 分类.分类编号</w:t>
+              <w:t>一对多联系并入文档，文档表中保存分类编号(FK)</w:t>
             </w:r>
           </w:p>
         </w:tc>
@@ -3104,7 +3104,7 @@
                 <w:b w:val="0"/>
                 <w:sz w:val="20"/>
               </w:rPr>
-              <w:t>绑定</w:t>
+              <w:t>标注</w:t>
             </w:r>
           </w:p>
         </w:tc>
@@ -3156,7 +3156,7 @@
                 <w:b w:val="0"/>
                 <w:sz w:val="20"/>
               </w:rPr>
-              <w:t>N:N</w:t>
+              <w:t>n:n</w:t>
             </w:r>
           </w:p>
         </w:tc>
@@ -3182,7 +3182,7 @@
                 <w:b w:val="0"/>
                 <w:sz w:val="20"/>
               </w:rPr>
-              <w:t>通过 文档标签(文档编号, 标签编号) 转换</w:t>
+              <w:t>多对多联系单独转换为文档标签关系模式</w:t>
             </w:r>
           </w:p>
         </w:tc>
@@ -3265,7 +3265,7 @@
                 <w:b w:val="0"/>
                 <w:sz w:val="20"/>
               </w:rPr>
-              <w:t>1:N</w:t>
+              <w:t>1:n</w:t>
             </w:r>
           </w:p>
         </w:tc>
@@ -3292,7 +3292,7 @@
                 <w:b w:val="0"/>
                 <w:sz w:val="20"/>
               </w:rPr>
-              <w:t>文档版本.文档编号 -&gt; 文档.文档编号</w:t>
+              <w:t>一对多联系并入文档版本，文档版本表中保存文档编号(FK)</w:t>
             </w:r>
           </w:p>
         </w:tc>
@@ -3372,7 +3372,7 @@
                 <w:b w:val="0"/>
                 <w:sz w:val="20"/>
               </w:rPr>
-              <w:t>1:N</w:t>
+              <w:t>1:n</w:t>
             </w:r>
           </w:p>
         </w:tc>
@@ -3398,7 +3398,7 @@
                 <w:b w:val="0"/>
                 <w:sz w:val="20"/>
               </w:rPr>
-              <w:t>问题.用户编号 -&gt; 用户.用户编号</w:t>
+              <w:t>一对多联系并入问题，问题表中保存用户编号(FK)</w:t>
             </w:r>
           </w:p>
         </w:tc>
@@ -3481,7 +3481,7 @@
                 <w:b w:val="0"/>
                 <w:sz w:val="20"/>
               </w:rPr>
-              <w:t>1:N</w:t>
+              <w:t>1:n</w:t>
             </w:r>
           </w:p>
         </w:tc>
@@ -3508,7 +3508,7 @@
                 <w:b w:val="0"/>
                 <w:sz w:val="20"/>
               </w:rPr>
-              <w:t>回答.问题编号 -&gt; 问题.问题编号</w:t>
+              <w:t>一对多联系并入回答，回答表中保存问题编号(FK)</w:t>
             </w:r>
           </w:p>
         </w:tc>
@@ -3536,7 +3536,7 @@
                 <w:b w:val="0"/>
                 <w:sz w:val="20"/>
               </w:rPr>
-              <w:t>引用证据</w:t>
+              <w:t>引用</w:t>
             </w:r>
           </w:p>
         </w:tc>
@@ -3588,7 +3588,7 @@
                 <w:b w:val="0"/>
                 <w:sz w:val="20"/>
               </w:rPr>
-              <w:t>1:N</w:t>
+              <w:t>1:n</w:t>
             </w:r>
           </w:p>
         </w:tc>
@@ -3614,7 +3614,7 @@
                 <w:b w:val="0"/>
                 <w:sz w:val="20"/>
               </w:rPr>
-              <w:t>引用证据.回答编号 -&gt; 回答.回答编号</w:t>
+              <w:t>一对多联系并入引用证据，引用证据表中保存回答编号(FK)</w:t>
             </w:r>
           </w:p>
         </w:tc>
@@ -3697,7 +3697,7 @@
                 <w:b w:val="0"/>
                 <w:sz w:val="20"/>
               </w:rPr>
-              <w:t>N:1</w:t>
+              <w:t>n:1</w:t>
             </w:r>
           </w:p>
         </w:tc>
@@ -3724,7 +3724,7 @@
                 <w:b w:val="0"/>
                 <w:sz w:val="20"/>
               </w:rPr>
-              <w:t>引用证据.版本编号 -&gt; 文档版本.版本编号</w:t>
+              <w:t>一对多联系并入引用证据，引用证据表中保存版本编号(FK)</w:t>
             </w:r>
           </w:p>
         </w:tc>
@@ -3755,7 +3755,7 @@
           <w:b w:val="0"/>
           <w:sz w:val="21"/>
         </w:rPr>
-        <w:t>本节先给出与 ER 图完全对应的中文关系模式，再给出落地到物理表后的关键表设计。转换原则是：`1..1 / 1..N` 联系并入 `N` 端实体；`1..N / 1..N` 联系单独转换为中间关系模式。</w:t>
+        <w:t>本节按数据库课程标准答案格式来写：先写实体，再把 1:1 和 1:n 联系并入对应实体，外码不算主属性；最后单独写 n:n 联系转换出的新关系模式。</w:t>
       </w:r>
     </w:p>
     <w:p>
@@ -3769,7 +3769,7 @@
           <w:color w:val="1F4E79"/>
           <w:sz w:val="23"/>
         </w:rPr>
-        <w:t>5.1 中文关系模式表</w:t>
+        <w:t>5.1 先写实体（再加入 1:1 和 1:n 的联系，外码均不是主属性）</w:t>
       </w:r>
     </w:p>
     <w:tbl>
@@ -3781,14 +3781,13 @@
         <w:tblLook w:firstColumn="1" w:firstRow="1" w:lastColumn="0" w:lastRow="0" w:noHBand="0" w:noVBand="1" w:val="04A0"/>
       </w:tblPr>
       <w:tblGrid>
-        <w:gridCol w:w="1152"/>
-        <w:gridCol w:w="6192"/>
-        <w:gridCol w:w="2736"/>
+        <w:gridCol w:w="7056"/>
+        <w:gridCol w:w="3024"/>
       </w:tblGrid>
       <w:tr>
         <w:tc>
           <w:tcPr>
-            <w:tcW w:type="dxa" w:w="3213"/>
+            <w:tcW w:type="dxa" w:w="4819"/>
             <w:vAlign w:val="center"/>
             <w:tcMar>
               <w:top w:w="70" w:type="dxa"/>
@@ -3810,13 +3809,13 @@
                 <w:color w:val="FFFFFF"/>
                 <w:sz w:val="20"/>
               </w:rPr>
-              <w:t>类别</w:t>
-            </w:r>
-          </w:p>
-        </w:tc>
-        <w:tc>
-          <w:tcPr>
-            <w:tcW w:type="dxa" w:w="3213"/>
+              <w:t>关系模式</w:t>
+            </w:r>
+          </w:p>
+        </w:tc>
+        <w:tc>
+          <w:tcPr>
+            <w:tcW w:type="dxa" w:w="4819"/>
             <w:vAlign w:val="center"/>
             <w:tcMar>
               <w:top w:w="70" w:type="dxa"/>
@@ -3838,34 +3837,6 @@
                 <w:color w:val="FFFFFF"/>
                 <w:sz w:val="20"/>
               </w:rPr>
-              <w:t>中文关系模式</w:t>
-            </w:r>
-          </w:p>
-        </w:tc>
-        <w:tc>
-          <w:tcPr>
-            <w:tcW w:type="dxa" w:w="3213"/>
-            <w:vAlign w:val="center"/>
-            <w:tcMar>
-              <w:top w:w="70" w:type="dxa"/>
-              <w:start w:w="90" w:type="dxa"/>
-              <w:bottom w:w="70" w:type="dxa"/>
-              <w:end w:w="90" w:type="dxa"/>
-            </w:tcMar>
-            <w:shd w:fill="4F81BD"/>
-          </w:tcPr>
-          <w:p>
-            <w:pPr>
-              <w:spacing w:before="0" w:after="40" w:line="288" w:lineRule="auto"/>
-              <w:jc w:val="center"/>
-            </w:pPr>
-            <w:r>
-              <w:rPr>
-                <w:rFonts w:ascii="Microsoft YaHei" w:hAnsi="Microsoft YaHei" w:eastAsia="Microsoft YaHei"/>
-                <w:b/>
-                <w:color w:val="FFFFFF"/>
-                <w:sz w:val="20"/>
-              </w:rPr>
               <w:t>说明</w:t>
             </w:r>
           </w:p>
@@ -3874,7 +3845,7 @@
       <w:tr>
         <w:tc>
           <w:tcPr>
-            <w:tcW w:type="dxa" w:w="1152"/>
+            <w:tcW w:type="dxa" w:w="7056"/>
             <w:vAlign w:val="center"/>
             <w:tcMar>
               <w:top w:w="70" w:type="dxa"/>
@@ -3895,13 +3866,13 @@
                 <w:b w:val="0"/>
                 <w:sz w:val="20"/>
               </w:rPr>
-              <w:t>实体</w:t>
-            </w:r>
-          </w:p>
-        </w:tc>
-        <w:tc>
-          <w:tcPr>
-            <w:tcW w:type="dxa" w:w="6192"/>
+              <w:t>角色（角色编号，角色名称，角色说明）</w:t>
+            </w:r>
+          </w:p>
+        </w:tc>
+        <w:tc>
+          <w:tcPr>
+            <w:tcW w:type="dxa" w:w="3024"/>
             <w:vAlign w:val="center"/>
             <w:tcMar>
               <w:top w:w="70" w:type="dxa"/>
@@ -3922,34 +3893,7 @@
                 <w:b w:val="0"/>
                 <w:sz w:val="20"/>
               </w:rPr>
-              <w:t>角色(角色编号 PK，角色名称，角色说明)</w:t>
-            </w:r>
-          </w:p>
-        </w:tc>
-        <w:tc>
-          <w:tcPr>
-            <w:tcW w:type="dxa" w:w="2736"/>
-            <w:vAlign w:val="center"/>
-            <w:tcMar>
-              <w:top w:w="70" w:type="dxa"/>
-              <w:start w:w="90" w:type="dxa"/>
-              <w:bottom w:w="70" w:type="dxa"/>
-              <w:end w:w="90" w:type="dxa"/>
-            </w:tcMar>
-            <w:shd w:fill="EDF3F9"/>
-          </w:tcPr>
-          <w:p>
-            <w:pPr>
-              <w:spacing w:before="0" w:after="40" w:line="288" w:lineRule="auto"/>
-              <w:jc w:val="left"/>
-            </w:pPr>
-            <w:r>
-              <w:rPr>
-                <w:rFonts w:ascii="Microsoft YaHei" w:hAnsi="Microsoft YaHei" w:eastAsia="Microsoft YaHei"/>
-                <w:b w:val="0"/>
-                <w:sz w:val="20"/>
-              </w:rPr>
-              <w:t>对应 ER-1 中的角色实体</w:t>
+              <w:t>角色是独立实体</w:t>
             </w:r>
           </w:p>
         </w:tc>
@@ -3957,79 +3901,53 @@
       <w:tr>
         <w:tc>
           <w:tcPr>
-            <w:tcW w:type="dxa" w:w="1152"/>
-            <w:vAlign w:val="center"/>
-            <w:tcMar>
-              <w:top w:w="70" w:type="dxa"/>
-              <w:start w:w="90" w:type="dxa"/>
-              <w:bottom w:w="70" w:type="dxa"/>
-              <w:end w:w="90" w:type="dxa"/>
-            </w:tcMar>
-          </w:tcPr>
-          <w:p>
-            <w:pPr>
-              <w:spacing w:before="0" w:after="40" w:line="288" w:lineRule="auto"/>
-              <w:jc w:val="left"/>
-            </w:pPr>
-            <w:r>
-              <w:rPr>
-                <w:rFonts w:ascii="Microsoft YaHei" w:hAnsi="Microsoft YaHei" w:eastAsia="Microsoft YaHei"/>
-                <w:b w:val="0"/>
-                <w:sz w:val="20"/>
-              </w:rPr>
-              <w:t>实体</w:t>
-            </w:r>
-          </w:p>
-        </w:tc>
-        <w:tc>
-          <w:tcPr>
-            <w:tcW w:type="dxa" w:w="6192"/>
-            <w:vAlign w:val="center"/>
-            <w:tcMar>
-              <w:top w:w="70" w:type="dxa"/>
-              <w:start w:w="90" w:type="dxa"/>
-              <w:bottom w:w="70" w:type="dxa"/>
-              <w:end w:w="90" w:type="dxa"/>
-            </w:tcMar>
-          </w:tcPr>
-          <w:p>
-            <w:pPr>
-              <w:spacing w:before="0" w:after="40" w:line="288" w:lineRule="auto"/>
-              <w:jc w:val="left"/>
-            </w:pPr>
-            <w:r>
-              <w:rPr>
-                <w:rFonts w:ascii="Microsoft YaHei" w:hAnsi="Microsoft YaHei" w:eastAsia="Microsoft YaHei"/>
-                <w:b w:val="0"/>
-                <w:sz w:val="20"/>
-              </w:rPr>
-              <w:t>用户(用户编号 PK，角色编号 FK，用户名，部门)</w:t>
-            </w:r>
-          </w:p>
-        </w:tc>
-        <w:tc>
-          <w:tcPr>
-            <w:tcW w:type="dxa" w:w="2736"/>
-            <w:vAlign w:val="center"/>
-            <w:tcMar>
-              <w:top w:w="70" w:type="dxa"/>
-              <w:start w:w="90" w:type="dxa"/>
-              <w:bottom w:w="70" w:type="dxa"/>
-              <w:end w:w="90" w:type="dxa"/>
-            </w:tcMar>
-          </w:tcPr>
-          <w:p>
-            <w:pPr>
-              <w:spacing w:before="0" w:after="40" w:line="288" w:lineRule="auto"/>
-              <w:jc w:val="left"/>
-            </w:pPr>
-            <w:r>
-              <w:rPr>
-                <w:rFonts w:ascii="Microsoft YaHei" w:hAnsi="Microsoft YaHei" w:eastAsia="Microsoft YaHei"/>
-                <w:b w:val="0"/>
-                <w:sz w:val="20"/>
-              </w:rPr>
-              <w:t>“拥有”联系并入用户，角色编号作为外键</w:t>
+            <w:tcW w:type="dxa" w:w="7056"/>
+            <w:vAlign w:val="center"/>
+            <w:tcMar>
+              <w:top w:w="70" w:type="dxa"/>
+              <w:start w:w="90" w:type="dxa"/>
+              <w:bottom w:w="70" w:type="dxa"/>
+              <w:end w:w="90" w:type="dxa"/>
+            </w:tcMar>
+          </w:tcPr>
+          <w:p>
+            <w:pPr>
+              <w:spacing w:before="0" w:after="40" w:line="288" w:lineRule="auto"/>
+              <w:jc w:val="left"/>
+            </w:pPr>
+            <w:r>
+              <w:rPr>
+                <w:rFonts w:ascii="Microsoft YaHei" w:hAnsi="Microsoft YaHei" w:eastAsia="Microsoft YaHei"/>
+                <w:b w:val="0"/>
+                <w:sz w:val="20"/>
+              </w:rPr>
+              <w:t>用户（用户编号，用户名，部门，角色编号(FK)）</w:t>
+            </w:r>
+          </w:p>
+        </w:tc>
+        <w:tc>
+          <w:tcPr>
+            <w:tcW w:type="dxa" w:w="3024"/>
+            <w:vAlign w:val="center"/>
+            <w:tcMar>
+              <w:top w:w="70" w:type="dxa"/>
+              <w:start w:w="90" w:type="dxa"/>
+              <w:bottom w:w="70" w:type="dxa"/>
+              <w:end w:w="90" w:type="dxa"/>
+            </w:tcMar>
+          </w:tcPr>
+          <w:p>
+            <w:pPr>
+              <w:spacing w:before="0" w:after="40" w:line="288" w:lineRule="auto"/>
+              <w:jc w:val="left"/>
+            </w:pPr>
+            <w:r>
+              <w:rPr>
+                <w:rFonts w:ascii="Microsoft YaHei" w:hAnsi="Microsoft YaHei" w:eastAsia="Microsoft YaHei"/>
+                <w:b w:val="0"/>
+                <w:sz w:val="20"/>
+              </w:rPr>
+              <w:t>“拥有”联系并入用户</w:t>
             </w:r>
           </w:p>
         </w:tc>
@@ -4037,7 +3955,7 @@
       <w:tr>
         <w:tc>
           <w:tcPr>
-            <w:tcW w:type="dxa" w:w="1152"/>
+            <w:tcW w:type="dxa" w:w="7056"/>
             <w:vAlign w:val="center"/>
             <w:tcMar>
               <w:top w:w="70" w:type="dxa"/>
@@ -4058,13 +3976,13 @@
                 <w:b w:val="0"/>
                 <w:sz w:val="20"/>
               </w:rPr>
-              <w:t>实体</w:t>
-            </w:r>
-          </w:p>
-        </w:tc>
-        <w:tc>
-          <w:tcPr>
-            <w:tcW w:type="dxa" w:w="6192"/>
+              <w:t>分类（分类编号，分类名称，分类说明）</w:t>
+            </w:r>
+          </w:p>
+        </w:tc>
+        <w:tc>
+          <w:tcPr>
+            <w:tcW w:type="dxa" w:w="3024"/>
             <w:vAlign w:val="center"/>
             <w:tcMar>
               <w:top w:w="70" w:type="dxa"/>
@@ -4085,34 +4003,7 @@
                 <w:b w:val="0"/>
                 <w:sz w:val="20"/>
               </w:rPr>
-              <w:t>分类(分类编号 PK，分类名称，分类说明)</w:t>
-            </w:r>
-          </w:p>
-        </w:tc>
-        <w:tc>
-          <w:tcPr>
-            <w:tcW w:type="dxa" w:w="2736"/>
-            <w:vAlign w:val="center"/>
-            <w:tcMar>
-              <w:top w:w="70" w:type="dxa"/>
-              <w:start w:w="90" w:type="dxa"/>
-              <w:bottom w:w="70" w:type="dxa"/>
-              <w:end w:w="90" w:type="dxa"/>
-            </w:tcMar>
-            <w:shd w:fill="EDF3F9"/>
-          </w:tcPr>
-          <w:p>
-            <w:pPr>
-              <w:spacing w:before="0" w:after="40" w:line="288" w:lineRule="auto"/>
-              <w:jc w:val="left"/>
-            </w:pPr>
-            <w:r>
-              <w:rPr>
-                <w:rFonts w:ascii="Microsoft YaHei" w:hAnsi="Microsoft YaHei" w:eastAsia="Microsoft YaHei"/>
-                <w:b w:val="0"/>
-                <w:sz w:val="20"/>
-              </w:rPr>
-              <w:t>对应 ER-1 中的分类实体</w:t>
+              <w:t>分类是独立实体</w:t>
             </w:r>
           </w:p>
         </w:tc>
@@ -4120,79 +4011,53 @@
       <w:tr>
         <w:tc>
           <w:tcPr>
-            <w:tcW w:type="dxa" w:w="1152"/>
-            <w:vAlign w:val="center"/>
-            <w:tcMar>
-              <w:top w:w="70" w:type="dxa"/>
-              <w:start w:w="90" w:type="dxa"/>
-              <w:bottom w:w="70" w:type="dxa"/>
-              <w:end w:w="90" w:type="dxa"/>
-            </w:tcMar>
-          </w:tcPr>
-          <w:p>
-            <w:pPr>
-              <w:spacing w:before="0" w:after="40" w:line="288" w:lineRule="auto"/>
-              <w:jc w:val="left"/>
-            </w:pPr>
-            <w:r>
-              <w:rPr>
-                <w:rFonts w:ascii="Microsoft YaHei" w:hAnsi="Microsoft YaHei" w:eastAsia="Microsoft YaHei"/>
-                <w:b w:val="0"/>
-                <w:sz w:val="20"/>
-              </w:rPr>
-              <w:t>实体</w:t>
-            </w:r>
-          </w:p>
-        </w:tc>
-        <w:tc>
-          <w:tcPr>
-            <w:tcW w:type="dxa" w:w="6192"/>
-            <w:vAlign w:val="center"/>
-            <w:tcMar>
-              <w:top w:w="70" w:type="dxa"/>
-              <w:start w:w="90" w:type="dxa"/>
-              <w:bottom w:w="70" w:type="dxa"/>
-              <w:end w:w="90" w:type="dxa"/>
-            </w:tcMar>
-          </w:tcPr>
-          <w:p>
-            <w:pPr>
-              <w:spacing w:before="0" w:after="40" w:line="288" w:lineRule="auto"/>
-              <w:jc w:val="left"/>
-            </w:pPr>
-            <w:r>
-              <w:rPr>
-                <w:rFonts w:ascii="Microsoft YaHei" w:hAnsi="Microsoft YaHei" w:eastAsia="Microsoft YaHei"/>
-                <w:b w:val="0"/>
-                <w:sz w:val="20"/>
-              </w:rPr>
-              <w:t>标签(标签编号 PK，标签名称，标签说明)</w:t>
-            </w:r>
-          </w:p>
-        </w:tc>
-        <w:tc>
-          <w:tcPr>
-            <w:tcW w:type="dxa" w:w="2736"/>
-            <w:vAlign w:val="center"/>
-            <w:tcMar>
-              <w:top w:w="70" w:type="dxa"/>
-              <w:start w:w="90" w:type="dxa"/>
-              <w:bottom w:w="70" w:type="dxa"/>
-              <w:end w:w="90" w:type="dxa"/>
-            </w:tcMar>
-          </w:tcPr>
-          <w:p>
-            <w:pPr>
-              <w:spacing w:before="0" w:after="40" w:line="288" w:lineRule="auto"/>
-              <w:jc w:val="left"/>
-            </w:pPr>
-            <w:r>
-              <w:rPr>
-                <w:rFonts w:ascii="Microsoft YaHei" w:hAnsi="Microsoft YaHei" w:eastAsia="Microsoft YaHei"/>
-                <w:b w:val="0"/>
-                <w:sz w:val="20"/>
-              </w:rPr>
-              <w:t>对应 ER-1 中的标签实体</w:t>
+            <w:tcW w:type="dxa" w:w="7056"/>
+            <w:vAlign w:val="center"/>
+            <w:tcMar>
+              <w:top w:w="70" w:type="dxa"/>
+              <w:start w:w="90" w:type="dxa"/>
+              <w:bottom w:w="70" w:type="dxa"/>
+              <w:end w:w="90" w:type="dxa"/>
+            </w:tcMar>
+          </w:tcPr>
+          <w:p>
+            <w:pPr>
+              <w:spacing w:before="0" w:after="40" w:line="288" w:lineRule="auto"/>
+              <w:jc w:val="left"/>
+            </w:pPr>
+            <w:r>
+              <w:rPr>
+                <w:rFonts w:ascii="Microsoft YaHei" w:hAnsi="Microsoft YaHei" w:eastAsia="Microsoft YaHei"/>
+                <w:b w:val="0"/>
+                <w:sz w:val="20"/>
+              </w:rPr>
+              <w:t>标签（标签编号，标签名称，标签说明）</w:t>
+            </w:r>
+          </w:p>
+        </w:tc>
+        <w:tc>
+          <w:tcPr>
+            <w:tcW w:type="dxa" w:w="3024"/>
+            <w:vAlign w:val="center"/>
+            <w:tcMar>
+              <w:top w:w="70" w:type="dxa"/>
+              <w:start w:w="90" w:type="dxa"/>
+              <w:bottom w:w="70" w:type="dxa"/>
+              <w:end w:w="90" w:type="dxa"/>
+            </w:tcMar>
+          </w:tcPr>
+          <w:p>
+            <w:pPr>
+              <w:spacing w:before="0" w:after="40" w:line="288" w:lineRule="auto"/>
+              <w:jc w:val="left"/>
+            </w:pPr>
+            <w:r>
+              <w:rPr>
+                <w:rFonts w:ascii="Microsoft YaHei" w:hAnsi="Microsoft YaHei" w:eastAsia="Microsoft YaHei"/>
+                <w:b w:val="0"/>
+                <w:sz w:val="20"/>
+              </w:rPr>
+              <w:t>标签是独立实体</w:t>
             </w:r>
           </w:p>
         </w:tc>
@@ -4200,7 +4065,7 @@
       <w:tr>
         <w:tc>
           <w:tcPr>
-            <w:tcW w:type="dxa" w:w="1152"/>
+            <w:tcW w:type="dxa" w:w="7056"/>
             <w:vAlign w:val="center"/>
             <w:tcMar>
               <w:top w:w="70" w:type="dxa"/>
@@ -4221,40 +4086,13 @@
                 <w:b w:val="0"/>
                 <w:sz w:val="20"/>
               </w:rPr>
-              <w:t>实体</w:t>
-            </w:r>
-          </w:p>
-        </w:tc>
-        <w:tc>
-          <w:tcPr>
-            <w:tcW w:type="dxa" w:w="6192"/>
-            <w:vAlign w:val="center"/>
-            <w:tcMar>
-              <w:top w:w="70" w:type="dxa"/>
-              <w:start w:w="90" w:type="dxa"/>
-              <w:bottom w:w="70" w:type="dxa"/>
-              <w:end w:w="90" w:type="dxa"/>
-            </w:tcMar>
-            <w:shd w:fill="EDF3F9"/>
-          </w:tcPr>
-          <w:p>
-            <w:pPr>
-              <w:spacing w:before="0" w:after="40" w:line="288" w:lineRule="auto"/>
-              <w:jc w:val="left"/>
-            </w:pPr>
-            <w:r>
-              <w:rPr>
-                <w:rFonts w:ascii="Microsoft YaHei" w:hAnsi="Microsoft YaHei" w:eastAsia="Microsoft YaHei"/>
-                <w:b w:val="0"/>
-                <w:sz w:val="20"/>
-              </w:rPr>
-              <w:t>文档(文档编号 PK，分类编号 FK，创建者编号 FK，标题，状态)</w:t>
-            </w:r>
-          </w:p>
-        </w:tc>
-        <w:tc>
-          <w:tcPr>
-            <w:tcW w:type="dxa" w:w="2736"/>
+              <w:t>文档（文档编号，标题，状态，分类编号(FK)，创建者编号(FK)）</w:t>
+            </w:r>
+          </w:p>
+        </w:tc>
+        <w:tc>
+          <w:tcPr>
+            <w:tcW w:type="dxa" w:w="3024"/>
             <w:vAlign w:val="center"/>
             <w:tcMar>
               <w:top w:w="70" w:type="dxa"/>
@@ -4283,59 +4121,33 @@
       <w:tr>
         <w:tc>
           <w:tcPr>
-            <w:tcW w:type="dxa" w:w="1152"/>
-            <w:vAlign w:val="center"/>
-            <w:tcMar>
-              <w:top w:w="70" w:type="dxa"/>
-              <w:start w:w="90" w:type="dxa"/>
-              <w:bottom w:w="70" w:type="dxa"/>
-              <w:end w:w="90" w:type="dxa"/>
-            </w:tcMar>
-          </w:tcPr>
-          <w:p>
-            <w:pPr>
-              <w:spacing w:before="0" w:after="40" w:line="288" w:lineRule="auto"/>
-              <w:jc w:val="left"/>
-            </w:pPr>
-            <w:r>
-              <w:rPr>
-                <w:rFonts w:ascii="Microsoft YaHei" w:hAnsi="Microsoft YaHei" w:eastAsia="Microsoft YaHei"/>
-                <w:b w:val="0"/>
-                <w:sz w:val="20"/>
-              </w:rPr>
-              <w:t>实体</w:t>
-            </w:r>
-          </w:p>
-        </w:tc>
-        <w:tc>
-          <w:tcPr>
-            <w:tcW w:type="dxa" w:w="6192"/>
-            <w:vAlign w:val="center"/>
-            <w:tcMar>
-              <w:top w:w="70" w:type="dxa"/>
-              <w:start w:w="90" w:type="dxa"/>
-              <w:bottom w:w="70" w:type="dxa"/>
-              <w:end w:w="90" w:type="dxa"/>
-            </w:tcMar>
-          </w:tcPr>
-          <w:p>
-            <w:pPr>
-              <w:spacing w:before="0" w:after="40" w:line="288" w:lineRule="auto"/>
-              <w:jc w:val="left"/>
-            </w:pPr>
-            <w:r>
-              <w:rPr>
-                <w:rFonts w:ascii="Microsoft YaHei" w:hAnsi="Microsoft YaHei" w:eastAsia="Microsoft YaHei"/>
-                <w:b w:val="0"/>
-                <w:sz w:val="20"/>
-              </w:rPr>
-              <w:t>文档版本(版本编号 PK，文档编号 FK，版本号，变更说明)</w:t>
-            </w:r>
-          </w:p>
-        </w:tc>
-        <w:tc>
-          <w:tcPr>
-            <w:tcW w:type="dxa" w:w="2736"/>
+            <w:tcW w:type="dxa" w:w="7056"/>
+            <w:vAlign w:val="center"/>
+            <w:tcMar>
+              <w:top w:w="70" w:type="dxa"/>
+              <w:start w:w="90" w:type="dxa"/>
+              <w:bottom w:w="70" w:type="dxa"/>
+              <w:end w:w="90" w:type="dxa"/>
+            </w:tcMar>
+          </w:tcPr>
+          <w:p>
+            <w:pPr>
+              <w:spacing w:before="0" w:after="40" w:line="288" w:lineRule="auto"/>
+              <w:jc w:val="left"/>
+            </w:pPr>
+            <w:r>
+              <w:rPr>
+                <w:rFonts w:ascii="Microsoft YaHei" w:hAnsi="Microsoft YaHei" w:eastAsia="Microsoft YaHei"/>
+                <w:b w:val="0"/>
+                <w:sz w:val="20"/>
+              </w:rPr>
+              <w:t>文档版本（版本编号，版本号，变更说明，文档编号(FK)）</w:t>
+            </w:r>
+          </w:p>
+        </w:tc>
+        <w:tc>
+          <w:tcPr>
+            <w:tcW w:type="dxa" w:w="3024"/>
             <w:vAlign w:val="center"/>
             <w:tcMar>
               <w:top w:w="70" w:type="dxa"/>
@@ -4363,7 +4175,7 @@
       <w:tr>
         <w:tc>
           <w:tcPr>
-            <w:tcW w:type="dxa" w:w="1152"/>
+            <w:tcW w:type="dxa" w:w="7056"/>
             <w:vAlign w:val="center"/>
             <w:tcMar>
               <w:top w:w="70" w:type="dxa"/>
@@ -4384,40 +4196,13 @@
                 <w:b w:val="0"/>
                 <w:sz w:val="20"/>
               </w:rPr>
-              <w:t>实体</w:t>
-            </w:r>
-          </w:p>
-        </w:tc>
-        <w:tc>
-          <w:tcPr>
-            <w:tcW w:type="dxa" w:w="6192"/>
-            <w:vAlign w:val="center"/>
-            <w:tcMar>
-              <w:top w:w="70" w:type="dxa"/>
-              <w:start w:w="90" w:type="dxa"/>
-              <w:bottom w:w="70" w:type="dxa"/>
-              <w:end w:w="90" w:type="dxa"/>
-            </w:tcMar>
-            <w:shd w:fill="EDF3F9"/>
-          </w:tcPr>
-          <w:p>
-            <w:pPr>
-              <w:spacing w:before="0" w:after="40" w:line="288" w:lineRule="auto"/>
-              <w:jc w:val="left"/>
-            </w:pPr>
-            <w:r>
-              <w:rPr>
-                <w:rFonts w:ascii="Microsoft YaHei" w:hAnsi="Microsoft YaHei" w:eastAsia="Microsoft YaHei"/>
-                <w:b w:val="0"/>
-                <w:sz w:val="20"/>
-              </w:rPr>
-              <w:t>问题(问题编号 PK，用户编号 FK，问题内容，状态)</w:t>
-            </w:r>
-          </w:p>
-        </w:tc>
-        <w:tc>
-          <w:tcPr>
-            <w:tcW w:type="dxa" w:w="2736"/>
+              <w:t>问题（问题编号，问题内容，状态，用户编号(FK)）</w:t>
+            </w:r>
+          </w:p>
+        </w:tc>
+        <w:tc>
+          <w:tcPr>
+            <w:tcW w:type="dxa" w:w="3024"/>
             <w:vAlign w:val="center"/>
             <w:tcMar>
               <w:top w:w="70" w:type="dxa"/>
@@ -4446,59 +4231,33 @@
       <w:tr>
         <w:tc>
           <w:tcPr>
-            <w:tcW w:type="dxa" w:w="1152"/>
-            <w:vAlign w:val="center"/>
-            <w:tcMar>
-              <w:top w:w="70" w:type="dxa"/>
-              <w:start w:w="90" w:type="dxa"/>
-              <w:bottom w:w="70" w:type="dxa"/>
-              <w:end w:w="90" w:type="dxa"/>
-            </w:tcMar>
-          </w:tcPr>
-          <w:p>
-            <w:pPr>
-              <w:spacing w:before="0" w:after="40" w:line="288" w:lineRule="auto"/>
-              <w:jc w:val="left"/>
-            </w:pPr>
-            <w:r>
-              <w:rPr>
-                <w:rFonts w:ascii="Microsoft YaHei" w:hAnsi="Microsoft YaHei" w:eastAsia="Microsoft YaHei"/>
-                <w:b w:val="0"/>
-                <w:sz w:val="20"/>
-              </w:rPr>
-              <w:t>实体</w:t>
-            </w:r>
-          </w:p>
-        </w:tc>
-        <w:tc>
-          <w:tcPr>
-            <w:tcW w:type="dxa" w:w="6192"/>
-            <w:vAlign w:val="center"/>
-            <w:tcMar>
-              <w:top w:w="70" w:type="dxa"/>
-              <w:start w:w="90" w:type="dxa"/>
-              <w:bottom w:w="70" w:type="dxa"/>
-              <w:end w:w="90" w:type="dxa"/>
-            </w:tcMar>
-          </w:tcPr>
-          <w:p>
-            <w:pPr>
-              <w:spacing w:before="0" w:after="40" w:line="288" w:lineRule="auto"/>
-              <w:jc w:val="left"/>
-            </w:pPr>
-            <w:r>
-              <w:rPr>
-                <w:rFonts w:ascii="Microsoft YaHei" w:hAnsi="Microsoft YaHei" w:eastAsia="Microsoft YaHei"/>
-                <w:b w:val="0"/>
-                <w:sz w:val="20"/>
-              </w:rPr>
-              <w:t>回答(回答编号 PK，问题编号 FK，模型，回答时间)</w:t>
-            </w:r>
-          </w:p>
-        </w:tc>
-        <w:tc>
-          <w:tcPr>
-            <w:tcW w:type="dxa" w:w="2736"/>
+            <w:tcW w:type="dxa" w:w="7056"/>
+            <w:vAlign w:val="center"/>
+            <w:tcMar>
+              <w:top w:w="70" w:type="dxa"/>
+              <w:start w:w="90" w:type="dxa"/>
+              <w:bottom w:w="70" w:type="dxa"/>
+              <w:end w:w="90" w:type="dxa"/>
+            </w:tcMar>
+          </w:tcPr>
+          <w:p>
+            <w:pPr>
+              <w:spacing w:before="0" w:after="40" w:line="288" w:lineRule="auto"/>
+              <w:jc w:val="left"/>
+            </w:pPr>
+            <w:r>
+              <w:rPr>
+                <w:rFonts w:ascii="Microsoft YaHei" w:hAnsi="Microsoft YaHei" w:eastAsia="Microsoft YaHei"/>
+                <w:b w:val="0"/>
+                <w:sz w:val="20"/>
+              </w:rPr>
+              <w:t>回答（回答编号，模型，回答时间，问题编号(FK)）</w:t>
+            </w:r>
+          </w:p>
+        </w:tc>
+        <w:tc>
+          <w:tcPr>
+            <w:tcW w:type="dxa" w:w="3024"/>
             <w:vAlign w:val="center"/>
             <w:tcMar>
               <w:top w:w="70" w:type="dxa"/>
@@ -4526,7 +4285,7 @@
       <w:tr>
         <w:tc>
           <w:tcPr>
-            <w:tcW w:type="dxa" w:w="1152"/>
+            <w:tcW w:type="dxa" w:w="7056"/>
             <w:vAlign w:val="center"/>
             <w:tcMar>
               <w:top w:w="70" w:type="dxa"/>
@@ -4547,13 +4306,13 @@
                 <w:b w:val="0"/>
                 <w:sz w:val="20"/>
               </w:rPr>
-              <w:t>实体</w:t>
-            </w:r>
-          </w:p>
-        </w:tc>
-        <w:tc>
-          <w:tcPr>
-            <w:tcW w:type="dxa" w:w="6192"/>
+              <w:t>引用证据（引用编号，证据顺序，回答编号(FK)，版本编号(FK)）</w:t>
+            </w:r>
+          </w:p>
+        </w:tc>
+        <w:tc>
+          <w:tcPr>
+            <w:tcW w:type="dxa" w:w="3024"/>
             <w:vAlign w:val="center"/>
             <w:tcMar>
               <w:top w:w="70" w:type="dxa"/>
@@ -4574,120 +4333,169 @@
                 <w:b w:val="0"/>
                 <w:sz w:val="20"/>
               </w:rPr>
-              <w:t>引用证据(引用编号 PK，回答编号 FK，版本编号 FK，证据顺序)</w:t>
-            </w:r>
-          </w:p>
-        </w:tc>
-        <w:tc>
-          <w:tcPr>
-            <w:tcW w:type="dxa" w:w="2736"/>
-            <w:vAlign w:val="center"/>
-            <w:tcMar>
-              <w:top w:w="70" w:type="dxa"/>
-              <w:start w:w="90" w:type="dxa"/>
-              <w:bottom w:w="70" w:type="dxa"/>
-              <w:end w:w="90" w:type="dxa"/>
-            </w:tcMar>
-            <w:shd w:fill="EDF3F9"/>
-          </w:tcPr>
-          <w:p>
-            <w:pPr>
-              <w:spacing w:before="0" w:after="40" w:line="288" w:lineRule="auto"/>
-              <w:jc w:val="left"/>
-            </w:pPr>
-            <w:r>
-              <w:rPr>
-                <w:rFonts w:ascii="Microsoft YaHei" w:hAnsi="Microsoft YaHei" w:eastAsia="Microsoft YaHei"/>
-                <w:b w:val="0"/>
-                <w:sz w:val="20"/>
-              </w:rPr>
-              <w:t>回答通过引用证据定位到文档版本</w:t>
-            </w:r>
-          </w:p>
-        </w:tc>
-      </w:tr>
-      <w:tr>
-        <w:tc>
-          <w:tcPr>
-            <w:tcW w:type="dxa" w:w="1152"/>
-            <w:vAlign w:val="center"/>
-            <w:tcMar>
-              <w:top w:w="70" w:type="dxa"/>
-              <w:start w:w="90" w:type="dxa"/>
-              <w:bottom w:w="70" w:type="dxa"/>
-              <w:end w:w="90" w:type="dxa"/>
-            </w:tcMar>
-          </w:tcPr>
-          <w:p>
-            <w:pPr>
-              <w:spacing w:before="0" w:after="40" w:line="288" w:lineRule="auto"/>
-              <w:jc w:val="left"/>
-            </w:pPr>
-            <w:r>
-              <w:rPr>
-                <w:rFonts w:ascii="Microsoft YaHei" w:hAnsi="Microsoft YaHei" w:eastAsia="Microsoft YaHei"/>
-                <w:b w:val="0"/>
-                <w:sz w:val="20"/>
-              </w:rPr>
-              <w:t>联系</w:t>
-            </w:r>
-          </w:p>
-        </w:tc>
-        <w:tc>
-          <w:tcPr>
-            <w:tcW w:type="dxa" w:w="6192"/>
-            <w:vAlign w:val="center"/>
-            <w:tcMar>
-              <w:top w:w="70" w:type="dxa"/>
-              <w:start w:w="90" w:type="dxa"/>
-              <w:bottom w:w="70" w:type="dxa"/>
-              <w:end w:w="90" w:type="dxa"/>
-            </w:tcMar>
-          </w:tcPr>
-          <w:p>
-            <w:pPr>
-              <w:spacing w:before="0" w:after="40" w:line="288" w:lineRule="auto"/>
-              <w:jc w:val="left"/>
-            </w:pPr>
-            <w:r>
-              <w:rPr>
-                <w:rFonts w:ascii="Microsoft YaHei" w:hAnsi="Microsoft YaHei" w:eastAsia="Microsoft YaHei"/>
-                <w:b w:val="0"/>
-                <w:sz w:val="20"/>
-              </w:rPr>
-              <w:t>文档标签(文档编号 PK/FK，标签编号 PK/FK)</w:t>
-            </w:r>
-          </w:p>
-        </w:tc>
-        <w:tc>
-          <w:tcPr>
-            <w:tcW w:type="dxa" w:w="2736"/>
-            <w:vAlign w:val="center"/>
-            <w:tcMar>
-              <w:top w:w="70" w:type="dxa"/>
-              <w:start w:w="90" w:type="dxa"/>
-              <w:bottom w:w="70" w:type="dxa"/>
-              <w:end w:w="90" w:type="dxa"/>
-            </w:tcMar>
-          </w:tcPr>
-          <w:p>
-            <w:pPr>
-              <w:spacing w:before="0" w:after="40" w:line="288" w:lineRule="auto"/>
-              <w:jc w:val="left"/>
-            </w:pPr>
-            <w:r>
-              <w:rPr>
-                <w:rFonts w:ascii="Microsoft YaHei" w:hAnsi="Microsoft YaHei" w:eastAsia="Microsoft YaHei"/>
-                <w:b w:val="0"/>
-                <w:sz w:val="20"/>
-              </w:rPr>
-              <w:t>“文档-标签”是多对多联系，需单独转换</w:t>
+              <w:t>“引用”“定位版本”联系并入引用证据</w:t>
             </w:r>
           </w:p>
         </w:tc>
       </w:tr>
     </w:tbl>
     <w:p/>
+    <w:p>
+      <w:pPr>
+        <w:spacing w:before="120" w:after="120" w:line="324" w:lineRule="auto"/>
+      </w:pPr>
+      <w:r>
+        <w:rPr>
+          <w:rFonts w:ascii="Microsoft YaHei" w:hAnsi="Microsoft YaHei" w:eastAsia="Microsoft YaHei"/>
+          <w:b/>
+          <w:color w:val="1F4E79"/>
+          <w:sz w:val="23"/>
+        </w:rPr>
+        <w:t>5.2 再写 n:n 的联系（新表中外码同时也是主属性）</w:t>
+      </w:r>
+    </w:p>
+    <w:tbl>
+      <w:tblPr>
+        <w:tblStyle w:val="TableGrid"/>
+        <w:tblW w:type="auto" w:w="0"/>
+        <w:jc w:val="center"/>
+        <w:tblLayout w:type="autofit"/>
+        <w:tblLook w:firstColumn="1" w:firstRow="1" w:lastColumn="0" w:lastRow="0" w:noHBand="0" w:noVBand="1" w:val="04A0"/>
+      </w:tblPr>
+      <w:tblGrid>
+        <w:gridCol w:w="7056"/>
+        <w:gridCol w:w="3024"/>
+      </w:tblGrid>
+      <w:tr>
+        <w:tc>
+          <w:tcPr>
+            <w:tcW w:type="dxa" w:w="4819"/>
+            <w:vAlign w:val="center"/>
+            <w:tcMar>
+              <w:top w:w="70" w:type="dxa"/>
+              <w:start w:w="90" w:type="dxa"/>
+              <w:bottom w:w="70" w:type="dxa"/>
+              <w:end w:w="90" w:type="dxa"/>
+            </w:tcMar>
+            <w:shd w:fill="4F81BD"/>
+          </w:tcPr>
+          <w:p>
+            <w:pPr>
+              <w:spacing w:before="0" w:after="40" w:line="288" w:lineRule="auto"/>
+              <w:jc w:val="center"/>
+            </w:pPr>
+            <w:r>
+              <w:rPr>
+                <w:rFonts w:ascii="Microsoft YaHei" w:hAnsi="Microsoft YaHei" w:eastAsia="Microsoft YaHei"/>
+                <w:b/>
+                <w:color w:val="FFFFFF"/>
+                <w:sz w:val="20"/>
+              </w:rPr>
+              <w:t>关系模式</w:t>
+            </w:r>
+          </w:p>
+        </w:tc>
+        <w:tc>
+          <w:tcPr>
+            <w:tcW w:type="dxa" w:w="4819"/>
+            <w:vAlign w:val="center"/>
+            <w:tcMar>
+              <w:top w:w="70" w:type="dxa"/>
+              <w:start w:w="90" w:type="dxa"/>
+              <w:bottom w:w="70" w:type="dxa"/>
+              <w:end w:w="90" w:type="dxa"/>
+            </w:tcMar>
+            <w:shd w:fill="4F81BD"/>
+          </w:tcPr>
+          <w:p>
+            <w:pPr>
+              <w:spacing w:before="0" w:after="40" w:line="288" w:lineRule="auto"/>
+              <w:jc w:val="center"/>
+            </w:pPr>
+            <w:r>
+              <w:rPr>
+                <w:rFonts w:ascii="Microsoft YaHei" w:hAnsi="Microsoft YaHei" w:eastAsia="Microsoft YaHei"/>
+                <w:b/>
+                <w:color w:val="FFFFFF"/>
+                <w:sz w:val="20"/>
+              </w:rPr>
+              <w:t>说明</w:t>
+            </w:r>
+          </w:p>
+        </w:tc>
+      </w:tr>
+      <w:tr>
+        <w:tc>
+          <w:tcPr>
+            <w:tcW w:type="dxa" w:w="7056"/>
+            <w:vAlign w:val="center"/>
+            <w:tcMar>
+              <w:top w:w="70" w:type="dxa"/>
+              <w:start w:w="90" w:type="dxa"/>
+              <w:bottom w:w="70" w:type="dxa"/>
+              <w:end w:w="90" w:type="dxa"/>
+            </w:tcMar>
+            <w:shd w:fill="EDF3F9"/>
+          </w:tcPr>
+          <w:p>
+            <w:pPr>
+              <w:spacing w:before="0" w:after="40" w:line="288" w:lineRule="auto"/>
+              <w:jc w:val="left"/>
+            </w:pPr>
+            <w:r>
+              <w:rPr>
+                <w:rFonts w:ascii="Microsoft YaHei" w:hAnsi="Microsoft YaHei" w:eastAsia="Microsoft YaHei"/>
+                <w:b w:val="0"/>
+                <w:sz w:val="20"/>
+              </w:rPr>
+              <w:t>文档标签（文档编号(FK)，标签编号(FK)）</w:t>
+            </w:r>
+          </w:p>
+        </w:tc>
+        <w:tc>
+          <w:tcPr>
+            <w:tcW w:type="dxa" w:w="3024"/>
+            <w:vAlign w:val="center"/>
+            <w:tcMar>
+              <w:top w:w="70" w:type="dxa"/>
+              <w:start w:w="90" w:type="dxa"/>
+              <w:bottom w:w="70" w:type="dxa"/>
+              <w:end w:w="90" w:type="dxa"/>
+            </w:tcMar>
+            <w:shd w:fill="EDF3F9"/>
+          </w:tcPr>
+          <w:p>
+            <w:pPr>
+              <w:spacing w:before="0" w:after="40" w:line="288" w:lineRule="auto"/>
+              <w:jc w:val="left"/>
+            </w:pPr>
+            <w:r>
+              <w:rPr>
+                <w:rFonts w:ascii="Microsoft YaHei" w:hAnsi="Microsoft YaHei" w:eastAsia="Microsoft YaHei"/>
+                <w:b w:val="0"/>
+                <w:sz w:val="20"/>
+              </w:rPr>
+              <w:t>对应“文档-标签”这个 n:n 联系；联合主码可写为（文档编号，标签编号）</w:t>
+            </w:r>
+          </w:p>
+        </w:tc>
+      </w:tr>
+    </w:tbl>
+    <w:p/>
+    <w:p>
+      <w:pPr>
+        <w:spacing w:before="40" w:after="160" w:line="324" w:lineRule="auto"/>
+      </w:pPr>
+      <w:r>
+        <w:rPr>
+          <w:rFonts w:ascii="Microsoft YaHei" w:hAnsi="Microsoft YaHei" w:eastAsia="Microsoft YaHei"/>
+          <w:b w:val="0"/>
+          <w:color w:val="606060"/>
+          <w:sz w:val="19"/>
+        </w:rPr>
+        <w:t>说明：本项目的核心概念层只有“文档-标签”这一类典型 n:n 联系，其余联系都可以通过外码并入 1:n 联系中的 n 端实体。</w:t>
+      </w:r>
+    </w:p>
     <w:p>
       <w:pPr>
         <w:spacing w:before="120" w:after="120" w:line="324" w:lineRule="auto"/>

--- a/知枢_企业知识资产管理与智能检索平台_闭环落地版_修订稿.docx
+++ b/知枢_企业知识资产管理与智能检索平台_闭环落地版_修订稿.docx
@@ -2042,440 +2042,12 @@
           <w:color w:val="1F4E79"/>
           <w:sz w:val="30"/>
         </w:rPr>
-        <w:t>4. ER 逻辑重构方案</w:t>
+        <w:t>4. ER ??????</w:t>
       </w:r>
     </w:p>
     <w:p>
       <w:pPr>
-        <w:spacing w:before="0" w:after="160" w:line="324" w:lineRule="auto"/>
-      </w:pPr>
-      <w:r>
-        <w:rPr>
-          <w:rFonts w:ascii="Microsoft YaHei" w:hAnsi="Microsoft YaHei" w:eastAsia="Microsoft YaHei"/>
-          <w:b w:val="0"/>
-          <w:sz w:val="21"/>
-        </w:rPr>
-        <w:t>本节统一改成数据库课程标准答题格式：先画实体，再补属性与联系，数量关系直接在线两端写 1 或 n；属性里不写外码，外码只在后面的关系模式里体现。</w:t>
-      </w:r>
-    </w:p>
-    <w:p>
-      <w:pPr>
-        <w:spacing w:before="120" w:after="120" w:line="324" w:lineRule="auto"/>
-      </w:pPr>
-      <w:r>
-        <w:rPr>
-          <w:rFonts w:ascii="Microsoft YaHei" w:hAnsi="Microsoft YaHei" w:eastAsia="Microsoft YaHei"/>
-          <w:b/>
-          <w:color w:val="1F4E79"/>
-          <w:sz w:val="23"/>
-        </w:rPr>
-        <w:t>4.1 ER 核心子图方案</w:t>
-      </w:r>
-    </w:p>
-    <w:tbl>
-      <w:tblPr>
-        <w:tblStyle w:val="TableGrid"/>
-        <w:tblW w:type="auto" w:w="0"/>
-        <w:jc w:val="center"/>
-        <w:tblLayout w:type="autofit"/>
-        <w:tblLook w:firstColumn="1" w:firstRow="1" w:lastColumn="0" w:lastRow="0" w:noHBand="0" w:noVBand="1" w:val="04A0"/>
-      </w:tblPr>
-      <w:tblGrid>
-        <w:gridCol w:w="2160"/>
-        <w:gridCol w:w="3312"/>
-        <w:gridCol w:w="3312"/>
-        <w:gridCol w:w="2736"/>
-      </w:tblGrid>
-      <w:tr>
-        <w:tc>
-          <w:tcPr>
-            <w:tcW w:type="dxa" w:w="2409"/>
-            <w:vAlign w:val="center"/>
-            <w:tcMar>
-              <w:top w:w="70" w:type="dxa"/>
-              <w:start w:w="90" w:type="dxa"/>
-              <w:bottom w:w="70" w:type="dxa"/>
-              <w:end w:w="90" w:type="dxa"/>
-            </w:tcMar>
-            <w:shd w:fill="4F81BD"/>
-          </w:tcPr>
-          <w:p>
-            <w:pPr>
-              <w:spacing w:before="0" w:after="40" w:line="288" w:lineRule="auto"/>
-              <w:jc w:val="center"/>
-            </w:pPr>
-            <w:r>
-              <w:rPr>
-                <w:rFonts w:ascii="Microsoft YaHei" w:hAnsi="Microsoft YaHei" w:eastAsia="Microsoft YaHei"/>
-                <w:b/>
-                <w:color w:val="FFFFFF"/>
-                <w:sz w:val="20"/>
-              </w:rPr>
-              <w:t>子图</w:t>
-            </w:r>
-          </w:p>
-        </w:tc>
-        <w:tc>
-          <w:tcPr>
-            <w:tcW w:type="dxa" w:w="2409"/>
-            <w:vAlign w:val="center"/>
-            <w:tcMar>
-              <w:top w:w="70" w:type="dxa"/>
-              <w:start w:w="90" w:type="dxa"/>
-              <w:bottom w:w="70" w:type="dxa"/>
-              <w:end w:w="90" w:type="dxa"/>
-            </w:tcMar>
-            <w:shd w:fill="4F81BD"/>
-          </w:tcPr>
-          <w:p>
-            <w:pPr>
-              <w:spacing w:before="0" w:after="40" w:line="288" w:lineRule="auto"/>
-              <w:jc w:val="center"/>
-            </w:pPr>
-            <w:r>
-              <w:rPr>
-                <w:rFonts w:ascii="Microsoft YaHei" w:hAnsi="Microsoft YaHei" w:eastAsia="Microsoft YaHei"/>
-                <w:b/>
-                <w:color w:val="FFFFFF"/>
-                <w:sz w:val="20"/>
-              </w:rPr>
-              <w:t>覆盖实体</w:t>
-            </w:r>
-          </w:p>
-        </w:tc>
-        <w:tc>
-          <w:tcPr>
-            <w:tcW w:type="dxa" w:w="2409"/>
-            <w:vAlign w:val="center"/>
-            <w:tcMar>
-              <w:top w:w="70" w:type="dxa"/>
-              <w:start w:w="90" w:type="dxa"/>
-              <w:bottom w:w="70" w:type="dxa"/>
-              <w:end w:w="90" w:type="dxa"/>
-            </w:tcMar>
-            <w:shd w:fill="4F81BD"/>
-          </w:tcPr>
-          <w:p>
-            <w:pPr>
-              <w:spacing w:before="0" w:after="40" w:line="288" w:lineRule="auto"/>
-              <w:jc w:val="center"/>
-            </w:pPr>
-            <w:r>
-              <w:rPr>
-                <w:rFonts w:ascii="Microsoft YaHei" w:hAnsi="Microsoft YaHei" w:eastAsia="Microsoft YaHei"/>
-                <w:b/>
-                <w:color w:val="FFFFFF"/>
-                <w:sz w:val="20"/>
-              </w:rPr>
-              <w:t>核心关系</w:t>
-            </w:r>
-          </w:p>
-        </w:tc>
-        <w:tc>
-          <w:tcPr>
-            <w:tcW w:type="dxa" w:w="2409"/>
-            <w:vAlign w:val="center"/>
-            <w:tcMar>
-              <w:top w:w="70" w:type="dxa"/>
-              <w:start w:w="90" w:type="dxa"/>
-              <w:bottom w:w="70" w:type="dxa"/>
-              <w:end w:w="90" w:type="dxa"/>
-            </w:tcMar>
-            <w:shd w:fill="4F81BD"/>
-          </w:tcPr>
-          <w:p>
-            <w:pPr>
-              <w:spacing w:before="0" w:after="40" w:line="288" w:lineRule="auto"/>
-              <w:jc w:val="center"/>
-            </w:pPr>
-            <w:r>
-              <w:rPr>
-                <w:rFonts w:ascii="Microsoft YaHei" w:hAnsi="Microsoft YaHei" w:eastAsia="Microsoft YaHei"/>
-                <w:b/>
-                <w:color w:val="FFFFFF"/>
-                <w:sz w:val="20"/>
-              </w:rPr>
-              <w:t>作图说明</w:t>
-            </w:r>
-          </w:p>
-        </w:tc>
-      </w:tr>
-      <w:tr>
-        <w:tc>
-          <w:tcPr>
-            <w:tcW w:type="dxa" w:w="2160"/>
-            <w:vAlign w:val="center"/>
-            <w:tcMar>
-              <w:top w:w="70" w:type="dxa"/>
-              <w:start w:w="90" w:type="dxa"/>
-              <w:bottom w:w="70" w:type="dxa"/>
-              <w:end w:w="90" w:type="dxa"/>
-            </w:tcMar>
-            <w:shd w:fill="EDF3F9"/>
-          </w:tcPr>
-          <w:p>
-            <w:pPr>
-              <w:spacing w:before="0" w:after="40" w:line="288" w:lineRule="auto"/>
-              <w:jc w:val="left"/>
-            </w:pPr>
-            <w:r>
-              <w:rPr>
-                <w:rFonts w:ascii="Microsoft YaHei" w:hAnsi="Microsoft YaHei" w:eastAsia="Microsoft YaHei"/>
-                <w:b w:val="0"/>
-                <w:sz w:val="20"/>
-              </w:rPr>
-              <w:t>ER-1 基础知识管理域</w:t>
-            </w:r>
-          </w:p>
-        </w:tc>
-        <w:tc>
-          <w:tcPr>
-            <w:tcW w:type="dxa" w:w="3312"/>
-            <w:vAlign w:val="center"/>
-            <w:tcMar>
-              <w:top w:w="70" w:type="dxa"/>
-              <w:start w:w="90" w:type="dxa"/>
-              <w:bottom w:w="70" w:type="dxa"/>
-              <w:end w:w="90" w:type="dxa"/>
-            </w:tcMar>
-            <w:shd w:fill="EDF3F9"/>
-          </w:tcPr>
-          <w:p>
-            <w:pPr>
-              <w:spacing w:before="0" w:after="40" w:line="288" w:lineRule="auto"/>
-              <w:jc w:val="left"/>
-            </w:pPr>
-            <w:r>
-              <w:rPr>
-                <w:rFonts w:ascii="Microsoft YaHei" w:hAnsi="Microsoft YaHei" w:eastAsia="Microsoft YaHei"/>
-                <w:b w:val="0"/>
-                <w:sz w:val="20"/>
-              </w:rPr>
-              <w:t>角色 / 用户 / 分类 / 文档 / 标签 / 文档版本</w:t>
-            </w:r>
-          </w:p>
-        </w:tc>
-        <w:tc>
-          <w:tcPr>
-            <w:tcW w:type="dxa" w:w="3312"/>
-            <w:vAlign w:val="center"/>
-            <w:tcMar>
-              <w:top w:w="70" w:type="dxa"/>
-              <w:start w:w="90" w:type="dxa"/>
-              <w:bottom w:w="70" w:type="dxa"/>
-              <w:end w:w="90" w:type="dxa"/>
-            </w:tcMar>
-            <w:shd w:fill="EDF3F9"/>
-          </w:tcPr>
-          <w:p>
-            <w:pPr>
-              <w:spacing w:before="0" w:after="40" w:line="288" w:lineRule="auto"/>
-              <w:jc w:val="left"/>
-            </w:pPr>
-            <w:r>
-              <w:rPr>
-                <w:rFonts w:ascii="Microsoft YaHei" w:hAnsi="Microsoft YaHei" w:eastAsia="Microsoft YaHei"/>
-                <w:b w:val="0"/>
-                <w:sz w:val="20"/>
-              </w:rPr>
-              <w:t>角色-用户 1:n；用户-文档 1:n；分类-文档 1:n；文档-标签 n:n；文档-版本 1:n</w:t>
-            </w:r>
-          </w:p>
-        </w:tc>
-        <w:tc>
-          <w:tcPr>
-            <w:tcW w:type="dxa" w:w="2736"/>
-            <w:vAlign w:val="center"/>
-            <w:tcMar>
-              <w:top w:w="70" w:type="dxa"/>
-              <w:start w:w="90" w:type="dxa"/>
-              <w:bottom w:w="70" w:type="dxa"/>
-              <w:end w:w="90" w:type="dxa"/>
-            </w:tcMar>
-            <w:shd w:fill="EDF3F9"/>
-          </w:tcPr>
-          <w:p>
-            <w:pPr>
-              <w:spacing w:before="0" w:after="40" w:line="288" w:lineRule="auto"/>
-              <w:jc w:val="left"/>
-            </w:pPr>
-            <w:r>
-              <w:rPr>
-                <w:rFonts w:ascii="Microsoft YaHei" w:hAnsi="Microsoft YaHei" w:eastAsia="Microsoft YaHei"/>
-                <w:b w:val="0"/>
-                <w:sz w:val="20"/>
-              </w:rPr>
-              <w:t>实体画矩形，属性单独挂接，不在属性中写外码</w:t>
-            </w:r>
-          </w:p>
-        </w:tc>
-      </w:tr>
-      <w:tr>
-        <w:tc>
-          <w:tcPr>
-            <w:tcW w:type="dxa" w:w="2160"/>
-            <w:vAlign w:val="center"/>
-            <w:tcMar>
-              <w:top w:w="70" w:type="dxa"/>
-              <w:start w:w="90" w:type="dxa"/>
-              <w:bottom w:w="70" w:type="dxa"/>
-              <w:end w:w="90" w:type="dxa"/>
-            </w:tcMar>
-          </w:tcPr>
-          <w:p>
-            <w:pPr>
-              <w:spacing w:before="0" w:after="40" w:line="288" w:lineRule="auto"/>
-              <w:jc w:val="left"/>
-            </w:pPr>
-            <w:r>
-              <w:rPr>
-                <w:rFonts w:ascii="Microsoft YaHei" w:hAnsi="Microsoft YaHei" w:eastAsia="Microsoft YaHei"/>
-                <w:b w:val="0"/>
-                <w:sz w:val="20"/>
-              </w:rPr>
-              <w:t>ER-2 问答与版本追溯域</w:t>
-            </w:r>
-          </w:p>
-        </w:tc>
-        <w:tc>
-          <w:tcPr>
-            <w:tcW w:type="dxa" w:w="3312"/>
-            <w:vAlign w:val="center"/>
-            <w:tcMar>
-              <w:top w:w="70" w:type="dxa"/>
-              <w:start w:w="90" w:type="dxa"/>
-              <w:bottom w:w="70" w:type="dxa"/>
-              <w:end w:w="90" w:type="dxa"/>
-            </w:tcMar>
-          </w:tcPr>
-          <w:p>
-            <w:pPr>
-              <w:spacing w:before="0" w:after="40" w:line="288" w:lineRule="auto"/>
-              <w:jc w:val="left"/>
-            </w:pPr>
-            <w:r>
-              <w:rPr>
-                <w:rFonts w:ascii="Microsoft YaHei" w:hAnsi="Microsoft YaHei" w:eastAsia="Microsoft YaHei"/>
-                <w:b w:val="0"/>
-                <w:sz w:val="20"/>
-              </w:rPr>
-              <w:t>用户 / 问题 / 回答 / 引用证据 / 文档 / 文档版本</w:t>
-            </w:r>
-          </w:p>
-        </w:tc>
-        <w:tc>
-          <w:tcPr>
-            <w:tcW w:type="dxa" w:w="3312"/>
-            <w:vAlign w:val="center"/>
-            <w:tcMar>
-              <w:top w:w="70" w:type="dxa"/>
-              <w:start w:w="90" w:type="dxa"/>
-              <w:bottom w:w="70" w:type="dxa"/>
-              <w:end w:w="90" w:type="dxa"/>
-            </w:tcMar>
-          </w:tcPr>
-          <w:p>
-            <w:pPr>
-              <w:spacing w:before="0" w:after="40" w:line="288" w:lineRule="auto"/>
-              <w:jc w:val="left"/>
-            </w:pPr>
-            <w:r>
-              <w:rPr>
-                <w:rFonts w:ascii="Microsoft YaHei" w:hAnsi="Microsoft YaHei" w:eastAsia="Microsoft YaHei"/>
-                <w:b w:val="0"/>
-                <w:sz w:val="20"/>
-              </w:rPr>
-              <w:t>用户-问题 1:n；问题-回答 1:n；回答-引用证据 1:n；文档-版本 1:n；引用证据-文档版本 n:1</w:t>
-            </w:r>
-          </w:p>
-        </w:tc>
-        <w:tc>
-          <w:tcPr>
-            <w:tcW w:type="dxa" w:w="2736"/>
-            <w:vAlign w:val="center"/>
-            <w:tcMar>
-              <w:top w:w="70" w:type="dxa"/>
-              <w:start w:w="90" w:type="dxa"/>
-              <w:bottom w:w="70" w:type="dxa"/>
-              <w:end w:w="90" w:type="dxa"/>
-            </w:tcMar>
-          </w:tcPr>
-          <w:p>
-            <w:pPr>
-              <w:spacing w:before="0" w:after="40" w:line="288" w:lineRule="auto"/>
-              <w:jc w:val="left"/>
-            </w:pPr>
-            <w:r>
-              <w:rPr>
-                <w:rFonts w:ascii="Microsoft YaHei" w:hAnsi="Microsoft YaHei" w:eastAsia="Microsoft YaHei"/>
-                <w:b w:val="0"/>
-                <w:sz w:val="20"/>
-              </w:rPr>
-              <w:t>按题意只保留核心问答追溯链，避免实现层实体混入概念图</w:t>
-            </w:r>
-          </w:p>
-        </w:tc>
-      </w:tr>
-    </w:tbl>
-    <w:p/>
-    <w:tbl>
-      <w:tblPr>
-        <w:tblStyle w:val="TableGrid"/>
-        <w:tblW w:type="auto" w:w="0"/>
-        <w:jc w:val="center"/>
-        <w:tblLook w:firstColumn="1" w:firstRow="1" w:lastColumn="0" w:lastRow="0" w:noHBand="0" w:noVBand="1" w:val="04A0"/>
-      </w:tblPr>
-      <w:tblGrid>
-        <w:gridCol w:w="9638"/>
-      </w:tblGrid>
-      <w:tr>
-        <w:tc>
-          <w:tcPr>
-            <w:tcW w:type="dxa" w:w="9638"/>
-            <w:shd w:fill="DCE6F1"/>
-            <w:tcMar>
-              <w:top w:w="120" w:type="dxa"/>
-              <w:start w:w="120" w:type="dxa"/>
-              <w:bottom w:w="120" w:type="dxa"/>
-              <w:end w:w="120" w:type="dxa"/>
-            </w:tcMar>
-          </w:tcPr>
-          <w:p>
-            <w:pPr>
-              <w:spacing w:before="0" w:after="80" w:line="264" w:lineRule="auto"/>
-            </w:pPr>
-            <w:r/>
-            <w:r>
-              <w:rPr>
-                <w:rFonts w:ascii="Microsoft YaHei" w:hAnsi="Microsoft YaHei" w:eastAsia="Microsoft YaHei"/>
-                <w:b/>
-                <w:color w:val="1F4E79"/>
-                <w:sz w:val="22"/>
-              </w:rPr>
-              <w:t>绘图原则</w:t>
-            </w:r>
-          </w:p>
-          <w:p>
-            <w:pPr>
-              <w:spacing w:before="0" w:after="0" w:line="300" w:lineRule="auto"/>
-            </w:pPr>
-            <w:r>
-              <w:rPr>
-                <w:rFonts w:ascii="Microsoft YaHei" w:hAnsi="Microsoft YaHei" w:eastAsia="Microsoft YaHei"/>
-                <w:b w:val="0"/>
-                <w:color w:val="202020"/>
-                <w:sz w:val="21"/>
-              </w:rPr>
-              <w:t>概念 E-R 图只回答“有哪些实体、有哪些联系、联系基数是多少”。像外码、日志、对象存储、向量分段这些实现层内容，不直接画进实体属性里。</w:t>
-            </w:r>
-          </w:p>
-        </w:tc>
-      </w:tr>
-    </w:tbl>
-    <w:p/>
-    <w:p>
-      <w:pPr>
-        <w:spacing w:before="80" w:after="80" w:line="240" w:lineRule="auto"/>
+        <w:spacing w:before="80" w:after="160" w:line="240" w:lineRule="auto"/>
         <w:jc w:val="center"/>
       </w:pPr>
       <w:r>
@@ -2515,37 +2087,7 @@
     </w:p>
     <w:p>
       <w:pPr>
-        <w:spacing w:before="0" w:after="40" w:line="264" w:lineRule="auto"/>
-        <w:jc w:val="center"/>
-      </w:pPr>
-      <w:r>
-        <w:rPr>
-          <w:rFonts w:ascii="Microsoft YaHei" w:hAnsi="Microsoft YaHei" w:eastAsia="Microsoft YaHei"/>
-          <w:b/>
-          <w:color w:val="1F4E79"/>
-          <w:sz w:val="20"/>
-        </w:rPr>
-        <w:t>图 4-1  基础知识管理域 ER 图</w:t>
-      </w:r>
-    </w:p>
-    <w:p>
-      <w:pPr>
-        <w:spacing w:before="0" w:after="160" w:line="300" w:lineRule="auto"/>
-        <w:jc w:val="left"/>
-      </w:pPr>
-      <w:r>
-        <w:rPr>
-          <w:rFonts w:ascii="Microsoft YaHei" w:hAnsi="Microsoft YaHei" w:eastAsia="Microsoft YaHei"/>
-          <w:b w:val="0"/>
-          <w:color w:val="606060"/>
-          <w:sz w:val="19"/>
-        </w:rPr>
-        <w:t>讲解顺序建议：先说明实体，再说明联系，最后逐条读线两端的 1 或 n。</w:t>
-      </w:r>
-    </w:p>
-    <w:p>
-      <w:pPr>
-        <w:spacing w:before="80" w:after="80" w:line="240" w:lineRule="auto"/>
+        <w:spacing w:before="80" w:after="160" w:line="240" w:lineRule="auto"/>
         <w:jc w:val="center"/>
       </w:pPr>
       <w:r>
@@ -2583,1154 +2125,6 @@
         </w:drawing>
       </w:r>
     </w:p>
-    <w:p>
-      <w:pPr>
-        <w:spacing w:before="0" w:after="40" w:line="264" w:lineRule="auto"/>
-        <w:jc w:val="center"/>
-      </w:pPr>
-      <w:r>
-        <w:rPr>
-          <w:rFonts w:ascii="Microsoft YaHei" w:hAnsi="Microsoft YaHei" w:eastAsia="Microsoft YaHei"/>
-          <w:b/>
-          <w:color w:val="1F4E79"/>
-          <w:sz w:val="20"/>
-        </w:rPr>
-        <w:t>图 4-2  问答与版本追溯域 ER 图</w:t>
-      </w:r>
-    </w:p>
-    <w:p>
-      <w:pPr>
-        <w:spacing w:before="0" w:after="160" w:line="300" w:lineRule="auto"/>
-        <w:jc w:val="left"/>
-      </w:pPr>
-      <w:r>
-        <w:rPr>
-          <w:rFonts w:ascii="Microsoft YaHei" w:hAnsi="Microsoft YaHei" w:eastAsia="Microsoft YaHei"/>
-          <w:b w:val="0"/>
-          <w:color w:val="606060"/>
-          <w:sz w:val="19"/>
-        </w:rPr>
-        <w:t>该图强调回答不是直接连到文档，而是通过引用证据定位到文档版本，从而体现答案可追溯。</w:t>
-      </w:r>
-    </w:p>
-    <w:p>
-      <w:pPr>
-        <w:spacing w:before="120" w:after="120" w:line="324" w:lineRule="auto"/>
-      </w:pPr>
-      <w:r>
-        <w:rPr>
-          <w:rFonts w:ascii="Microsoft YaHei" w:hAnsi="Microsoft YaHei" w:eastAsia="Microsoft YaHei"/>
-          <w:b/>
-          <w:color w:val="1F4E79"/>
-          <w:sz w:val="23"/>
-        </w:rPr>
-        <w:t>4.2 联系说明总表</w:t>
-      </w:r>
-    </w:p>
-    <w:tbl>
-      <w:tblPr>
-        <w:tblStyle w:val="TableGrid"/>
-        <w:tblW w:type="auto" w:w="0"/>
-        <w:jc w:val="center"/>
-        <w:tblLayout w:type="autofit"/>
-        <w:tblLook w:firstColumn="1" w:firstRow="1" w:lastColumn="0" w:lastRow="0" w:noHBand="0" w:noVBand="1" w:val="04A0"/>
-      </w:tblPr>
-      <w:tblGrid>
-        <w:gridCol w:w="1584"/>
-        <w:gridCol w:w="2592"/>
-        <w:gridCol w:w="1152"/>
-        <w:gridCol w:w="4320"/>
-      </w:tblGrid>
-      <w:tr>
-        <w:tc>
-          <w:tcPr>
-            <w:tcW w:type="dxa" w:w="2409"/>
-            <w:vAlign w:val="center"/>
-            <w:tcMar>
-              <w:top w:w="70" w:type="dxa"/>
-              <w:start w:w="90" w:type="dxa"/>
-              <w:bottom w:w="70" w:type="dxa"/>
-              <w:end w:w="90" w:type="dxa"/>
-            </w:tcMar>
-            <w:shd w:fill="4F81BD"/>
-          </w:tcPr>
-          <w:p>
-            <w:pPr>
-              <w:spacing w:before="0" w:after="40" w:line="288" w:lineRule="auto"/>
-              <w:jc w:val="center"/>
-            </w:pPr>
-            <w:r>
-              <w:rPr>
-                <w:rFonts w:ascii="Microsoft YaHei" w:hAnsi="Microsoft YaHei" w:eastAsia="Microsoft YaHei"/>
-                <w:b/>
-                <w:color w:val="FFFFFF"/>
-                <w:sz w:val="20"/>
-              </w:rPr>
-              <w:t>联系名称</w:t>
-            </w:r>
-          </w:p>
-        </w:tc>
-        <w:tc>
-          <w:tcPr>
-            <w:tcW w:type="dxa" w:w="2409"/>
-            <w:vAlign w:val="center"/>
-            <w:tcMar>
-              <w:top w:w="70" w:type="dxa"/>
-              <w:start w:w="90" w:type="dxa"/>
-              <w:bottom w:w="70" w:type="dxa"/>
-              <w:end w:w="90" w:type="dxa"/>
-            </w:tcMar>
-            <w:shd w:fill="4F81BD"/>
-          </w:tcPr>
-          <w:p>
-            <w:pPr>
-              <w:spacing w:before="0" w:after="40" w:line="288" w:lineRule="auto"/>
-              <w:jc w:val="center"/>
-            </w:pPr>
-            <w:r>
-              <w:rPr>
-                <w:rFonts w:ascii="Microsoft YaHei" w:hAnsi="Microsoft YaHei" w:eastAsia="Microsoft YaHei"/>
-                <w:b/>
-                <w:color w:val="FFFFFF"/>
-                <w:sz w:val="20"/>
-              </w:rPr>
-              <w:t>参与实体</w:t>
-            </w:r>
-          </w:p>
-        </w:tc>
-        <w:tc>
-          <w:tcPr>
-            <w:tcW w:type="dxa" w:w="2409"/>
-            <w:vAlign w:val="center"/>
-            <w:tcMar>
-              <w:top w:w="70" w:type="dxa"/>
-              <w:start w:w="90" w:type="dxa"/>
-              <w:bottom w:w="70" w:type="dxa"/>
-              <w:end w:w="90" w:type="dxa"/>
-            </w:tcMar>
-            <w:shd w:fill="4F81BD"/>
-          </w:tcPr>
-          <w:p>
-            <w:pPr>
-              <w:spacing w:before="0" w:after="40" w:line="288" w:lineRule="auto"/>
-              <w:jc w:val="center"/>
-            </w:pPr>
-            <w:r>
-              <w:rPr>
-                <w:rFonts w:ascii="Microsoft YaHei" w:hAnsi="Microsoft YaHei" w:eastAsia="Microsoft YaHei"/>
-                <w:b/>
-                <w:color w:val="FFFFFF"/>
-                <w:sz w:val="20"/>
-              </w:rPr>
-              <w:t>基数</w:t>
-            </w:r>
-          </w:p>
-        </w:tc>
-        <w:tc>
-          <w:tcPr>
-            <w:tcW w:type="dxa" w:w="2409"/>
-            <w:vAlign w:val="center"/>
-            <w:tcMar>
-              <w:top w:w="70" w:type="dxa"/>
-              <w:start w:w="90" w:type="dxa"/>
-              <w:bottom w:w="70" w:type="dxa"/>
-              <w:end w:w="90" w:type="dxa"/>
-            </w:tcMar>
-            <w:shd w:fill="4F81BD"/>
-          </w:tcPr>
-          <w:p>
-            <w:pPr>
-              <w:spacing w:before="0" w:after="40" w:line="288" w:lineRule="auto"/>
-              <w:jc w:val="center"/>
-            </w:pPr>
-            <w:r>
-              <w:rPr>
-                <w:rFonts w:ascii="Microsoft YaHei" w:hAnsi="Microsoft YaHei" w:eastAsia="Microsoft YaHei"/>
-                <w:b/>
-                <w:color w:val="FFFFFF"/>
-                <w:sz w:val="20"/>
-              </w:rPr>
-              <w:t>落地方式</w:t>
-            </w:r>
-          </w:p>
-        </w:tc>
-      </w:tr>
-      <w:tr>
-        <w:tc>
-          <w:tcPr>
-            <w:tcW w:type="dxa" w:w="1584"/>
-            <w:vAlign w:val="center"/>
-            <w:tcMar>
-              <w:top w:w="70" w:type="dxa"/>
-              <w:start w:w="90" w:type="dxa"/>
-              <w:bottom w:w="70" w:type="dxa"/>
-              <w:end w:w="90" w:type="dxa"/>
-            </w:tcMar>
-            <w:shd w:fill="EDF3F9"/>
-          </w:tcPr>
-          <w:p>
-            <w:pPr>
-              <w:spacing w:before="0" w:after="40" w:line="288" w:lineRule="auto"/>
-              <w:jc w:val="left"/>
-            </w:pPr>
-            <w:r>
-              <w:rPr>
-                <w:rFonts w:ascii="Microsoft YaHei" w:hAnsi="Microsoft YaHei" w:eastAsia="Microsoft YaHei"/>
-                <w:b w:val="0"/>
-                <w:sz w:val="20"/>
-              </w:rPr>
-              <w:t>拥有</w:t>
-            </w:r>
-          </w:p>
-        </w:tc>
-        <w:tc>
-          <w:tcPr>
-            <w:tcW w:type="dxa" w:w="2592"/>
-            <w:vAlign w:val="center"/>
-            <w:tcMar>
-              <w:top w:w="70" w:type="dxa"/>
-              <w:start w:w="90" w:type="dxa"/>
-              <w:bottom w:w="70" w:type="dxa"/>
-              <w:end w:w="90" w:type="dxa"/>
-            </w:tcMar>
-            <w:shd w:fill="EDF3F9"/>
-          </w:tcPr>
-          <w:p>
-            <w:pPr>
-              <w:spacing w:before="0" w:after="40" w:line="288" w:lineRule="auto"/>
-              <w:jc w:val="left"/>
-            </w:pPr>
-            <w:r>
-              <w:rPr>
-                <w:rFonts w:ascii="Microsoft YaHei" w:hAnsi="Microsoft YaHei" w:eastAsia="Microsoft YaHei"/>
-                <w:b w:val="0"/>
-                <w:sz w:val="20"/>
-              </w:rPr>
-              <w:t>角色 - 用户</w:t>
-            </w:r>
-          </w:p>
-        </w:tc>
-        <w:tc>
-          <w:tcPr>
-            <w:tcW w:type="dxa" w:w="1152"/>
-            <w:vAlign w:val="center"/>
-            <w:tcMar>
-              <w:top w:w="70" w:type="dxa"/>
-              <w:start w:w="90" w:type="dxa"/>
-              <w:bottom w:w="70" w:type="dxa"/>
-              <w:end w:w="90" w:type="dxa"/>
-            </w:tcMar>
-            <w:shd w:fill="EDF3F9"/>
-          </w:tcPr>
-          <w:p>
-            <w:pPr>
-              <w:spacing w:before="0" w:after="40" w:line="288" w:lineRule="auto"/>
-              <w:jc w:val="left"/>
-            </w:pPr>
-            <w:r>
-              <w:rPr>
-                <w:rFonts w:ascii="Microsoft YaHei" w:hAnsi="Microsoft YaHei" w:eastAsia="Microsoft YaHei"/>
-                <w:b w:val="0"/>
-                <w:sz w:val="20"/>
-              </w:rPr>
-              <w:t>1:n</w:t>
-            </w:r>
-          </w:p>
-        </w:tc>
-        <w:tc>
-          <w:tcPr>
-            <w:tcW w:type="dxa" w:w="4320"/>
-            <w:vAlign w:val="center"/>
-            <w:tcMar>
-              <w:top w:w="70" w:type="dxa"/>
-              <w:start w:w="90" w:type="dxa"/>
-              <w:bottom w:w="70" w:type="dxa"/>
-              <w:end w:w="90" w:type="dxa"/>
-            </w:tcMar>
-            <w:shd w:fill="EDF3F9"/>
-          </w:tcPr>
-          <w:p>
-            <w:pPr>
-              <w:spacing w:before="0" w:after="40" w:line="288" w:lineRule="auto"/>
-              <w:jc w:val="left"/>
-            </w:pPr>
-            <w:r>
-              <w:rPr>
-                <w:rFonts w:ascii="Microsoft YaHei" w:hAnsi="Microsoft YaHei" w:eastAsia="Microsoft YaHei"/>
-                <w:b w:val="0"/>
-                <w:sz w:val="20"/>
-              </w:rPr>
-              <w:t>一对多联系并入用户，用户表中保存角色编号(FK)</w:t>
-            </w:r>
-          </w:p>
-        </w:tc>
-      </w:tr>
-      <w:tr>
-        <w:tc>
-          <w:tcPr>
-            <w:tcW w:type="dxa" w:w="1584"/>
-            <w:vAlign w:val="center"/>
-            <w:tcMar>
-              <w:top w:w="70" w:type="dxa"/>
-              <w:start w:w="90" w:type="dxa"/>
-              <w:bottom w:w="70" w:type="dxa"/>
-              <w:end w:w="90" w:type="dxa"/>
-            </w:tcMar>
-          </w:tcPr>
-          <w:p>
-            <w:pPr>
-              <w:spacing w:before="0" w:after="40" w:line="288" w:lineRule="auto"/>
-              <w:jc w:val="left"/>
-            </w:pPr>
-            <w:r>
-              <w:rPr>
-                <w:rFonts w:ascii="Microsoft YaHei" w:hAnsi="Microsoft YaHei" w:eastAsia="Microsoft YaHei"/>
-                <w:b w:val="0"/>
-                <w:sz w:val="20"/>
-              </w:rPr>
-              <w:t>创建</w:t>
-            </w:r>
-          </w:p>
-        </w:tc>
-        <w:tc>
-          <w:tcPr>
-            <w:tcW w:type="dxa" w:w="2592"/>
-            <w:vAlign w:val="center"/>
-            <w:tcMar>
-              <w:top w:w="70" w:type="dxa"/>
-              <w:start w:w="90" w:type="dxa"/>
-              <w:bottom w:w="70" w:type="dxa"/>
-              <w:end w:w="90" w:type="dxa"/>
-            </w:tcMar>
-          </w:tcPr>
-          <w:p>
-            <w:pPr>
-              <w:spacing w:before="0" w:after="40" w:line="288" w:lineRule="auto"/>
-              <w:jc w:val="left"/>
-            </w:pPr>
-            <w:r>
-              <w:rPr>
-                <w:rFonts w:ascii="Microsoft YaHei" w:hAnsi="Microsoft YaHei" w:eastAsia="Microsoft YaHei"/>
-                <w:b w:val="0"/>
-                <w:sz w:val="20"/>
-              </w:rPr>
-              <w:t>用户 - 文档</w:t>
-            </w:r>
-          </w:p>
-        </w:tc>
-        <w:tc>
-          <w:tcPr>
-            <w:tcW w:type="dxa" w:w="1152"/>
-            <w:vAlign w:val="center"/>
-            <w:tcMar>
-              <w:top w:w="70" w:type="dxa"/>
-              <w:start w:w="90" w:type="dxa"/>
-              <w:bottom w:w="70" w:type="dxa"/>
-              <w:end w:w="90" w:type="dxa"/>
-            </w:tcMar>
-          </w:tcPr>
-          <w:p>
-            <w:pPr>
-              <w:spacing w:before="0" w:after="40" w:line="288" w:lineRule="auto"/>
-              <w:jc w:val="left"/>
-            </w:pPr>
-            <w:r>
-              <w:rPr>
-                <w:rFonts w:ascii="Microsoft YaHei" w:hAnsi="Microsoft YaHei" w:eastAsia="Microsoft YaHei"/>
-                <w:b w:val="0"/>
-                <w:sz w:val="20"/>
-              </w:rPr>
-              <w:t>1:n</w:t>
-            </w:r>
-          </w:p>
-        </w:tc>
-        <w:tc>
-          <w:tcPr>
-            <w:tcW w:type="dxa" w:w="4320"/>
-            <w:vAlign w:val="center"/>
-            <w:tcMar>
-              <w:top w:w="70" w:type="dxa"/>
-              <w:start w:w="90" w:type="dxa"/>
-              <w:bottom w:w="70" w:type="dxa"/>
-              <w:end w:w="90" w:type="dxa"/>
-            </w:tcMar>
-          </w:tcPr>
-          <w:p>
-            <w:pPr>
-              <w:spacing w:before="0" w:after="40" w:line="288" w:lineRule="auto"/>
-              <w:jc w:val="left"/>
-            </w:pPr>
-            <w:r>
-              <w:rPr>
-                <w:rFonts w:ascii="Microsoft YaHei" w:hAnsi="Microsoft YaHei" w:eastAsia="Microsoft YaHei"/>
-                <w:b w:val="0"/>
-                <w:sz w:val="20"/>
-              </w:rPr>
-              <w:t>一对多联系并入文档，文档表中保存创建者编号(FK)</w:t>
-            </w:r>
-          </w:p>
-        </w:tc>
-      </w:tr>
-      <w:tr>
-        <w:tc>
-          <w:tcPr>
-            <w:tcW w:type="dxa" w:w="1584"/>
-            <w:vAlign w:val="center"/>
-            <w:tcMar>
-              <w:top w:w="70" w:type="dxa"/>
-              <w:start w:w="90" w:type="dxa"/>
-              <w:bottom w:w="70" w:type="dxa"/>
-              <w:end w:w="90" w:type="dxa"/>
-            </w:tcMar>
-            <w:shd w:fill="EDF3F9"/>
-          </w:tcPr>
-          <w:p>
-            <w:pPr>
-              <w:spacing w:before="0" w:after="40" w:line="288" w:lineRule="auto"/>
-              <w:jc w:val="left"/>
-            </w:pPr>
-            <w:r>
-              <w:rPr>
-                <w:rFonts w:ascii="Microsoft YaHei" w:hAnsi="Microsoft YaHei" w:eastAsia="Microsoft YaHei"/>
-                <w:b w:val="0"/>
-                <w:sz w:val="20"/>
-              </w:rPr>
-              <w:t>归属</w:t>
-            </w:r>
-          </w:p>
-        </w:tc>
-        <w:tc>
-          <w:tcPr>
-            <w:tcW w:type="dxa" w:w="2592"/>
-            <w:vAlign w:val="center"/>
-            <w:tcMar>
-              <w:top w:w="70" w:type="dxa"/>
-              <w:start w:w="90" w:type="dxa"/>
-              <w:bottom w:w="70" w:type="dxa"/>
-              <w:end w:w="90" w:type="dxa"/>
-            </w:tcMar>
-            <w:shd w:fill="EDF3F9"/>
-          </w:tcPr>
-          <w:p>
-            <w:pPr>
-              <w:spacing w:before="0" w:after="40" w:line="288" w:lineRule="auto"/>
-              <w:jc w:val="left"/>
-            </w:pPr>
-            <w:r>
-              <w:rPr>
-                <w:rFonts w:ascii="Microsoft YaHei" w:hAnsi="Microsoft YaHei" w:eastAsia="Microsoft YaHei"/>
-                <w:b w:val="0"/>
-                <w:sz w:val="20"/>
-              </w:rPr>
-              <w:t>分类 - 文档</w:t>
-            </w:r>
-          </w:p>
-        </w:tc>
-        <w:tc>
-          <w:tcPr>
-            <w:tcW w:type="dxa" w:w="1152"/>
-            <w:vAlign w:val="center"/>
-            <w:tcMar>
-              <w:top w:w="70" w:type="dxa"/>
-              <w:start w:w="90" w:type="dxa"/>
-              <w:bottom w:w="70" w:type="dxa"/>
-              <w:end w:w="90" w:type="dxa"/>
-            </w:tcMar>
-            <w:shd w:fill="EDF3F9"/>
-          </w:tcPr>
-          <w:p>
-            <w:pPr>
-              <w:spacing w:before="0" w:after="40" w:line="288" w:lineRule="auto"/>
-              <w:jc w:val="left"/>
-            </w:pPr>
-            <w:r>
-              <w:rPr>
-                <w:rFonts w:ascii="Microsoft YaHei" w:hAnsi="Microsoft YaHei" w:eastAsia="Microsoft YaHei"/>
-                <w:b w:val="0"/>
-                <w:sz w:val="20"/>
-              </w:rPr>
-              <w:t>1:n</w:t>
-            </w:r>
-          </w:p>
-        </w:tc>
-        <w:tc>
-          <w:tcPr>
-            <w:tcW w:type="dxa" w:w="4320"/>
-            <w:vAlign w:val="center"/>
-            <w:tcMar>
-              <w:top w:w="70" w:type="dxa"/>
-              <w:start w:w="90" w:type="dxa"/>
-              <w:bottom w:w="70" w:type="dxa"/>
-              <w:end w:w="90" w:type="dxa"/>
-            </w:tcMar>
-            <w:shd w:fill="EDF3F9"/>
-          </w:tcPr>
-          <w:p>
-            <w:pPr>
-              <w:spacing w:before="0" w:after="40" w:line="288" w:lineRule="auto"/>
-              <w:jc w:val="left"/>
-            </w:pPr>
-            <w:r>
-              <w:rPr>
-                <w:rFonts w:ascii="Microsoft YaHei" w:hAnsi="Microsoft YaHei" w:eastAsia="Microsoft YaHei"/>
-                <w:b w:val="0"/>
-                <w:sz w:val="20"/>
-              </w:rPr>
-              <w:t>一对多联系并入文档，文档表中保存分类编号(FK)</w:t>
-            </w:r>
-          </w:p>
-        </w:tc>
-      </w:tr>
-      <w:tr>
-        <w:tc>
-          <w:tcPr>
-            <w:tcW w:type="dxa" w:w="1584"/>
-            <w:vAlign w:val="center"/>
-            <w:tcMar>
-              <w:top w:w="70" w:type="dxa"/>
-              <w:start w:w="90" w:type="dxa"/>
-              <w:bottom w:w="70" w:type="dxa"/>
-              <w:end w:w="90" w:type="dxa"/>
-            </w:tcMar>
-          </w:tcPr>
-          <w:p>
-            <w:pPr>
-              <w:spacing w:before="0" w:after="40" w:line="288" w:lineRule="auto"/>
-              <w:jc w:val="left"/>
-            </w:pPr>
-            <w:r>
-              <w:rPr>
-                <w:rFonts w:ascii="Microsoft YaHei" w:hAnsi="Microsoft YaHei" w:eastAsia="Microsoft YaHei"/>
-                <w:b w:val="0"/>
-                <w:sz w:val="20"/>
-              </w:rPr>
-              <w:t>标注</w:t>
-            </w:r>
-          </w:p>
-        </w:tc>
-        <w:tc>
-          <w:tcPr>
-            <w:tcW w:type="dxa" w:w="2592"/>
-            <w:vAlign w:val="center"/>
-            <w:tcMar>
-              <w:top w:w="70" w:type="dxa"/>
-              <w:start w:w="90" w:type="dxa"/>
-              <w:bottom w:w="70" w:type="dxa"/>
-              <w:end w:w="90" w:type="dxa"/>
-            </w:tcMar>
-          </w:tcPr>
-          <w:p>
-            <w:pPr>
-              <w:spacing w:before="0" w:after="40" w:line="288" w:lineRule="auto"/>
-              <w:jc w:val="left"/>
-            </w:pPr>
-            <w:r>
-              <w:rPr>
-                <w:rFonts w:ascii="Microsoft YaHei" w:hAnsi="Microsoft YaHei" w:eastAsia="Microsoft YaHei"/>
-                <w:b w:val="0"/>
-                <w:sz w:val="20"/>
-              </w:rPr>
-              <w:t>文档 - 标签</w:t>
-            </w:r>
-          </w:p>
-        </w:tc>
-        <w:tc>
-          <w:tcPr>
-            <w:tcW w:type="dxa" w:w="1152"/>
-            <w:vAlign w:val="center"/>
-            <w:tcMar>
-              <w:top w:w="70" w:type="dxa"/>
-              <w:start w:w="90" w:type="dxa"/>
-              <w:bottom w:w="70" w:type="dxa"/>
-              <w:end w:w="90" w:type="dxa"/>
-            </w:tcMar>
-          </w:tcPr>
-          <w:p>
-            <w:pPr>
-              <w:spacing w:before="0" w:after="40" w:line="288" w:lineRule="auto"/>
-              <w:jc w:val="left"/>
-            </w:pPr>
-            <w:r>
-              <w:rPr>
-                <w:rFonts w:ascii="Microsoft YaHei" w:hAnsi="Microsoft YaHei" w:eastAsia="Microsoft YaHei"/>
-                <w:b w:val="0"/>
-                <w:sz w:val="20"/>
-              </w:rPr>
-              <w:t>n:n</w:t>
-            </w:r>
-          </w:p>
-        </w:tc>
-        <w:tc>
-          <w:tcPr>
-            <w:tcW w:type="dxa" w:w="4320"/>
-            <w:vAlign w:val="center"/>
-            <w:tcMar>
-              <w:top w:w="70" w:type="dxa"/>
-              <w:start w:w="90" w:type="dxa"/>
-              <w:bottom w:w="70" w:type="dxa"/>
-              <w:end w:w="90" w:type="dxa"/>
-            </w:tcMar>
-          </w:tcPr>
-          <w:p>
-            <w:pPr>
-              <w:spacing w:before="0" w:after="40" w:line="288" w:lineRule="auto"/>
-              <w:jc w:val="left"/>
-            </w:pPr>
-            <w:r>
-              <w:rPr>
-                <w:rFonts w:ascii="Microsoft YaHei" w:hAnsi="Microsoft YaHei" w:eastAsia="Microsoft YaHei"/>
-                <w:b w:val="0"/>
-                <w:sz w:val="20"/>
-              </w:rPr>
-              <w:t>多对多联系单独转换为文档标签关系模式</w:t>
-            </w:r>
-          </w:p>
-        </w:tc>
-      </w:tr>
-      <w:tr>
-        <w:tc>
-          <w:tcPr>
-            <w:tcW w:type="dxa" w:w="1584"/>
-            <w:vAlign w:val="center"/>
-            <w:tcMar>
-              <w:top w:w="70" w:type="dxa"/>
-              <w:start w:w="90" w:type="dxa"/>
-              <w:bottom w:w="70" w:type="dxa"/>
-              <w:end w:w="90" w:type="dxa"/>
-            </w:tcMar>
-            <w:shd w:fill="EDF3F9"/>
-          </w:tcPr>
-          <w:p>
-            <w:pPr>
-              <w:spacing w:before="0" w:after="40" w:line="288" w:lineRule="auto"/>
-              <w:jc w:val="left"/>
-            </w:pPr>
-            <w:r>
-              <w:rPr>
-                <w:rFonts w:ascii="Microsoft YaHei" w:hAnsi="Microsoft YaHei" w:eastAsia="Microsoft YaHei"/>
-                <w:b w:val="0"/>
-                <w:sz w:val="20"/>
-              </w:rPr>
-              <w:t>形成版本</w:t>
-            </w:r>
-          </w:p>
-        </w:tc>
-        <w:tc>
-          <w:tcPr>
-            <w:tcW w:type="dxa" w:w="2592"/>
-            <w:vAlign w:val="center"/>
-            <w:tcMar>
-              <w:top w:w="70" w:type="dxa"/>
-              <w:start w:w="90" w:type="dxa"/>
-              <w:bottom w:w="70" w:type="dxa"/>
-              <w:end w:w="90" w:type="dxa"/>
-            </w:tcMar>
-            <w:shd w:fill="EDF3F9"/>
-          </w:tcPr>
-          <w:p>
-            <w:pPr>
-              <w:spacing w:before="0" w:after="40" w:line="288" w:lineRule="auto"/>
-              <w:jc w:val="left"/>
-            </w:pPr>
-            <w:r>
-              <w:rPr>
-                <w:rFonts w:ascii="Microsoft YaHei" w:hAnsi="Microsoft YaHei" w:eastAsia="Microsoft YaHei"/>
-                <w:b w:val="0"/>
-                <w:sz w:val="20"/>
-              </w:rPr>
-              <w:t>文档 - 文档版本</w:t>
-            </w:r>
-          </w:p>
-        </w:tc>
-        <w:tc>
-          <w:tcPr>
-            <w:tcW w:type="dxa" w:w="1152"/>
-            <w:vAlign w:val="center"/>
-            <w:tcMar>
-              <w:top w:w="70" w:type="dxa"/>
-              <w:start w:w="90" w:type="dxa"/>
-              <w:bottom w:w="70" w:type="dxa"/>
-              <w:end w:w="90" w:type="dxa"/>
-            </w:tcMar>
-            <w:shd w:fill="EDF3F9"/>
-          </w:tcPr>
-          <w:p>
-            <w:pPr>
-              <w:spacing w:before="0" w:after="40" w:line="288" w:lineRule="auto"/>
-              <w:jc w:val="left"/>
-            </w:pPr>
-            <w:r>
-              <w:rPr>
-                <w:rFonts w:ascii="Microsoft YaHei" w:hAnsi="Microsoft YaHei" w:eastAsia="Microsoft YaHei"/>
-                <w:b w:val="0"/>
-                <w:sz w:val="20"/>
-              </w:rPr>
-              <w:t>1:n</w:t>
-            </w:r>
-          </w:p>
-        </w:tc>
-        <w:tc>
-          <w:tcPr>
-            <w:tcW w:type="dxa" w:w="4320"/>
-            <w:vAlign w:val="center"/>
-            <w:tcMar>
-              <w:top w:w="70" w:type="dxa"/>
-              <w:start w:w="90" w:type="dxa"/>
-              <w:bottom w:w="70" w:type="dxa"/>
-              <w:end w:w="90" w:type="dxa"/>
-            </w:tcMar>
-            <w:shd w:fill="EDF3F9"/>
-          </w:tcPr>
-          <w:p>
-            <w:pPr>
-              <w:spacing w:before="0" w:after="40" w:line="288" w:lineRule="auto"/>
-              <w:jc w:val="left"/>
-            </w:pPr>
-            <w:r>
-              <w:rPr>
-                <w:rFonts w:ascii="Microsoft YaHei" w:hAnsi="Microsoft YaHei" w:eastAsia="Microsoft YaHei"/>
-                <w:b w:val="0"/>
-                <w:sz w:val="20"/>
-              </w:rPr>
-              <w:t>一对多联系并入文档版本，文档版本表中保存文档编号(FK)</w:t>
-            </w:r>
-          </w:p>
-        </w:tc>
-      </w:tr>
-      <w:tr>
-        <w:tc>
-          <w:tcPr>
-            <w:tcW w:type="dxa" w:w="1584"/>
-            <w:vAlign w:val="center"/>
-            <w:tcMar>
-              <w:top w:w="70" w:type="dxa"/>
-              <w:start w:w="90" w:type="dxa"/>
-              <w:bottom w:w="70" w:type="dxa"/>
-              <w:end w:w="90" w:type="dxa"/>
-            </w:tcMar>
-          </w:tcPr>
-          <w:p>
-            <w:pPr>
-              <w:spacing w:before="0" w:after="40" w:line="288" w:lineRule="auto"/>
-              <w:jc w:val="left"/>
-            </w:pPr>
-            <w:r>
-              <w:rPr>
-                <w:rFonts w:ascii="Microsoft YaHei" w:hAnsi="Microsoft YaHei" w:eastAsia="Microsoft YaHei"/>
-                <w:b w:val="0"/>
-                <w:sz w:val="20"/>
-              </w:rPr>
-              <w:t>提出</w:t>
-            </w:r>
-          </w:p>
-        </w:tc>
-        <w:tc>
-          <w:tcPr>
-            <w:tcW w:type="dxa" w:w="2592"/>
-            <w:vAlign w:val="center"/>
-            <w:tcMar>
-              <w:top w:w="70" w:type="dxa"/>
-              <w:start w:w="90" w:type="dxa"/>
-              <w:bottom w:w="70" w:type="dxa"/>
-              <w:end w:w="90" w:type="dxa"/>
-            </w:tcMar>
-          </w:tcPr>
-          <w:p>
-            <w:pPr>
-              <w:spacing w:before="0" w:after="40" w:line="288" w:lineRule="auto"/>
-              <w:jc w:val="left"/>
-            </w:pPr>
-            <w:r>
-              <w:rPr>
-                <w:rFonts w:ascii="Microsoft YaHei" w:hAnsi="Microsoft YaHei" w:eastAsia="Microsoft YaHei"/>
-                <w:b w:val="0"/>
-                <w:sz w:val="20"/>
-              </w:rPr>
-              <w:t>用户 - 问题</w:t>
-            </w:r>
-          </w:p>
-        </w:tc>
-        <w:tc>
-          <w:tcPr>
-            <w:tcW w:type="dxa" w:w="1152"/>
-            <w:vAlign w:val="center"/>
-            <w:tcMar>
-              <w:top w:w="70" w:type="dxa"/>
-              <w:start w:w="90" w:type="dxa"/>
-              <w:bottom w:w="70" w:type="dxa"/>
-              <w:end w:w="90" w:type="dxa"/>
-            </w:tcMar>
-          </w:tcPr>
-          <w:p>
-            <w:pPr>
-              <w:spacing w:before="0" w:after="40" w:line="288" w:lineRule="auto"/>
-              <w:jc w:val="left"/>
-            </w:pPr>
-            <w:r>
-              <w:rPr>
-                <w:rFonts w:ascii="Microsoft YaHei" w:hAnsi="Microsoft YaHei" w:eastAsia="Microsoft YaHei"/>
-                <w:b w:val="0"/>
-                <w:sz w:val="20"/>
-              </w:rPr>
-              <w:t>1:n</w:t>
-            </w:r>
-          </w:p>
-        </w:tc>
-        <w:tc>
-          <w:tcPr>
-            <w:tcW w:type="dxa" w:w="4320"/>
-            <w:vAlign w:val="center"/>
-            <w:tcMar>
-              <w:top w:w="70" w:type="dxa"/>
-              <w:start w:w="90" w:type="dxa"/>
-              <w:bottom w:w="70" w:type="dxa"/>
-              <w:end w:w="90" w:type="dxa"/>
-            </w:tcMar>
-          </w:tcPr>
-          <w:p>
-            <w:pPr>
-              <w:spacing w:before="0" w:after="40" w:line="288" w:lineRule="auto"/>
-              <w:jc w:val="left"/>
-            </w:pPr>
-            <w:r>
-              <w:rPr>
-                <w:rFonts w:ascii="Microsoft YaHei" w:hAnsi="Microsoft YaHei" w:eastAsia="Microsoft YaHei"/>
-                <w:b w:val="0"/>
-                <w:sz w:val="20"/>
-              </w:rPr>
-              <w:t>一对多联系并入问题，问题表中保存用户编号(FK)</w:t>
-            </w:r>
-          </w:p>
-        </w:tc>
-      </w:tr>
-      <w:tr>
-        <w:tc>
-          <w:tcPr>
-            <w:tcW w:type="dxa" w:w="1584"/>
-            <w:vAlign w:val="center"/>
-            <w:tcMar>
-              <w:top w:w="70" w:type="dxa"/>
-              <w:start w:w="90" w:type="dxa"/>
-              <w:bottom w:w="70" w:type="dxa"/>
-              <w:end w:w="90" w:type="dxa"/>
-            </w:tcMar>
-            <w:shd w:fill="EDF3F9"/>
-          </w:tcPr>
-          <w:p>
-            <w:pPr>
-              <w:spacing w:before="0" w:after="40" w:line="288" w:lineRule="auto"/>
-              <w:jc w:val="left"/>
-            </w:pPr>
-            <w:r>
-              <w:rPr>
-                <w:rFonts w:ascii="Microsoft YaHei" w:hAnsi="Microsoft YaHei" w:eastAsia="Microsoft YaHei"/>
-                <w:b w:val="0"/>
-                <w:sz w:val="20"/>
-              </w:rPr>
-              <w:t>生成回答</w:t>
-            </w:r>
-          </w:p>
-        </w:tc>
-        <w:tc>
-          <w:tcPr>
-            <w:tcW w:type="dxa" w:w="2592"/>
-            <w:vAlign w:val="center"/>
-            <w:tcMar>
-              <w:top w:w="70" w:type="dxa"/>
-              <w:start w:w="90" w:type="dxa"/>
-              <w:bottom w:w="70" w:type="dxa"/>
-              <w:end w:w="90" w:type="dxa"/>
-            </w:tcMar>
-            <w:shd w:fill="EDF3F9"/>
-          </w:tcPr>
-          <w:p>
-            <w:pPr>
-              <w:spacing w:before="0" w:after="40" w:line="288" w:lineRule="auto"/>
-              <w:jc w:val="left"/>
-            </w:pPr>
-            <w:r>
-              <w:rPr>
-                <w:rFonts w:ascii="Microsoft YaHei" w:hAnsi="Microsoft YaHei" w:eastAsia="Microsoft YaHei"/>
-                <w:b w:val="0"/>
-                <w:sz w:val="20"/>
-              </w:rPr>
-              <w:t>问题 - 回答</w:t>
-            </w:r>
-          </w:p>
-        </w:tc>
-        <w:tc>
-          <w:tcPr>
-            <w:tcW w:type="dxa" w:w="1152"/>
-            <w:vAlign w:val="center"/>
-            <w:tcMar>
-              <w:top w:w="70" w:type="dxa"/>
-              <w:start w:w="90" w:type="dxa"/>
-              <w:bottom w:w="70" w:type="dxa"/>
-              <w:end w:w="90" w:type="dxa"/>
-            </w:tcMar>
-            <w:shd w:fill="EDF3F9"/>
-          </w:tcPr>
-          <w:p>
-            <w:pPr>
-              <w:spacing w:before="0" w:after="40" w:line="288" w:lineRule="auto"/>
-              <w:jc w:val="left"/>
-            </w:pPr>
-            <w:r>
-              <w:rPr>
-                <w:rFonts w:ascii="Microsoft YaHei" w:hAnsi="Microsoft YaHei" w:eastAsia="Microsoft YaHei"/>
-                <w:b w:val="0"/>
-                <w:sz w:val="20"/>
-              </w:rPr>
-              <w:t>1:n</w:t>
-            </w:r>
-          </w:p>
-        </w:tc>
-        <w:tc>
-          <w:tcPr>
-            <w:tcW w:type="dxa" w:w="4320"/>
-            <w:vAlign w:val="center"/>
-            <w:tcMar>
-              <w:top w:w="70" w:type="dxa"/>
-              <w:start w:w="90" w:type="dxa"/>
-              <w:bottom w:w="70" w:type="dxa"/>
-              <w:end w:w="90" w:type="dxa"/>
-            </w:tcMar>
-            <w:shd w:fill="EDF3F9"/>
-          </w:tcPr>
-          <w:p>
-            <w:pPr>
-              <w:spacing w:before="0" w:after="40" w:line="288" w:lineRule="auto"/>
-              <w:jc w:val="left"/>
-            </w:pPr>
-            <w:r>
-              <w:rPr>
-                <w:rFonts w:ascii="Microsoft YaHei" w:hAnsi="Microsoft YaHei" w:eastAsia="Microsoft YaHei"/>
-                <w:b w:val="0"/>
-                <w:sz w:val="20"/>
-              </w:rPr>
-              <w:t>一对多联系并入回答，回答表中保存问题编号(FK)</w:t>
-            </w:r>
-          </w:p>
-        </w:tc>
-      </w:tr>
-      <w:tr>
-        <w:tc>
-          <w:tcPr>
-            <w:tcW w:type="dxa" w:w="1584"/>
-            <w:vAlign w:val="center"/>
-            <w:tcMar>
-              <w:top w:w="70" w:type="dxa"/>
-              <w:start w:w="90" w:type="dxa"/>
-              <w:bottom w:w="70" w:type="dxa"/>
-              <w:end w:w="90" w:type="dxa"/>
-            </w:tcMar>
-          </w:tcPr>
-          <w:p>
-            <w:pPr>
-              <w:spacing w:before="0" w:after="40" w:line="288" w:lineRule="auto"/>
-              <w:jc w:val="left"/>
-            </w:pPr>
-            <w:r>
-              <w:rPr>
-                <w:rFonts w:ascii="Microsoft YaHei" w:hAnsi="Microsoft YaHei" w:eastAsia="Microsoft YaHei"/>
-                <w:b w:val="0"/>
-                <w:sz w:val="20"/>
-              </w:rPr>
-              <w:t>引用</w:t>
-            </w:r>
-          </w:p>
-        </w:tc>
-        <w:tc>
-          <w:tcPr>
-            <w:tcW w:type="dxa" w:w="2592"/>
-            <w:vAlign w:val="center"/>
-            <w:tcMar>
-              <w:top w:w="70" w:type="dxa"/>
-              <w:start w:w="90" w:type="dxa"/>
-              <w:bottom w:w="70" w:type="dxa"/>
-              <w:end w:w="90" w:type="dxa"/>
-            </w:tcMar>
-          </w:tcPr>
-          <w:p>
-            <w:pPr>
-              <w:spacing w:before="0" w:after="40" w:line="288" w:lineRule="auto"/>
-              <w:jc w:val="left"/>
-            </w:pPr>
-            <w:r>
-              <w:rPr>
-                <w:rFonts w:ascii="Microsoft YaHei" w:hAnsi="Microsoft YaHei" w:eastAsia="Microsoft YaHei"/>
-                <w:b w:val="0"/>
-                <w:sz w:val="20"/>
-              </w:rPr>
-              <w:t>回答 - 引用证据</w:t>
-            </w:r>
-          </w:p>
-        </w:tc>
-        <w:tc>
-          <w:tcPr>
-            <w:tcW w:type="dxa" w:w="1152"/>
-            <w:vAlign w:val="center"/>
-            <w:tcMar>
-              <w:top w:w="70" w:type="dxa"/>
-              <w:start w:w="90" w:type="dxa"/>
-              <w:bottom w:w="70" w:type="dxa"/>
-              <w:end w:w="90" w:type="dxa"/>
-            </w:tcMar>
-          </w:tcPr>
-          <w:p>
-            <w:pPr>
-              <w:spacing w:before="0" w:after="40" w:line="288" w:lineRule="auto"/>
-              <w:jc w:val="left"/>
-            </w:pPr>
-            <w:r>
-              <w:rPr>
-                <w:rFonts w:ascii="Microsoft YaHei" w:hAnsi="Microsoft YaHei" w:eastAsia="Microsoft YaHei"/>
-                <w:b w:val="0"/>
-                <w:sz w:val="20"/>
-              </w:rPr>
-              <w:t>1:n</w:t>
-            </w:r>
-          </w:p>
-        </w:tc>
-        <w:tc>
-          <w:tcPr>
-            <w:tcW w:type="dxa" w:w="4320"/>
-            <w:vAlign w:val="center"/>
-            <w:tcMar>
-              <w:top w:w="70" w:type="dxa"/>
-              <w:start w:w="90" w:type="dxa"/>
-              <w:bottom w:w="70" w:type="dxa"/>
-              <w:end w:w="90" w:type="dxa"/>
-            </w:tcMar>
-          </w:tcPr>
-          <w:p>
-            <w:pPr>
-              <w:spacing w:before="0" w:after="40" w:line="288" w:lineRule="auto"/>
-              <w:jc w:val="left"/>
-            </w:pPr>
-            <w:r>
-              <w:rPr>
-                <w:rFonts w:ascii="Microsoft YaHei" w:hAnsi="Microsoft YaHei" w:eastAsia="Microsoft YaHei"/>
-                <w:b w:val="0"/>
-                <w:sz w:val="20"/>
-              </w:rPr>
-              <w:t>一对多联系并入引用证据，引用证据表中保存回答编号(FK)</w:t>
-            </w:r>
-          </w:p>
-        </w:tc>
-      </w:tr>
-      <w:tr>
-        <w:tc>
-          <w:tcPr>
-            <w:tcW w:type="dxa" w:w="1584"/>
-            <w:vAlign w:val="center"/>
-            <w:tcMar>
-              <w:top w:w="70" w:type="dxa"/>
-              <w:start w:w="90" w:type="dxa"/>
-              <w:bottom w:w="70" w:type="dxa"/>
-              <w:end w:w="90" w:type="dxa"/>
-            </w:tcMar>
-            <w:shd w:fill="EDF3F9"/>
-          </w:tcPr>
-          <w:p>
-            <w:pPr>
-              <w:spacing w:before="0" w:after="40" w:line="288" w:lineRule="auto"/>
-              <w:jc w:val="left"/>
-            </w:pPr>
-            <w:r>
-              <w:rPr>
-                <w:rFonts w:ascii="Microsoft YaHei" w:hAnsi="Microsoft YaHei" w:eastAsia="Microsoft YaHei"/>
-                <w:b w:val="0"/>
-                <w:sz w:val="20"/>
-              </w:rPr>
-              <w:t>定位版本</w:t>
-            </w:r>
-          </w:p>
-        </w:tc>
-        <w:tc>
-          <w:tcPr>
-            <w:tcW w:type="dxa" w:w="2592"/>
-            <w:vAlign w:val="center"/>
-            <w:tcMar>
-              <w:top w:w="70" w:type="dxa"/>
-              <w:start w:w="90" w:type="dxa"/>
-              <w:bottom w:w="70" w:type="dxa"/>
-              <w:end w:w="90" w:type="dxa"/>
-            </w:tcMar>
-            <w:shd w:fill="EDF3F9"/>
-          </w:tcPr>
-          <w:p>
-            <w:pPr>
-              <w:spacing w:before="0" w:after="40" w:line="288" w:lineRule="auto"/>
-              <w:jc w:val="left"/>
-            </w:pPr>
-            <w:r>
-              <w:rPr>
-                <w:rFonts w:ascii="Microsoft YaHei" w:hAnsi="Microsoft YaHei" w:eastAsia="Microsoft YaHei"/>
-                <w:b w:val="0"/>
-                <w:sz w:val="20"/>
-              </w:rPr>
-              <w:t>引用证据 - 文档版本</w:t>
-            </w:r>
-          </w:p>
-        </w:tc>
-        <w:tc>
-          <w:tcPr>
-            <w:tcW w:type="dxa" w:w="1152"/>
-            <w:vAlign w:val="center"/>
-            <w:tcMar>
-              <w:top w:w="70" w:type="dxa"/>
-              <w:start w:w="90" w:type="dxa"/>
-              <w:bottom w:w="70" w:type="dxa"/>
-              <w:end w:w="90" w:type="dxa"/>
-            </w:tcMar>
-            <w:shd w:fill="EDF3F9"/>
-          </w:tcPr>
-          <w:p>
-            <w:pPr>
-              <w:spacing w:before="0" w:after="40" w:line="288" w:lineRule="auto"/>
-              <w:jc w:val="left"/>
-            </w:pPr>
-            <w:r>
-              <w:rPr>
-                <w:rFonts w:ascii="Microsoft YaHei" w:hAnsi="Microsoft YaHei" w:eastAsia="Microsoft YaHei"/>
-                <w:b w:val="0"/>
-                <w:sz w:val="20"/>
-              </w:rPr>
-              <w:t>n:1</w:t>
-            </w:r>
-          </w:p>
-        </w:tc>
-        <w:tc>
-          <w:tcPr>
-            <w:tcW w:type="dxa" w:w="4320"/>
-            <w:vAlign w:val="center"/>
-            <w:tcMar>
-              <w:top w:w="70" w:type="dxa"/>
-              <w:start w:w="90" w:type="dxa"/>
-              <w:bottom w:w="70" w:type="dxa"/>
-              <w:end w:w="90" w:type="dxa"/>
-            </w:tcMar>
-            <w:shd w:fill="EDF3F9"/>
-          </w:tcPr>
-          <w:p>
-            <w:pPr>
-              <w:spacing w:before="0" w:after="40" w:line="288" w:lineRule="auto"/>
-              <w:jc w:val="left"/>
-            </w:pPr>
-            <w:r>
-              <w:rPr>
-                <w:rFonts w:ascii="Microsoft YaHei" w:hAnsi="Microsoft YaHei" w:eastAsia="Microsoft YaHei"/>
-                <w:b w:val="0"/>
-                <w:sz w:val="20"/>
-              </w:rPr>
-              <w:t>一对多联系并入引用证据，引用证据表中保存版本编号(FK)</w:t>
-            </w:r>
-          </w:p>
-        </w:tc>
-      </w:tr>
-    </w:tbl>
-    <w:p/>
     <w:p>
       <w:pPr>
         <w:spacing w:before="200" w:after="120" w:line="276" w:lineRule="auto"/>
